--- a/Language_Features/CPP14.docx
+++ b/Language_Features/CPP14.docx
@@ -13,22 +13,25 @@
       </w:pPr>
       <w:r>
         <w:rPr>
-          <w:sz w:val="42"/>
-          <w:szCs w:val="42"/>
+          <w:color w:val="1F4E79" w:themeColor="accent5" w:themeShade="80"/>
+          <w:sz w:val="48"/>
+          <w:szCs w:val="48"/>
         </w:rPr>
         <w:t>C++ 1</w:t>
       </w:r>
       <w:r>
         <w:rPr>
-          <w:sz w:val="42"/>
-          <w:szCs w:val="42"/>
+          <w:color w:val="1F4E79" w:themeColor="accent5" w:themeShade="80"/>
+          <w:sz w:val="48"/>
+          <w:szCs w:val="48"/>
         </w:rPr>
         <w:t>4</w:t>
       </w:r>
       <w:r>
         <w:rPr>
-          <w:sz w:val="42"/>
-          <w:szCs w:val="42"/>
+          <w:color w:val="1F4E79" w:themeColor="accent5" w:themeShade="80"/>
+          <w:sz w:val="48"/>
+          <w:szCs w:val="48"/>
         </w:rPr>
         <w:t xml:space="preserve"> Language Features</w:t>
       </w:r>
@@ -54,14 +57,14 @@
             <w:spacing w:line="240" w:lineRule="auto"/>
             <w:jc w:val="center"/>
             <w:rPr>
-              <w:sz w:val="32"/>
-              <w:szCs w:val="32"/>
+              <w:sz w:val="36"/>
+              <w:szCs w:val="36"/>
             </w:rPr>
           </w:pPr>
           <w:r>
             <w:rPr>
-              <w:sz w:val="36"/>
-              <w:szCs w:val="36"/>
+              <w:sz w:val="40"/>
+              <w:szCs w:val="40"/>
             </w:rPr>
             <w:t>Contents</w:t>
           </w:r>
@@ -99,7 +102,7 @@
             </w:rPr>
             <w:fldChar w:fldCharType="separate"/>
           </w:r>
-          <w:hyperlink w:anchor="_Toc191308180" w:history="1">
+          <w:hyperlink w:anchor="_Toc191895858" w:history="1">
             <w:r>
               <w:rPr>
                 <w:rStyle w:val="Hyperlink"/>
@@ -144,7 +147,7 @@
                 <w:noProof/>
                 <w:webHidden/>
               </w:rPr>
-              <w:instrText xml:space="preserve"> PAGEREF _Toc191308180 \h </w:instrText>
+              <w:instrText xml:space="preserve"> PAGEREF _Toc191895858 \h </w:instrText>
             </w:r>
             <w:r>
               <w:rPr>
@@ -187,7 +190,7 @@
               <w14:ligatures w14:val="standardContextual"/>
             </w:rPr>
           </w:pPr>
-          <w:hyperlink w:anchor="_Toc191308181" w:history="1">
+          <w:hyperlink w:anchor="_Toc191895859" w:history="1">
             <w:r>
               <w:rPr>
                 <w:rStyle w:val="Hyperlink"/>
@@ -232,7 +235,7 @@
                 <w:noProof/>
                 <w:webHidden/>
               </w:rPr>
-              <w:instrText xml:space="preserve"> PAGEREF _Toc191308181 \h </w:instrText>
+              <w:instrText xml:space="preserve"> PAGEREF _Toc191895859 \h </w:instrText>
             </w:r>
             <w:r>
               <w:rPr>
@@ -275,7 +278,7 @@
               <w14:ligatures w14:val="standardContextual"/>
             </w:rPr>
           </w:pPr>
-          <w:hyperlink w:anchor="_Toc191308182" w:history="1">
+          <w:hyperlink w:anchor="_Toc191895860" w:history="1">
             <w:r>
               <w:rPr>
                 <w:rStyle w:val="Hyperlink"/>
@@ -320,7 +323,7 @@
                 <w:noProof/>
                 <w:webHidden/>
               </w:rPr>
-              <w:instrText xml:space="preserve"> PAGEREF _Toc191308182 \h </w:instrText>
+              <w:instrText xml:space="preserve"> PAGEREF _Toc191895860 \h </w:instrText>
             </w:r>
             <w:r>
               <w:rPr>
@@ -363,7 +366,7 @@
               <w14:ligatures w14:val="standardContextual"/>
             </w:rPr>
           </w:pPr>
-          <w:hyperlink w:anchor="_Toc191308183" w:history="1">
+          <w:hyperlink w:anchor="_Toc191895861" w:history="1">
             <w:r>
               <w:rPr>
                 <w:rStyle w:val="Hyperlink"/>
@@ -408,7 +411,7 @@
                 <w:noProof/>
                 <w:webHidden/>
               </w:rPr>
-              <w:instrText xml:space="preserve"> PAGEREF _Toc191308183 \h </w:instrText>
+              <w:instrText xml:space="preserve"> PAGEREF _Toc191895861 \h </w:instrText>
             </w:r>
             <w:r>
               <w:rPr>
@@ -451,7 +454,7 @@
               <w14:ligatures w14:val="standardContextual"/>
             </w:rPr>
           </w:pPr>
-          <w:hyperlink w:anchor="_Toc191308184" w:history="1">
+          <w:hyperlink w:anchor="_Toc191895862" w:history="1">
             <w:r>
               <w:rPr>
                 <w:rStyle w:val="Hyperlink"/>
@@ -496,7 +499,7 @@
                 <w:noProof/>
                 <w:webHidden/>
               </w:rPr>
-              <w:instrText xml:space="preserve"> PAGEREF _Toc191308184 \h </w:instrText>
+              <w:instrText xml:space="preserve"> PAGEREF _Toc191895862 \h </w:instrText>
             </w:r>
             <w:r>
               <w:rPr>
@@ -539,7 +542,7 @@
               <w14:ligatures w14:val="standardContextual"/>
             </w:rPr>
           </w:pPr>
-          <w:hyperlink w:anchor="_Toc191308185" w:history="1">
+          <w:hyperlink w:anchor="_Toc191895863" w:history="1">
             <w:r>
               <w:rPr>
                 <w:rStyle w:val="Hyperlink"/>
@@ -584,7 +587,7 @@
                 <w:noProof/>
                 <w:webHidden/>
               </w:rPr>
-              <w:instrText xml:space="preserve"> PAGEREF _Toc191308185 \h </w:instrText>
+              <w:instrText xml:space="preserve"> PAGEREF _Toc191895863 \h </w:instrText>
             </w:r>
             <w:r>
               <w:rPr>
@@ -627,7 +630,7 @@
               <w14:ligatures w14:val="standardContextual"/>
             </w:rPr>
           </w:pPr>
-          <w:hyperlink w:anchor="_Toc191308186" w:history="1">
+          <w:hyperlink w:anchor="_Toc191895864" w:history="1">
             <w:r>
               <w:rPr>
                 <w:rStyle w:val="Hyperlink"/>
@@ -682,7 +685,7 @@
                 <w:noProof/>
                 <w:webHidden/>
               </w:rPr>
-              <w:instrText xml:space="preserve"> PAGEREF _Toc191308186 \h </w:instrText>
+              <w:instrText xml:space="preserve"> PAGEREF _Toc191895864 \h </w:instrText>
             </w:r>
             <w:r>
               <w:rPr>
@@ -725,7 +728,7 @@
               <w14:ligatures w14:val="standardContextual"/>
             </w:rPr>
           </w:pPr>
-          <w:hyperlink w:anchor="_Toc191308187" w:history="1">
+          <w:hyperlink w:anchor="_Toc191895865" w:history="1">
             <w:r>
               <w:rPr>
                 <w:rStyle w:val="Hyperlink"/>
@@ -787,7 +790,7 @@
                 <w:noProof/>
                 <w:webHidden/>
               </w:rPr>
-              <w:instrText xml:space="preserve"> PAGEREF _Toc191308187 \h </w:instrText>
+              <w:instrText xml:space="preserve"> PAGEREF _Toc191895865 \h </w:instrText>
             </w:r>
             <w:r>
               <w:rPr>
@@ -830,7 +833,7 @@
               <w14:ligatures w14:val="standardContextual"/>
             </w:rPr>
           </w:pPr>
-          <w:hyperlink w:anchor="_Toc191308188" w:history="1">
+          <w:hyperlink w:anchor="_Toc191895866" w:history="1">
             <w:r>
               <w:rPr>
                 <w:rStyle w:val="Hyperlink"/>
@@ -875,7 +878,7 @@
                 <w:noProof/>
                 <w:webHidden/>
               </w:rPr>
-              <w:instrText xml:space="preserve"> PAGEREF _Toc191308188 \h </w:instrText>
+              <w:instrText xml:space="preserve"> PAGEREF _Toc191895866 \h </w:instrText>
             </w:r>
             <w:r>
               <w:rPr>
@@ -918,7 +921,7 @@
               <w14:ligatures w14:val="standardContextual"/>
             </w:rPr>
           </w:pPr>
-          <w:hyperlink w:anchor="_Toc191308189" w:history="1">
+          <w:hyperlink w:anchor="_Toc191895867" w:history="1">
             <w:r>
               <w:rPr>
                 <w:rStyle w:val="Hyperlink"/>
@@ -963,7 +966,7 @@
                 <w:noProof/>
                 <w:webHidden/>
               </w:rPr>
-              <w:instrText xml:space="preserve"> PAGEREF _Toc191308189 \h </w:instrText>
+              <w:instrText xml:space="preserve"> PAGEREF _Toc191895867 \h </w:instrText>
             </w:r>
             <w:r>
               <w:rPr>
@@ -1006,7 +1009,7 @@
               <w14:ligatures w14:val="standardContextual"/>
             </w:rPr>
           </w:pPr>
-          <w:hyperlink w:anchor="_Toc191308190" w:history="1">
+          <w:hyperlink w:anchor="_Toc191895868" w:history="1">
             <w:r>
               <w:rPr>
                 <w:rStyle w:val="Hyperlink"/>
@@ -1051,7 +1054,7 @@
                 <w:noProof/>
                 <w:webHidden/>
               </w:rPr>
-              <w:instrText xml:space="preserve"> PAGEREF _Toc191308190 \h </w:instrText>
+              <w:instrText xml:space="preserve"> PAGEREF _Toc191895868 \h </w:instrText>
             </w:r>
             <w:r>
               <w:rPr>
@@ -1094,7 +1097,7 @@
               <w14:ligatures w14:val="standardContextual"/>
             </w:rPr>
           </w:pPr>
-          <w:hyperlink w:anchor="_Toc191308191" w:history="1">
+          <w:hyperlink w:anchor="_Toc191895869" w:history="1">
             <w:r>
               <w:rPr>
                 <w:rStyle w:val="Hyperlink"/>
@@ -1139,7 +1142,7 @@
                 <w:noProof/>
                 <w:webHidden/>
               </w:rPr>
-              <w:instrText xml:space="preserve"> PAGEREF _Toc191308191 \h </w:instrText>
+              <w:instrText xml:space="preserve"> PAGEREF _Toc191895869 \h </w:instrText>
             </w:r>
             <w:r>
               <w:rPr>
@@ -1182,7 +1185,7 @@
               <w14:ligatures w14:val="standardContextual"/>
             </w:rPr>
           </w:pPr>
-          <w:hyperlink w:anchor="_Toc191308192" w:history="1">
+          <w:hyperlink w:anchor="_Toc191895870" w:history="1">
             <w:r>
               <w:rPr>
                 <w:rStyle w:val="Hyperlink"/>
@@ -1227,7 +1230,7 @@
                 <w:noProof/>
                 <w:webHidden/>
               </w:rPr>
-              <w:instrText xml:space="preserve"> PAGEREF _Toc191308192 \h </w:instrText>
+              <w:instrText xml:space="preserve"> PAGEREF _Toc191895870 \h </w:instrText>
             </w:r>
             <w:r>
               <w:rPr>
@@ -1270,7 +1273,7 @@
               <w14:ligatures w14:val="standardContextual"/>
             </w:rPr>
           </w:pPr>
-          <w:hyperlink w:anchor="_Toc191308193" w:history="1">
+          <w:hyperlink w:anchor="_Toc191895871" w:history="1">
             <w:r>
               <w:rPr>
                 <w:rStyle w:val="Hyperlink"/>
@@ -1315,7 +1318,7 @@
                 <w:noProof/>
                 <w:webHidden/>
               </w:rPr>
-              <w:instrText xml:space="preserve"> PAGEREF _Toc191308193 \h </w:instrText>
+              <w:instrText xml:space="preserve"> PAGEREF _Toc191895871 \h </w:instrText>
             </w:r>
             <w:r>
               <w:rPr>
@@ -1358,7 +1361,7 @@
               <w14:ligatures w14:val="standardContextual"/>
             </w:rPr>
           </w:pPr>
-          <w:hyperlink w:anchor="_Toc191308194" w:history="1">
+          <w:hyperlink w:anchor="_Toc191895872" w:history="1">
             <w:r>
               <w:rPr>
                 <w:rStyle w:val="Hyperlink"/>
@@ -1403,7 +1406,7 @@
                 <w:noProof/>
                 <w:webHidden/>
               </w:rPr>
-              <w:instrText xml:space="preserve"> PAGEREF _Toc191308194 \h </w:instrText>
+              <w:instrText xml:space="preserve"> PAGEREF _Toc191895872 \h </w:instrText>
             </w:r>
             <w:r>
               <w:rPr>
@@ -1446,7 +1449,7 @@
               <w14:ligatures w14:val="standardContextual"/>
             </w:rPr>
           </w:pPr>
-          <w:hyperlink w:anchor="_Toc191308195" w:history="1">
+          <w:hyperlink w:anchor="_Toc191895873" w:history="1">
             <w:r>
               <w:rPr>
                 <w:rStyle w:val="Hyperlink"/>
@@ -1491,7 +1494,7 @@
                 <w:noProof/>
                 <w:webHidden/>
               </w:rPr>
-              <w:instrText xml:space="preserve"> PAGEREF _Toc191308195 \h </w:instrText>
+              <w:instrText xml:space="preserve"> PAGEREF _Toc191895873 \h </w:instrText>
             </w:r>
             <w:r>
               <w:rPr>
@@ -1534,7 +1537,7 @@
               <w14:ligatures w14:val="standardContextual"/>
             </w:rPr>
           </w:pPr>
-          <w:hyperlink w:anchor="_Toc191308196" w:history="1">
+          <w:hyperlink w:anchor="_Toc191895874" w:history="1">
             <w:r>
               <w:rPr>
                 <w:rStyle w:val="Hyperlink"/>
@@ -1579,7 +1582,7 @@
                 <w:noProof/>
                 <w:webHidden/>
               </w:rPr>
-              <w:instrText xml:space="preserve"> PAGEREF _Toc191308196 \h </w:instrText>
+              <w:instrText xml:space="preserve"> PAGEREF _Toc191895874 \h </w:instrText>
             </w:r>
             <w:r>
               <w:rPr>
@@ -1622,7 +1625,7 @@
               <w14:ligatures w14:val="standardContextual"/>
             </w:rPr>
           </w:pPr>
-          <w:hyperlink w:anchor="_Toc191308197" w:history="1">
+          <w:hyperlink w:anchor="_Toc191895875" w:history="1">
             <w:r>
               <w:rPr>
                 <w:rStyle w:val="Hyperlink"/>
@@ -1667,7 +1670,7 @@
                 <w:noProof/>
                 <w:webHidden/>
               </w:rPr>
-              <w:instrText xml:space="preserve"> PAGEREF _Toc191308197 \h </w:instrText>
+              <w:instrText xml:space="preserve"> PAGEREF _Toc191895875 \h </w:instrText>
             </w:r>
             <w:r>
               <w:rPr>
@@ -1710,7 +1713,7 @@
               <w14:ligatures w14:val="standardContextual"/>
             </w:rPr>
           </w:pPr>
-          <w:hyperlink w:anchor="_Toc191308198" w:history="1">
+          <w:hyperlink w:anchor="_Toc191895876" w:history="1">
             <w:r>
               <w:rPr>
                 <w:rStyle w:val="Hyperlink"/>
@@ -1765,7 +1768,7 @@
                 <w:noProof/>
                 <w:webHidden/>
               </w:rPr>
-              <w:instrText xml:space="preserve"> PAGEREF _Toc191308198 \h </w:instrText>
+              <w:instrText xml:space="preserve"> PAGEREF _Toc191895876 \h </w:instrText>
             </w:r>
             <w:r>
               <w:rPr>
@@ -1808,7 +1811,7 @@
               <w14:ligatures w14:val="standardContextual"/>
             </w:rPr>
           </w:pPr>
-          <w:hyperlink w:anchor="_Toc191308199" w:history="1">
+          <w:hyperlink w:anchor="_Toc191895877" w:history="1">
             <w:r>
               <w:rPr>
                 <w:rStyle w:val="Hyperlink"/>
@@ -1863,7 +1866,7 @@
                 <w:noProof/>
                 <w:webHidden/>
               </w:rPr>
-              <w:instrText xml:space="preserve"> PAGEREF _Toc191308199 \h </w:instrText>
+              <w:instrText xml:space="preserve"> PAGEREF _Toc191895877 \h </w:instrText>
             </w:r>
             <w:r>
               <w:rPr>
@@ -1906,7 +1909,7 @@
               <w14:ligatures w14:val="standardContextual"/>
             </w:rPr>
           </w:pPr>
-          <w:hyperlink w:anchor="_Toc191308200" w:history="1">
+          <w:hyperlink w:anchor="_Toc191895878" w:history="1">
             <w:r>
               <w:rPr>
                 <w:rStyle w:val="Hyperlink"/>
@@ -1951,7 +1954,7 @@
                 <w:noProof/>
                 <w:webHidden/>
               </w:rPr>
-              <w:instrText xml:space="preserve"> PAGEREF _Toc191308200 \h </w:instrText>
+              <w:instrText xml:space="preserve"> PAGEREF _Toc191895878 \h </w:instrText>
             </w:r>
             <w:r>
               <w:rPr>
@@ -1971,7 +1974,7 @@
                 <w:noProof/>
                 <w:webHidden/>
               </w:rPr>
-              <w:t>18</w:t>
+              <w:t>20</w:t>
             </w:r>
             <w:r>
               <w:rPr>
@@ -1994,7 +1997,7 @@
               <w14:ligatures w14:val="standardContextual"/>
             </w:rPr>
           </w:pPr>
-          <w:hyperlink w:anchor="_Toc191308201" w:history="1">
+          <w:hyperlink w:anchor="_Toc191895879" w:history="1">
             <w:r>
               <w:rPr>
                 <w:rStyle w:val="Hyperlink"/>
@@ -2049,7 +2052,7 @@
                 <w:noProof/>
                 <w:webHidden/>
               </w:rPr>
-              <w:instrText xml:space="preserve"> PAGEREF _Toc191308201 \h </w:instrText>
+              <w:instrText xml:space="preserve"> PAGEREF _Toc191895879 \h </w:instrText>
             </w:r>
             <w:r>
               <w:rPr>
@@ -2069,7 +2072,7 @@
                 <w:noProof/>
                 <w:webHidden/>
               </w:rPr>
-              <w:t>19</w:t>
+              <w:t>21</w:t>
             </w:r>
             <w:r>
               <w:rPr>
@@ -2092,7 +2095,7 @@
               <w14:ligatures w14:val="standardContextual"/>
             </w:rPr>
           </w:pPr>
-          <w:hyperlink w:anchor="_Toc191308202" w:history="1">
+          <w:hyperlink w:anchor="_Toc191895880" w:history="1">
             <w:r>
               <w:rPr>
                 <w:rStyle w:val="Hyperlink"/>
@@ -2147,7 +2150,7 @@
                 <w:noProof/>
                 <w:webHidden/>
               </w:rPr>
-              <w:instrText xml:space="preserve"> PAGEREF _Toc191308202 \h </w:instrText>
+              <w:instrText xml:space="preserve"> PAGEREF _Toc191895880 \h </w:instrText>
             </w:r>
             <w:r>
               <w:rPr>
@@ -2167,7 +2170,7 @@
                 <w:noProof/>
                 <w:webHidden/>
               </w:rPr>
-              <w:t>20</w:t>
+              <w:t>22</w:t>
             </w:r>
             <w:r>
               <w:rPr>
@@ -2219,7 +2222,7 @@
       <w:pPr>
         <w:pStyle w:val="Heading1"/>
       </w:pPr>
-      <w:bookmarkStart w:id="0" w:name="_Toc191308180"/>
+      <w:bookmarkStart w:id="0" w:name="_Toc191895858"/>
       <w:r>
         <w:lastRenderedPageBreak/>
         <w:t>Core Language Features</w:t>
@@ -2230,7 +2233,7 @@
       <w:pPr>
         <w:pStyle w:val="Heading3"/>
       </w:pPr>
-      <w:bookmarkStart w:id="1" w:name="_Toc191308181"/>
+      <w:bookmarkStart w:id="1" w:name="_Toc191895859"/>
       <w:r>
         <w:t>Digit Separators</w:t>
       </w:r>
@@ -3185,7 +3188,7 @@
       <w:pPr>
         <w:pStyle w:val="Heading3"/>
       </w:pPr>
-      <w:bookmarkStart w:id="2" w:name="_Toc191308182"/>
+      <w:bookmarkStart w:id="2" w:name="_Toc191895860"/>
       <w:r>
         <w:t>Binary Literals</w:t>
       </w:r>
@@ -4423,7 +4426,7 @@
       <w:pPr>
         <w:pStyle w:val="Heading3"/>
       </w:pPr>
-      <w:bookmarkStart w:id="3" w:name="_Toc191308183"/>
+      <w:bookmarkStart w:id="3" w:name="_Toc191895861"/>
       <w:r>
         <w:t>Generic Lambdas</w:t>
       </w:r>
@@ -6215,7 +6218,7 @@
       <w:pPr>
         <w:pStyle w:val="Heading3"/>
       </w:pPr>
-      <w:bookmarkStart w:id="4" w:name="_Toc191308184"/>
+      <w:bookmarkStart w:id="4" w:name="_Toc191895862"/>
       <w:r>
         <w:lastRenderedPageBreak/>
         <w:t>Generalized Lambda Captures</w:t>
@@ -7532,7 +7535,7 @@
       <w:pPr>
         <w:pStyle w:val="Heading3"/>
       </w:pPr>
-      <w:bookmarkStart w:id="5" w:name="_Toc191308185"/>
+      <w:bookmarkStart w:id="5" w:name="_Toc191895863"/>
       <w:r>
         <w:lastRenderedPageBreak/>
         <w:t>Return Type Deduction for Functions</w:t>
@@ -9229,7 +9232,7 @@
       <w:pPr>
         <w:pStyle w:val="Heading3"/>
       </w:pPr>
-      <w:bookmarkStart w:id="6" w:name="_Toc191308186"/>
+      <w:bookmarkStart w:id="6" w:name="_Toc191895864"/>
       <w:r>
         <w:lastRenderedPageBreak/>
         <w:t xml:space="preserve">The </w:t>
@@ -11961,7 +11964,7 @@
       <w:pPr>
         <w:pStyle w:val="Heading3"/>
       </w:pPr>
-      <w:bookmarkStart w:id="7" w:name="_Toc191308187"/>
+      <w:bookmarkStart w:id="7" w:name="_Toc191895865"/>
       <w:r>
         <w:t xml:space="preserve">Relaxed </w:t>
       </w:r>
@@ -13858,7 +13861,7 @@
       <w:pPr>
         <w:pStyle w:val="Heading3"/>
       </w:pPr>
-      <w:bookmarkStart w:id="8" w:name="_Toc191308188"/>
+      <w:bookmarkStart w:id="8" w:name="_Toc191895866"/>
       <w:r>
         <w:t>Variable Templates</w:t>
       </w:r>
@@ -15251,7 +15254,7 @@
       <w:pPr>
         <w:pStyle w:val="Heading3"/>
       </w:pPr>
-      <w:bookmarkStart w:id="9" w:name="_Toc191308189"/>
+      <w:bookmarkStart w:id="9" w:name="_Toc191895867"/>
       <w:r>
         <w:t>Deprecated Attribute</w:t>
       </w:r>
@@ -16700,7 +16703,7 @@
       <w:pPr>
         <w:pStyle w:val="Heading3"/>
       </w:pPr>
-      <w:bookmarkStart w:id="10" w:name="_Toc191308190"/>
+      <w:bookmarkStart w:id="10" w:name="_Toc191895868"/>
       <w:r>
         <w:t>Sized Deallocation</w:t>
       </w:r>
@@ -17705,7 +17708,7 @@
       <w:pPr>
         <w:pStyle w:val="Heading1"/>
       </w:pPr>
-      <w:bookmarkStart w:id="11" w:name="_Toc191308191"/>
+      <w:bookmarkStart w:id="11" w:name="_Toc191895869"/>
       <w:r>
         <w:lastRenderedPageBreak/>
         <w:t>Class-Related Features</w:t>
@@ -17719,7 +17722,7 @@
       <w:r>
         <w:t xml:space="preserve"> </w:t>
       </w:r>
-      <w:bookmarkStart w:id="12" w:name="_Toc191308192"/>
+      <w:bookmarkStart w:id="12" w:name="_Toc191895870"/>
       <w:r>
         <w:t>Initializers for Bit-Fields</w:t>
       </w:r>
@@ -18813,7 +18816,7 @@
       <w:pPr>
         <w:pStyle w:val="Heading3"/>
       </w:pPr>
-      <w:bookmarkStart w:id="13" w:name="_Toc191308193"/>
+      <w:bookmarkStart w:id="13" w:name="_Toc191895871"/>
       <w:r>
         <w:t>Relaxed Requirements for constexpr Member Functions</w:t>
       </w:r>
@@ -21252,7 +21255,7 @@
       <w:pPr>
         <w:pStyle w:val="Heading3"/>
       </w:pPr>
-      <w:bookmarkStart w:id="14" w:name="_Toc191308194"/>
+      <w:bookmarkStart w:id="14" w:name="_Toc191895872"/>
       <w:r>
         <w:t>Inheriting Constructors</w:t>
       </w:r>
@@ -22808,7 +22811,7 @@
       <w:pPr>
         <w:pStyle w:val="Heading3"/>
       </w:pPr>
-      <w:bookmarkStart w:id="15" w:name="_Toc191308195"/>
+      <w:bookmarkStart w:id="15" w:name="_Toc191895873"/>
       <w:r>
         <w:t>Aggregate Initialization with Member Initializers</w:t>
       </w:r>
@@ -24133,7 +24136,7 @@
       <w:pPr>
         <w:pStyle w:val="Heading1"/>
       </w:pPr>
-      <w:bookmarkStart w:id="16" w:name="_Toc191308196"/>
+      <w:bookmarkStart w:id="16" w:name="_Toc191895874"/>
       <w:r>
         <w:lastRenderedPageBreak/>
         <w:t>Standard Library Features</w:t>
@@ -24144,7 +24147,7 @@
       <w:pPr>
         <w:pStyle w:val="Heading3"/>
       </w:pPr>
-      <w:bookmarkStart w:id="17" w:name="_Toc191308197"/>
+      <w:bookmarkStart w:id="17" w:name="_Toc191895875"/>
       <w:r>
         <w:t>Standard User-Defined Literals</w:t>
       </w:r>
@@ -25484,7 +25487,7 @@
       <w:pPr>
         <w:pStyle w:val="Heading3"/>
       </w:pPr>
-      <w:bookmarkStart w:id="18" w:name="_Toc191308198"/>
+      <w:bookmarkStart w:id="18" w:name="_Toc191895876"/>
       <w:r>
         <w:t xml:space="preserve">The </w:t>
       </w:r>
@@ -27279,7 +27282,7 @@
       <w:pPr>
         <w:pStyle w:val="Heading3"/>
       </w:pPr>
-      <w:bookmarkStart w:id="19" w:name="_Toc191308199"/>
+      <w:bookmarkStart w:id="19" w:name="_Toc191895877"/>
       <w:r>
         <w:t xml:space="preserve">The </w:t>
       </w:r>
@@ -28250,9 +28253,3511 @@
     <w:p/>
     <w:p>
       <w:pPr>
+        <w:pStyle w:val="Heading4"/>
+      </w:pPr>
+      <w:r>
+        <w:lastRenderedPageBreak/>
+        <w:t xml:space="preserve">Use Cases of </w:t>
+      </w:r>
+      <w:proofErr w:type="gramStart"/>
+      <w:r>
+        <w:rPr>
+          <w:rFonts w:ascii="Cascadia Mono" w:eastAsiaTheme="minorHAnsi" w:hAnsi="Cascadia Mono" w:cs="Cascadia Mono"/>
+          <w:iCs w:val="0"/>
+          <w:color w:val="000000"/>
+          <w:sz w:val="23"/>
+          <w:szCs w:val="23"/>
+          <w:highlight w:val="white"/>
+          <w:lang w:eastAsia="en-US"/>
+        </w:rPr>
+        <w:t>std::</w:t>
+      </w:r>
+      <w:proofErr w:type="gramEnd"/>
+      <w:r>
+        <w:rPr>
+          <w:rFonts w:ascii="Cascadia Mono" w:eastAsiaTheme="minorHAnsi" w:hAnsi="Cascadia Mono" w:cs="Cascadia Mono"/>
+          <w:iCs w:val="0"/>
+          <w:color w:val="000000"/>
+          <w:sz w:val="23"/>
+          <w:szCs w:val="23"/>
+          <w:highlight w:val="white"/>
+          <w:lang w:eastAsia="en-US"/>
+        </w:rPr>
+        <w:t>exchange</w:t>
+      </w:r>
+      <w:r>
+        <w:t xml:space="preserve"> </w:t>
+      </w:r>
+    </w:p>
+    <w:p>
+      <w:pPr>
+        <w:pStyle w:val="ListParagraph"/>
+        <w:numPr>
+          <w:ilvl w:val="0"/>
+          <w:numId w:val="63"/>
+        </w:numPr>
+      </w:pPr>
+      <w:r>
+        <w:t>Resetting a Value While Using the Old One</w:t>
+      </w:r>
+      <w:r>
+        <w:t>.</w:t>
+      </w:r>
+    </w:p>
+    <w:p>
+      <w:pPr>
+        <w:pStyle w:val="ListParagraph"/>
+        <w:numPr>
+          <w:ilvl w:val="0"/>
+          <w:numId w:val="60"/>
+        </w:numPr>
+      </w:pPr>
+      <w:r>
+        <w:t>Above example…</w:t>
+      </w:r>
+    </w:p>
+    <w:p>
+      <w:pPr>
+        <w:pStyle w:val="ListParagraph"/>
+        <w:numPr>
+          <w:ilvl w:val="0"/>
+          <w:numId w:val="63"/>
+        </w:numPr>
+      </w:pPr>
+      <w:r>
+        <w:t>Implementing Move Semantics</w:t>
+      </w:r>
+    </w:p>
+    <w:tbl>
+      <w:tblPr>
+        <w:tblStyle w:val="TableGrid"/>
+        <w:tblW w:w="0" w:type="auto"/>
+        <w:jc w:val="center"/>
+        <w:tblLook w:val="04A0" w:firstRow="1" w:lastRow="0" w:firstColumn="1" w:lastColumn="0" w:noHBand="0" w:noVBand="1"/>
+      </w:tblPr>
+      <w:tblGrid>
+        <w:gridCol w:w="7366"/>
+      </w:tblGrid>
+      <w:tr>
+        <w:trPr>
+          <w:jc w:val="center"/>
+        </w:trPr>
+        <w:tc>
+          <w:tcPr>
+            <w:tcW w:w="7366" w:type="dxa"/>
+          </w:tcPr>
+          <w:p>
+            <w:pPr>
+              <w:autoSpaceDE w:val="0"/>
+              <w:autoSpaceDN w:val="0"/>
+              <w:adjustRightInd w:val="0"/>
+              <w:spacing w:line="240" w:lineRule="auto"/>
+              <w:jc w:val="left"/>
+              <w:rPr>
+                <w:rFonts w:ascii="Cascadia Mono" w:eastAsiaTheme="minorHAnsi" w:hAnsi="Cascadia Mono" w:cs="Cascadia Mono"/>
+                <w:color w:val="000000"/>
+                <w:sz w:val="23"/>
+                <w:szCs w:val="23"/>
+                <w:highlight w:val="white"/>
+                <w:lang w:eastAsia="en-US"/>
+              </w:rPr>
+            </w:pPr>
+            <w:r>
+              <w:rPr>
+                <w:rFonts w:ascii="Cascadia Mono" w:eastAsiaTheme="minorHAnsi" w:hAnsi="Cascadia Mono" w:cs="Cascadia Mono"/>
+                <w:color w:val="808080"/>
+                <w:sz w:val="23"/>
+                <w:szCs w:val="23"/>
+                <w:highlight w:val="white"/>
+                <w:lang w:eastAsia="en-US"/>
+              </w:rPr>
+              <w:t>#include</w:t>
+            </w:r>
+            <w:r>
+              <w:rPr>
+                <w:rFonts w:ascii="Cascadia Mono" w:eastAsiaTheme="minorHAnsi" w:hAnsi="Cascadia Mono" w:cs="Cascadia Mono"/>
+                <w:color w:val="000000"/>
+                <w:sz w:val="23"/>
+                <w:szCs w:val="23"/>
+                <w:highlight w:val="white"/>
+                <w:lang w:eastAsia="en-US"/>
+              </w:rPr>
+              <w:t xml:space="preserve"> </w:t>
+            </w:r>
+            <w:r>
+              <w:rPr>
+                <w:rFonts w:ascii="Cascadia Mono" w:eastAsiaTheme="minorHAnsi" w:hAnsi="Cascadia Mono" w:cs="Cascadia Mono"/>
+                <w:color w:val="A31515"/>
+                <w:sz w:val="23"/>
+                <w:szCs w:val="23"/>
+                <w:highlight w:val="white"/>
+                <w:lang w:eastAsia="en-US"/>
+              </w:rPr>
+              <w:t>&lt;iostream&gt;</w:t>
+            </w:r>
+          </w:p>
+          <w:p>
+            <w:pPr>
+              <w:autoSpaceDE w:val="0"/>
+              <w:autoSpaceDN w:val="0"/>
+              <w:adjustRightInd w:val="0"/>
+              <w:spacing w:line="240" w:lineRule="auto"/>
+              <w:jc w:val="left"/>
+              <w:rPr>
+                <w:rFonts w:ascii="Cascadia Mono" w:eastAsiaTheme="minorHAnsi" w:hAnsi="Cascadia Mono" w:cs="Cascadia Mono"/>
+                <w:color w:val="000000"/>
+                <w:sz w:val="23"/>
+                <w:szCs w:val="23"/>
+                <w:highlight w:val="white"/>
+                <w:lang w:eastAsia="en-US"/>
+              </w:rPr>
+            </w:pPr>
+            <w:r>
+              <w:rPr>
+                <w:rFonts w:ascii="Cascadia Mono" w:eastAsiaTheme="minorHAnsi" w:hAnsi="Cascadia Mono" w:cs="Cascadia Mono"/>
+                <w:color w:val="808080"/>
+                <w:sz w:val="23"/>
+                <w:szCs w:val="23"/>
+                <w:highlight w:val="white"/>
+                <w:lang w:eastAsia="en-US"/>
+              </w:rPr>
+              <w:t>#include</w:t>
+            </w:r>
+            <w:r>
+              <w:rPr>
+                <w:rFonts w:ascii="Cascadia Mono" w:eastAsiaTheme="minorHAnsi" w:hAnsi="Cascadia Mono" w:cs="Cascadia Mono"/>
+                <w:color w:val="000000"/>
+                <w:sz w:val="23"/>
+                <w:szCs w:val="23"/>
+                <w:highlight w:val="white"/>
+                <w:lang w:eastAsia="en-US"/>
+              </w:rPr>
+              <w:t xml:space="preserve"> </w:t>
+            </w:r>
+            <w:r>
+              <w:rPr>
+                <w:rFonts w:ascii="Cascadia Mono" w:eastAsiaTheme="minorHAnsi" w:hAnsi="Cascadia Mono" w:cs="Cascadia Mono"/>
+                <w:color w:val="A31515"/>
+                <w:sz w:val="23"/>
+                <w:szCs w:val="23"/>
+                <w:highlight w:val="white"/>
+                <w:lang w:eastAsia="en-US"/>
+              </w:rPr>
+              <w:t>&lt;string&gt;</w:t>
+            </w:r>
+          </w:p>
+          <w:p>
+            <w:pPr>
+              <w:autoSpaceDE w:val="0"/>
+              <w:autoSpaceDN w:val="0"/>
+              <w:adjustRightInd w:val="0"/>
+              <w:spacing w:line="240" w:lineRule="auto"/>
+              <w:jc w:val="left"/>
+              <w:rPr>
+                <w:rFonts w:ascii="Cascadia Mono" w:eastAsiaTheme="minorHAnsi" w:hAnsi="Cascadia Mono" w:cs="Cascadia Mono"/>
+                <w:color w:val="000000"/>
+                <w:sz w:val="23"/>
+                <w:szCs w:val="23"/>
+                <w:highlight w:val="white"/>
+                <w:lang w:eastAsia="en-US"/>
+              </w:rPr>
+            </w:pPr>
+            <w:r>
+              <w:rPr>
+                <w:rFonts w:ascii="Cascadia Mono" w:eastAsiaTheme="minorHAnsi" w:hAnsi="Cascadia Mono" w:cs="Cascadia Mono"/>
+                <w:color w:val="808080"/>
+                <w:sz w:val="23"/>
+                <w:szCs w:val="23"/>
+                <w:highlight w:val="white"/>
+                <w:lang w:eastAsia="en-US"/>
+              </w:rPr>
+              <w:t>#include</w:t>
+            </w:r>
+            <w:r>
+              <w:rPr>
+                <w:rFonts w:ascii="Cascadia Mono" w:eastAsiaTheme="minorHAnsi" w:hAnsi="Cascadia Mono" w:cs="Cascadia Mono"/>
+                <w:color w:val="000000"/>
+                <w:sz w:val="23"/>
+                <w:szCs w:val="23"/>
+                <w:highlight w:val="white"/>
+                <w:lang w:eastAsia="en-US"/>
+              </w:rPr>
+              <w:t xml:space="preserve"> </w:t>
+            </w:r>
+            <w:r>
+              <w:rPr>
+                <w:rFonts w:ascii="Cascadia Mono" w:eastAsiaTheme="minorHAnsi" w:hAnsi="Cascadia Mono" w:cs="Cascadia Mono"/>
+                <w:color w:val="A31515"/>
+                <w:sz w:val="23"/>
+                <w:szCs w:val="23"/>
+                <w:highlight w:val="white"/>
+                <w:lang w:eastAsia="en-US"/>
+              </w:rPr>
+              <w:t>&lt;utility&gt;</w:t>
+            </w:r>
+          </w:p>
+          <w:p>
+            <w:pPr>
+              <w:autoSpaceDE w:val="0"/>
+              <w:autoSpaceDN w:val="0"/>
+              <w:adjustRightInd w:val="0"/>
+              <w:spacing w:line="240" w:lineRule="auto"/>
+              <w:jc w:val="left"/>
+              <w:rPr>
+                <w:rFonts w:ascii="Cascadia Mono" w:eastAsiaTheme="minorHAnsi" w:hAnsi="Cascadia Mono" w:cs="Cascadia Mono"/>
+                <w:color w:val="000000"/>
+                <w:sz w:val="23"/>
+                <w:szCs w:val="23"/>
+                <w:highlight w:val="white"/>
+                <w:lang w:eastAsia="en-US"/>
+              </w:rPr>
+            </w:pPr>
+            <w:r>
+              <w:rPr>
+                <w:rFonts w:ascii="Cascadia Mono" w:eastAsiaTheme="minorHAnsi" w:hAnsi="Cascadia Mono" w:cs="Cascadia Mono"/>
+                <w:color w:val="0000FF"/>
+                <w:sz w:val="23"/>
+                <w:szCs w:val="23"/>
+                <w:highlight w:val="white"/>
+                <w:lang w:eastAsia="en-US"/>
+              </w:rPr>
+              <w:t>using</w:t>
+            </w:r>
+            <w:r>
+              <w:rPr>
+                <w:rFonts w:ascii="Cascadia Mono" w:eastAsiaTheme="minorHAnsi" w:hAnsi="Cascadia Mono" w:cs="Cascadia Mono"/>
+                <w:color w:val="000000"/>
+                <w:sz w:val="23"/>
+                <w:szCs w:val="23"/>
+                <w:highlight w:val="white"/>
+                <w:lang w:eastAsia="en-US"/>
+              </w:rPr>
+              <w:t xml:space="preserve"> </w:t>
+            </w:r>
+            <w:r>
+              <w:rPr>
+                <w:rFonts w:ascii="Cascadia Mono" w:eastAsiaTheme="minorHAnsi" w:hAnsi="Cascadia Mono" w:cs="Cascadia Mono"/>
+                <w:color w:val="0000FF"/>
+                <w:sz w:val="23"/>
+                <w:szCs w:val="23"/>
+                <w:highlight w:val="white"/>
+                <w:lang w:eastAsia="en-US"/>
+              </w:rPr>
+              <w:t>namespace</w:t>
+            </w:r>
+            <w:r>
+              <w:rPr>
+                <w:rFonts w:ascii="Cascadia Mono" w:eastAsiaTheme="minorHAnsi" w:hAnsi="Cascadia Mono" w:cs="Cascadia Mono"/>
+                <w:color w:val="000000"/>
+                <w:sz w:val="23"/>
+                <w:szCs w:val="23"/>
+                <w:highlight w:val="white"/>
+                <w:lang w:eastAsia="en-US"/>
+              </w:rPr>
+              <w:t xml:space="preserve"> std;</w:t>
+            </w:r>
+          </w:p>
+          <w:p>
+            <w:pPr>
+              <w:autoSpaceDE w:val="0"/>
+              <w:autoSpaceDN w:val="0"/>
+              <w:adjustRightInd w:val="0"/>
+              <w:spacing w:line="240" w:lineRule="auto"/>
+              <w:jc w:val="left"/>
+              <w:rPr>
+                <w:rFonts w:ascii="Cascadia Mono" w:eastAsiaTheme="minorHAnsi" w:hAnsi="Cascadia Mono" w:cs="Cascadia Mono"/>
+                <w:color w:val="000000"/>
+                <w:sz w:val="23"/>
+                <w:szCs w:val="23"/>
+                <w:highlight w:val="white"/>
+                <w:lang w:eastAsia="en-US"/>
+              </w:rPr>
+            </w:pPr>
+            <w:r>
+              <w:rPr>
+                <w:rFonts w:ascii="Cascadia Mono" w:eastAsiaTheme="minorHAnsi" w:hAnsi="Cascadia Mono" w:cs="Cascadia Mono"/>
+                <w:color w:val="0000FF"/>
+                <w:sz w:val="23"/>
+                <w:szCs w:val="23"/>
+                <w:highlight w:val="white"/>
+                <w:lang w:eastAsia="en-US"/>
+              </w:rPr>
+              <w:t>class</w:t>
+            </w:r>
+            <w:r>
+              <w:rPr>
+                <w:rFonts w:ascii="Cascadia Mono" w:eastAsiaTheme="minorHAnsi" w:hAnsi="Cascadia Mono" w:cs="Cascadia Mono"/>
+                <w:color w:val="000000"/>
+                <w:sz w:val="23"/>
+                <w:szCs w:val="23"/>
+                <w:highlight w:val="white"/>
+                <w:lang w:eastAsia="en-US"/>
+              </w:rPr>
+              <w:t xml:space="preserve"> </w:t>
+            </w:r>
+            <w:proofErr w:type="spellStart"/>
+            <w:r>
+              <w:rPr>
+                <w:rFonts w:ascii="Cascadia Mono" w:eastAsiaTheme="minorHAnsi" w:hAnsi="Cascadia Mono" w:cs="Cascadia Mono"/>
+                <w:color w:val="2B91AF"/>
+                <w:sz w:val="23"/>
+                <w:szCs w:val="23"/>
+                <w:highlight w:val="white"/>
+                <w:lang w:eastAsia="en-US"/>
+              </w:rPr>
+              <w:t>MyClass</w:t>
+            </w:r>
+            <w:proofErr w:type="spellEnd"/>
+            <w:r>
+              <w:rPr>
+                <w:rFonts w:ascii="Cascadia Mono" w:eastAsiaTheme="minorHAnsi" w:hAnsi="Cascadia Mono" w:cs="Cascadia Mono"/>
+                <w:color w:val="000000"/>
+                <w:sz w:val="23"/>
+                <w:szCs w:val="23"/>
+                <w:highlight w:val="white"/>
+                <w:lang w:eastAsia="en-US"/>
+              </w:rPr>
+              <w:t xml:space="preserve"> {</w:t>
+            </w:r>
+          </w:p>
+          <w:p>
+            <w:pPr>
+              <w:autoSpaceDE w:val="0"/>
+              <w:autoSpaceDN w:val="0"/>
+              <w:adjustRightInd w:val="0"/>
+              <w:spacing w:line="240" w:lineRule="auto"/>
+              <w:jc w:val="left"/>
+              <w:rPr>
+                <w:rFonts w:ascii="Cascadia Mono" w:eastAsiaTheme="minorHAnsi" w:hAnsi="Cascadia Mono" w:cs="Cascadia Mono"/>
+                <w:color w:val="000000"/>
+                <w:sz w:val="23"/>
+                <w:szCs w:val="23"/>
+                <w:highlight w:val="white"/>
+                <w:lang w:eastAsia="en-US"/>
+              </w:rPr>
+            </w:pPr>
+            <w:r>
+              <w:rPr>
+                <w:rFonts w:ascii="Cascadia Mono" w:eastAsiaTheme="minorHAnsi" w:hAnsi="Cascadia Mono" w:cs="Cascadia Mono"/>
+                <w:color w:val="000000"/>
+                <w:sz w:val="23"/>
+                <w:szCs w:val="23"/>
+                <w:highlight w:val="white"/>
+                <w:lang w:eastAsia="en-US"/>
+              </w:rPr>
+              <w:t xml:space="preserve">   </w:t>
+            </w:r>
+            <w:r>
+              <w:rPr>
+                <w:rFonts w:ascii="Cascadia Mono" w:eastAsiaTheme="minorHAnsi" w:hAnsi="Cascadia Mono" w:cs="Cascadia Mono"/>
+                <w:color w:val="2B91AF"/>
+                <w:sz w:val="23"/>
+                <w:szCs w:val="23"/>
+                <w:highlight w:val="white"/>
+                <w:lang w:eastAsia="en-US"/>
+              </w:rPr>
+              <w:t>string</w:t>
+            </w:r>
+            <w:r>
+              <w:rPr>
+                <w:rFonts w:ascii="Cascadia Mono" w:eastAsiaTheme="minorHAnsi" w:hAnsi="Cascadia Mono" w:cs="Cascadia Mono"/>
+                <w:color w:val="000000"/>
+                <w:sz w:val="23"/>
+                <w:szCs w:val="23"/>
+                <w:highlight w:val="white"/>
+                <w:lang w:eastAsia="en-US"/>
+              </w:rPr>
+              <w:t xml:space="preserve"> data;</w:t>
+            </w:r>
+          </w:p>
+          <w:p>
+            <w:pPr>
+              <w:autoSpaceDE w:val="0"/>
+              <w:autoSpaceDN w:val="0"/>
+              <w:adjustRightInd w:val="0"/>
+              <w:spacing w:line="240" w:lineRule="auto"/>
+              <w:jc w:val="left"/>
+              <w:rPr>
+                <w:rFonts w:ascii="Cascadia Mono" w:eastAsiaTheme="minorHAnsi" w:hAnsi="Cascadia Mono" w:cs="Cascadia Mono"/>
+                <w:color w:val="000000"/>
+                <w:sz w:val="23"/>
+                <w:szCs w:val="23"/>
+                <w:highlight w:val="white"/>
+                <w:lang w:eastAsia="en-US"/>
+              </w:rPr>
+            </w:pPr>
+            <w:r>
+              <w:rPr>
+                <w:rFonts w:ascii="Cascadia Mono" w:eastAsiaTheme="minorHAnsi" w:hAnsi="Cascadia Mono" w:cs="Cascadia Mono"/>
+                <w:color w:val="0000FF"/>
+                <w:sz w:val="23"/>
+                <w:szCs w:val="23"/>
+                <w:highlight w:val="white"/>
+                <w:lang w:eastAsia="en-US"/>
+              </w:rPr>
+              <w:t>public</w:t>
+            </w:r>
+            <w:r>
+              <w:rPr>
+                <w:rFonts w:ascii="Cascadia Mono" w:eastAsiaTheme="minorHAnsi" w:hAnsi="Cascadia Mono" w:cs="Cascadia Mono"/>
+                <w:color w:val="000000"/>
+                <w:sz w:val="23"/>
+                <w:szCs w:val="23"/>
+                <w:highlight w:val="white"/>
+                <w:lang w:eastAsia="en-US"/>
+              </w:rPr>
+              <w:t>:</w:t>
+            </w:r>
+          </w:p>
+          <w:p>
+            <w:pPr>
+              <w:autoSpaceDE w:val="0"/>
+              <w:autoSpaceDN w:val="0"/>
+              <w:adjustRightInd w:val="0"/>
+              <w:spacing w:line="240" w:lineRule="auto"/>
+              <w:jc w:val="left"/>
+              <w:rPr>
+                <w:rFonts w:ascii="Cascadia Mono" w:eastAsiaTheme="minorHAnsi" w:hAnsi="Cascadia Mono" w:cs="Cascadia Mono"/>
+                <w:color w:val="000000"/>
+                <w:sz w:val="23"/>
+                <w:szCs w:val="23"/>
+                <w:highlight w:val="white"/>
+                <w:lang w:eastAsia="en-US"/>
+              </w:rPr>
+            </w:pPr>
+            <w:r>
+              <w:rPr>
+                <w:rFonts w:ascii="Cascadia Mono" w:eastAsiaTheme="minorHAnsi" w:hAnsi="Cascadia Mono" w:cs="Cascadia Mono"/>
+                <w:color w:val="000000"/>
+                <w:sz w:val="23"/>
+                <w:szCs w:val="23"/>
+                <w:highlight w:val="white"/>
+                <w:lang w:eastAsia="en-US"/>
+              </w:rPr>
+              <w:t xml:space="preserve">   </w:t>
+            </w:r>
+            <w:proofErr w:type="spellStart"/>
+            <w:proofErr w:type="gramStart"/>
+            <w:r>
+              <w:rPr>
+                <w:rFonts w:ascii="Cascadia Mono" w:eastAsiaTheme="minorHAnsi" w:hAnsi="Cascadia Mono" w:cs="Cascadia Mono"/>
+                <w:color w:val="000000"/>
+                <w:sz w:val="23"/>
+                <w:szCs w:val="23"/>
+                <w:highlight w:val="white"/>
+                <w:lang w:eastAsia="en-US"/>
+              </w:rPr>
+              <w:t>MyClass</w:t>
+            </w:r>
+            <w:proofErr w:type="spellEnd"/>
+            <w:r>
+              <w:rPr>
+                <w:rFonts w:ascii="Cascadia Mono" w:eastAsiaTheme="minorHAnsi" w:hAnsi="Cascadia Mono" w:cs="Cascadia Mono"/>
+                <w:color w:val="000000"/>
+                <w:sz w:val="23"/>
+                <w:szCs w:val="23"/>
+                <w:highlight w:val="white"/>
+                <w:lang w:eastAsia="en-US"/>
+              </w:rPr>
+              <w:t>(</w:t>
+            </w:r>
+            <w:proofErr w:type="gramEnd"/>
+            <w:r>
+              <w:rPr>
+                <w:rFonts w:ascii="Cascadia Mono" w:eastAsiaTheme="minorHAnsi" w:hAnsi="Cascadia Mono" w:cs="Cascadia Mono"/>
+                <w:color w:val="2B91AF"/>
+                <w:sz w:val="23"/>
+                <w:szCs w:val="23"/>
+                <w:highlight w:val="white"/>
+                <w:lang w:eastAsia="en-US"/>
+              </w:rPr>
+              <w:t>string</w:t>
+            </w:r>
+            <w:r>
+              <w:rPr>
+                <w:rFonts w:ascii="Cascadia Mono" w:eastAsiaTheme="minorHAnsi" w:hAnsi="Cascadia Mono" w:cs="Cascadia Mono"/>
+                <w:color w:val="000000"/>
+                <w:sz w:val="23"/>
+                <w:szCs w:val="23"/>
+                <w:highlight w:val="white"/>
+                <w:lang w:eastAsia="en-US"/>
+              </w:rPr>
+              <w:t xml:space="preserve"> </w:t>
+            </w:r>
+            <w:r>
+              <w:rPr>
+                <w:rFonts w:ascii="Cascadia Mono" w:eastAsiaTheme="minorHAnsi" w:hAnsi="Cascadia Mono" w:cs="Cascadia Mono"/>
+                <w:color w:val="808080"/>
+                <w:sz w:val="23"/>
+                <w:szCs w:val="23"/>
+                <w:highlight w:val="white"/>
+                <w:lang w:eastAsia="en-US"/>
+              </w:rPr>
+              <w:t>d</w:t>
+            </w:r>
+            <w:r>
+              <w:rPr>
+                <w:rFonts w:ascii="Cascadia Mono" w:eastAsiaTheme="minorHAnsi" w:hAnsi="Cascadia Mono" w:cs="Cascadia Mono"/>
+                <w:color w:val="000000"/>
+                <w:sz w:val="23"/>
+                <w:szCs w:val="23"/>
+                <w:highlight w:val="white"/>
+                <w:lang w:eastAsia="en-US"/>
+              </w:rPr>
+              <w:t>) : data(move(</w:t>
+            </w:r>
+            <w:r>
+              <w:rPr>
+                <w:rFonts w:ascii="Cascadia Mono" w:eastAsiaTheme="minorHAnsi" w:hAnsi="Cascadia Mono" w:cs="Cascadia Mono"/>
+                <w:color w:val="808080"/>
+                <w:sz w:val="23"/>
+                <w:szCs w:val="23"/>
+                <w:highlight w:val="white"/>
+                <w:lang w:eastAsia="en-US"/>
+              </w:rPr>
+              <w:t>d</w:t>
+            </w:r>
+            <w:r>
+              <w:rPr>
+                <w:rFonts w:ascii="Cascadia Mono" w:eastAsiaTheme="minorHAnsi" w:hAnsi="Cascadia Mono" w:cs="Cascadia Mono"/>
+                <w:color w:val="000000"/>
+                <w:sz w:val="23"/>
+                <w:szCs w:val="23"/>
+                <w:highlight w:val="white"/>
+                <w:lang w:eastAsia="en-US"/>
+              </w:rPr>
+              <w:t>)) {}</w:t>
+            </w:r>
+          </w:p>
+          <w:p>
+            <w:pPr>
+              <w:autoSpaceDE w:val="0"/>
+              <w:autoSpaceDN w:val="0"/>
+              <w:adjustRightInd w:val="0"/>
+              <w:spacing w:line="240" w:lineRule="auto"/>
+              <w:jc w:val="left"/>
+              <w:rPr>
+                <w:rFonts w:ascii="Cascadia Mono" w:eastAsiaTheme="minorHAnsi" w:hAnsi="Cascadia Mono" w:cs="Cascadia Mono"/>
+                <w:color w:val="000000"/>
+                <w:sz w:val="23"/>
+                <w:szCs w:val="23"/>
+                <w:highlight w:val="white"/>
+                <w:lang w:eastAsia="en-US"/>
+              </w:rPr>
+            </w:pPr>
+          </w:p>
+          <w:p>
+            <w:pPr>
+              <w:autoSpaceDE w:val="0"/>
+              <w:autoSpaceDN w:val="0"/>
+              <w:adjustRightInd w:val="0"/>
+              <w:spacing w:line="240" w:lineRule="auto"/>
+              <w:jc w:val="left"/>
+              <w:rPr>
+                <w:rFonts w:ascii="Cascadia Mono" w:eastAsiaTheme="minorHAnsi" w:hAnsi="Cascadia Mono" w:cs="Cascadia Mono"/>
+                <w:color w:val="000000"/>
+                <w:sz w:val="23"/>
+                <w:szCs w:val="23"/>
+                <w:highlight w:val="white"/>
+                <w:lang w:eastAsia="en-US"/>
+              </w:rPr>
+            </w:pPr>
+            <w:r>
+              <w:rPr>
+                <w:rFonts w:ascii="Cascadia Mono" w:eastAsiaTheme="minorHAnsi" w:hAnsi="Cascadia Mono" w:cs="Cascadia Mono"/>
+                <w:color w:val="000000"/>
+                <w:sz w:val="23"/>
+                <w:szCs w:val="23"/>
+                <w:highlight w:val="white"/>
+                <w:lang w:eastAsia="en-US"/>
+              </w:rPr>
+              <w:t xml:space="preserve">   </w:t>
+            </w:r>
+            <w:r>
+              <w:rPr>
+                <w:rFonts w:ascii="Cascadia Mono" w:eastAsiaTheme="minorHAnsi" w:hAnsi="Cascadia Mono" w:cs="Cascadia Mono"/>
+                <w:color w:val="008000"/>
+                <w:sz w:val="23"/>
+                <w:szCs w:val="23"/>
+                <w:highlight w:val="white"/>
+                <w:lang w:eastAsia="en-US"/>
+              </w:rPr>
+              <w:t>// Move constructor using exchange</w:t>
+            </w:r>
+          </w:p>
+          <w:p>
+            <w:pPr>
+              <w:autoSpaceDE w:val="0"/>
+              <w:autoSpaceDN w:val="0"/>
+              <w:adjustRightInd w:val="0"/>
+              <w:spacing w:line="240" w:lineRule="auto"/>
+              <w:jc w:val="left"/>
+              <w:rPr>
+                <w:rFonts w:ascii="Cascadia Mono" w:eastAsiaTheme="minorHAnsi" w:hAnsi="Cascadia Mono" w:cs="Cascadia Mono"/>
+                <w:color w:val="000000"/>
+                <w:sz w:val="23"/>
+                <w:szCs w:val="23"/>
+                <w:highlight w:val="white"/>
+                <w:lang w:eastAsia="en-US"/>
+              </w:rPr>
+            </w:pPr>
+            <w:r>
+              <w:rPr>
+                <w:rFonts w:ascii="Cascadia Mono" w:eastAsiaTheme="minorHAnsi" w:hAnsi="Cascadia Mono" w:cs="Cascadia Mono"/>
+                <w:color w:val="000000"/>
+                <w:sz w:val="23"/>
+                <w:szCs w:val="23"/>
+                <w:highlight w:val="white"/>
+                <w:lang w:eastAsia="en-US"/>
+              </w:rPr>
+              <w:t xml:space="preserve">   </w:t>
+            </w:r>
+            <w:proofErr w:type="spellStart"/>
+            <w:proofErr w:type="gramStart"/>
+            <w:r>
+              <w:rPr>
+                <w:rFonts w:ascii="Cascadia Mono" w:eastAsiaTheme="minorHAnsi" w:hAnsi="Cascadia Mono" w:cs="Cascadia Mono"/>
+                <w:color w:val="000000"/>
+                <w:sz w:val="23"/>
+                <w:szCs w:val="23"/>
+                <w:highlight w:val="white"/>
+                <w:lang w:eastAsia="en-US"/>
+              </w:rPr>
+              <w:t>MyClass</w:t>
+            </w:r>
+            <w:proofErr w:type="spellEnd"/>
+            <w:r>
+              <w:rPr>
+                <w:rFonts w:ascii="Cascadia Mono" w:eastAsiaTheme="minorHAnsi" w:hAnsi="Cascadia Mono" w:cs="Cascadia Mono"/>
+                <w:color w:val="000000"/>
+                <w:sz w:val="23"/>
+                <w:szCs w:val="23"/>
+                <w:highlight w:val="white"/>
+                <w:lang w:eastAsia="en-US"/>
+              </w:rPr>
+              <w:t>(</w:t>
+            </w:r>
+            <w:proofErr w:type="spellStart"/>
+            <w:proofErr w:type="gramEnd"/>
+            <w:r>
+              <w:rPr>
+                <w:rFonts w:ascii="Cascadia Mono" w:eastAsiaTheme="minorHAnsi" w:hAnsi="Cascadia Mono" w:cs="Cascadia Mono"/>
+                <w:color w:val="2B91AF"/>
+                <w:sz w:val="23"/>
+                <w:szCs w:val="23"/>
+                <w:highlight w:val="white"/>
+                <w:lang w:eastAsia="en-US"/>
+              </w:rPr>
+              <w:t>MyClass</w:t>
+            </w:r>
+            <w:proofErr w:type="spellEnd"/>
+            <w:r>
+              <w:rPr>
+                <w:rFonts w:ascii="Cascadia Mono" w:eastAsiaTheme="minorHAnsi" w:hAnsi="Cascadia Mono" w:cs="Cascadia Mono"/>
+                <w:color w:val="000000"/>
+                <w:sz w:val="23"/>
+                <w:szCs w:val="23"/>
+                <w:highlight w:val="white"/>
+                <w:lang w:eastAsia="en-US"/>
+              </w:rPr>
+              <w:t xml:space="preserve">&amp;&amp; </w:t>
+            </w:r>
+            <w:r>
+              <w:rPr>
+                <w:rFonts w:ascii="Cascadia Mono" w:eastAsiaTheme="minorHAnsi" w:hAnsi="Cascadia Mono" w:cs="Cascadia Mono"/>
+                <w:color w:val="808080"/>
+                <w:sz w:val="23"/>
+                <w:szCs w:val="23"/>
+                <w:highlight w:val="white"/>
+                <w:lang w:eastAsia="en-US"/>
+              </w:rPr>
+              <w:t>other</w:t>
+            </w:r>
+            <w:r>
+              <w:rPr>
+                <w:rFonts w:ascii="Cascadia Mono" w:eastAsiaTheme="minorHAnsi" w:hAnsi="Cascadia Mono" w:cs="Cascadia Mono"/>
+                <w:color w:val="000000"/>
+                <w:sz w:val="23"/>
+                <w:szCs w:val="23"/>
+                <w:highlight w:val="white"/>
+                <w:lang w:eastAsia="en-US"/>
+              </w:rPr>
+              <w:t xml:space="preserve">) </w:t>
+            </w:r>
+            <w:r>
+              <w:rPr>
+                <w:rFonts w:ascii="Cascadia Mono" w:eastAsiaTheme="minorHAnsi" w:hAnsi="Cascadia Mono" w:cs="Cascadia Mono"/>
+                <w:color w:val="0000FF"/>
+                <w:sz w:val="23"/>
+                <w:szCs w:val="23"/>
+                <w:highlight w:val="white"/>
+                <w:lang w:eastAsia="en-US"/>
+              </w:rPr>
+              <w:t>noexcept</w:t>
+            </w:r>
+          </w:p>
+          <w:p>
+            <w:pPr>
+              <w:autoSpaceDE w:val="0"/>
+              <w:autoSpaceDN w:val="0"/>
+              <w:adjustRightInd w:val="0"/>
+              <w:spacing w:line="240" w:lineRule="auto"/>
+              <w:jc w:val="left"/>
+              <w:rPr>
+                <w:rFonts w:ascii="Cascadia Mono" w:eastAsiaTheme="minorHAnsi" w:hAnsi="Cascadia Mono" w:cs="Cascadia Mono"/>
+                <w:color w:val="000000"/>
+                <w:sz w:val="23"/>
+                <w:szCs w:val="23"/>
+                <w:highlight w:val="white"/>
+                <w:lang w:eastAsia="en-US"/>
+              </w:rPr>
+            </w:pPr>
+            <w:r>
+              <w:rPr>
+                <w:rFonts w:ascii="Cascadia Mono" w:eastAsiaTheme="minorHAnsi" w:hAnsi="Cascadia Mono" w:cs="Cascadia Mono"/>
+                <w:color w:val="000000"/>
+                <w:sz w:val="23"/>
+                <w:szCs w:val="23"/>
+                <w:highlight w:val="white"/>
+                <w:lang w:eastAsia="en-US"/>
+              </w:rPr>
+              <w:t xml:space="preserve">      : </w:t>
+            </w:r>
+            <w:proofErr w:type="gramStart"/>
+            <w:r>
+              <w:rPr>
+                <w:rFonts w:ascii="Cascadia Mono" w:eastAsiaTheme="minorHAnsi" w:hAnsi="Cascadia Mono" w:cs="Cascadia Mono"/>
+                <w:color w:val="000000"/>
+                <w:sz w:val="23"/>
+                <w:szCs w:val="23"/>
+                <w:highlight w:val="yellow"/>
+                <w:lang w:eastAsia="en-US"/>
+              </w:rPr>
+              <w:t>data(</w:t>
+            </w:r>
+            <w:proofErr w:type="gramEnd"/>
+            <w:r>
+              <w:rPr>
+                <w:rFonts w:ascii="Cascadia Mono" w:eastAsiaTheme="minorHAnsi" w:hAnsi="Cascadia Mono" w:cs="Cascadia Mono"/>
+                <w:color w:val="000000"/>
+                <w:sz w:val="23"/>
+                <w:szCs w:val="23"/>
+                <w:highlight w:val="yellow"/>
+                <w:lang w:eastAsia="en-US"/>
+              </w:rPr>
+              <w:t>exchange(</w:t>
+            </w:r>
+            <w:proofErr w:type="spellStart"/>
+            <w:r>
+              <w:rPr>
+                <w:rFonts w:ascii="Cascadia Mono" w:eastAsiaTheme="minorHAnsi" w:hAnsi="Cascadia Mono" w:cs="Cascadia Mono"/>
+                <w:color w:val="808080"/>
+                <w:sz w:val="23"/>
+                <w:szCs w:val="23"/>
+                <w:highlight w:val="yellow"/>
+                <w:lang w:eastAsia="en-US"/>
+              </w:rPr>
+              <w:t>other</w:t>
+            </w:r>
+            <w:r>
+              <w:rPr>
+                <w:rFonts w:ascii="Cascadia Mono" w:eastAsiaTheme="minorHAnsi" w:hAnsi="Cascadia Mono" w:cs="Cascadia Mono"/>
+                <w:color w:val="000000"/>
+                <w:sz w:val="23"/>
+                <w:szCs w:val="23"/>
+                <w:highlight w:val="yellow"/>
+                <w:lang w:eastAsia="en-US"/>
+              </w:rPr>
+              <w:t>.data</w:t>
+            </w:r>
+            <w:proofErr w:type="spellEnd"/>
+            <w:r>
+              <w:rPr>
+                <w:rFonts w:ascii="Cascadia Mono" w:eastAsiaTheme="minorHAnsi" w:hAnsi="Cascadia Mono" w:cs="Cascadia Mono"/>
+                <w:color w:val="000000"/>
+                <w:sz w:val="23"/>
+                <w:szCs w:val="23"/>
+                <w:highlight w:val="yellow"/>
+                <w:lang w:eastAsia="en-US"/>
+              </w:rPr>
+              <w:t xml:space="preserve">, </w:t>
+            </w:r>
+            <w:r>
+              <w:rPr>
+                <w:rFonts w:ascii="Cascadia Mono" w:eastAsiaTheme="minorHAnsi" w:hAnsi="Cascadia Mono" w:cs="Cascadia Mono"/>
+                <w:color w:val="A31515"/>
+                <w:sz w:val="23"/>
+                <w:szCs w:val="23"/>
+                <w:highlight w:val="yellow"/>
+                <w:lang w:eastAsia="en-US"/>
+              </w:rPr>
+              <w:t>""</w:t>
+            </w:r>
+            <w:r>
+              <w:rPr>
+                <w:rFonts w:ascii="Cascadia Mono" w:eastAsiaTheme="minorHAnsi" w:hAnsi="Cascadia Mono" w:cs="Cascadia Mono"/>
+                <w:color w:val="000000"/>
+                <w:sz w:val="23"/>
+                <w:szCs w:val="23"/>
+                <w:highlight w:val="yellow"/>
+                <w:lang w:eastAsia="en-US"/>
+              </w:rPr>
+              <w:t>))</w:t>
+            </w:r>
+            <w:r>
+              <w:rPr>
+                <w:rFonts w:ascii="Cascadia Mono" w:eastAsiaTheme="minorHAnsi" w:hAnsi="Cascadia Mono" w:cs="Cascadia Mono"/>
+                <w:color w:val="000000"/>
+                <w:sz w:val="23"/>
+                <w:szCs w:val="23"/>
+                <w:highlight w:val="white"/>
+                <w:lang w:eastAsia="en-US"/>
+              </w:rPr>
+              <w:t xml:space="preserve"> {</w:t>
+            </w:r>
+          </w:p>
+          <w:p>
+            <w:pPr>
+              <w:autoSpaceDE w:val="0"/>
+              <w:autoSpaceDN w:val="0"/>
+              <w:adjustRightInd w:val="0"/>
+              <w:spacing w:line="240" w:lineRule="auto"/>
+              <w:jc w:val="left"/>
+              <w:rPr>
+                <w:rFonts w:ascii="Cascadia Mono" w:eastAsiaTheme="minorHAnsi" w:hAnsi="Cascadia Mono" w:cs="Cascadia Mono"/>
+                <w:color w:val="000000"/>
+                <w:sz w:val="23"/>
+                <w:szCs w:val="23"/>
+                <w:highlight w:val="white"/>
+                <w:lang w:eastAsia="en-US"/>
+              </w:rPr>
+            </w:pPr>
+            <w:r>
+              <w:rPr>
+                <w:rFonts w:ascii="Cascadia Mono" w:eastAsiaTheme="minorHAnsi" w:hAnsi="Cascadia Mono" w:cs="Cascadia Mono"/>
+                <w:color w:val="000000"/>
+                <w:sz w:val="23"/>
+                <w:szCs w:val="23"/>
+                <w:highlight w:val="white"/>
+                <w:lang w:eastAsia="en-US"/>
+              </w:rPr>
+              <w:t xml:space="preserve">   </w:t>
+            </w:r>
+            <w:proofErr w:type="gramStart"/>
+            <w:r>
+              <w:rPr>
+                <w:rFonts w:ascii="Cascadia Mono" w:eastAsiaTheme="minorHAnsi" w:hAnsi="Cascadia Mono" w:cs="Cascadia Mono"/>
+                <w:color w:val="000000"/>
+                <w:sz w:val="23"/>
+                <w:szCs w:val="23"/>
+                <w:highlight w:val="white"/>
+                <w:lang w:eastAsia="en-US"/>
+              </w:rPr>
+              <w:t xml:space="preserve">}  </w:t>
+            </w:r>
+            <w:r>
+              <w:rPr>
+                <w:rFonts w:ascii="Cascadia Mono" w:eastAsiaTheme="minorHAnsi" w:hAnsi="Cascadia Mono" w:cs="Cascadia Mono"/>
+                <w:color w:val="008000"/>
+                <w:sz w:val="23"/>
+                <w:szCs w:val="23"/>
+                <w:highlight w:val="white"/>
+                <w:lang w:eastAsia="en-US"/>
+              </w:rPr>
+              <w:t>/</w:t>
+            </w:r>
+            <w:proofErr w:type="gramEnd"/>
+            <w:r>
+              <w:rPr>
+                <w:rFonts w:ascii="Cascadia Mono" w:eastAsiaTheme="minorHAnsi" w:hAnsi="Cascadia Mono" w:cs="Cascadia Mono"/>
+                <w:color w:val="008000"/>
+                <w:sz w:val="23"/>
+                <w:szCs w:val="23"/>
+                <w:highlight w:val="white"/>
+                <w:lang w:eastAsia="en-US"/>
+              </w:rPr>
+              <w:t>/ Moves data and clears other</w:t>
+            </w:r>
+          </w:p>
+          <w:p>
+            <w:pPr>
+              <w:autoSpaceDE w:val="0"/>
+              <w:autoSpaceDN w:val="0"/>
+              <w:adjustRightInd w:val="0"/>
+              <w:spacing w:line="240" w:lineRule="auto"/>
+              <w:jc w:val="left"/>
+              <w:rPr>
+                <w:rFonts w:ascii="Cascadia Mono" w:eastAsiaTheme="minorHAnsi" w:hAnsi="Cascadia Mono" w:cs="Cascadia Mono"/>
+                <w:color w:val="000000"/>
+                <w:sz w:val="23"/>
+                <w:szCs w:val="23"/>
+                <w:highlight w:val="white"/>
+                <w:lang w:eastAsia="en-US"/>
+              </w:rPr>
+            </w:pPr>
+          </w:p>
+          <w:p>
+            <w:pPr>
+              <w:autoSpaceDE w:val="0"/>
+              <w:autoSpaceDN w:val="0"/>
+              <w:adjustRightInd w:val="0"/>
+              <w:spacing w:line="240" w:lineRule="auto"/>
+              <w:jc w:val="left"/>
+              <w:rPr>
+                <w:rFonts w:ascii="Cascadia Mono" w:eastAsiaTheme="minorHAnsi" w:hAnsi="Cascadia Mono" w:cs="Cascadia Mono"/>
+                <w:color w:val="000000"/>
+                <w:sz w:val="23"/>
+                <w:szCs w:val="23"/>
+                <w:highlight w:val="white"/>
+                <w:lang w:eastAsia="en-US"/>
+              </w:rPr>
+            </w:pPr>
+            <w:r>
+              <w:rPr>
+                <w:rFonts w:ascii="Cascadia Mono" w:eastAsiaTheme="minorHAnsi" w:hAnsi="Cascadia Mono" w:cs="Cascadia Mono"/>
+                <w:color w:val="000000"/>
+                <w:sz w:val="23"/>
+                <w:szCs w:val="23"/>
+                <w:highlight w:val="white"/>
+                <w:lang w:eastAsia="en-US"/>
+              </w:rPr>
+              <w:t xml:space="preserve">   </w:t>
+            </w:r>
+            <w:r>
+              <w:rPr>
+                <w:rFonts w:ascii="Cascadia Mono" w:eastAsiaTheme="minorHAnsi" w:hAnsi="Cascadia Mono" w:cs="Cascadia Mono"/>
+                <w:color w:val="0000FF"/>
+                <w:sz w:val="23"/>
+                <w:szCs w:val="23"/>
+                <w:highlight w:val="white"/>
+                <w:lang w:eastAsia="en-US"/>
+              </w:rPr>
+              <w:t>void</w:t>
+            </w:r>
+            <w:r>
+              <w:rPr>
+                <w:rFonts w:ascii="Cascadia Mono" w:eastAsiaTheme="minorHAnsi" w:hAnsi="Cascadia Mono" w:cs="Cascadia Mono"/>
+                <w:color w:val="000000"/>
+                <w:sz w:val="23"/>
+                <w:szCs w:val="23"/>
+                <w:highlight w:val="white"/>
+                <w:lang w:eastAsia="en-US"/>
+              </w:rPr>
+              <w:t xml:space="preserve"> </w:t>
+            </w:r>
+            <w:proofErr w:type="gramStart"/>
+            <w:r>
+              <w:rPr>
+                <w:rFonts w:ascii="Cascadia Mono" w:eastAsiaTheme="minorHAnsi" w:hAnsi="Cascadia Mono" w:cs="Cascadia Mono"/>
+                <w:color w:val="000000"/>
+                <w:sz w:val="23"/>
+                <w:szCs w:val="23"/>
+                <w:highlight w:val="white"/>
+                <w:lang w:eastAsia="en-US"/>
+              </w:rPr>
+              <w:t>show(</w:t>
+            </w:r>
+            <w:proofErr w:type="gramEnd"/>
+            <w:r>
+              <w:rPr>
+                <w:rFonts w:ascii="Cascadia Mono" w:eastAsiaTheme="minorHAnsi" w:hAnsi="Cascadia Mono" w:cs="Cascadia Mono"/>
+                <w:color w:val="000000"/>
+                <w:sz w:val="23"/>
+                <w:szCs w:val="23"/>
+                <w:highlight w:val="white"/>
+                <w:lang w:eastAsia="en-US"/>
+              </w:rPr>
+              <w:t xml:space="preserve">) { cout </w:t>
+            </w:r>
+            <w:r>
+              <w:rPr>
+                <w:rFonts w:ascii="Cascadia Mono" w:eastAsiaTheme="minorHAnsi" w:hAnsi="Cascadia Mono" w:cs="Cascadia Mono"/>
+                <w:color w:val="008080"/>
+                <w:sz w:val="23"/>
+                <w:szCs w:val="23"/>
+                <w:highlight w:val="white"/>
+                <w:lang w:eastAsia="en-US"/>
+              </w:rPr>
+              <w:t>&lt;&lt;</w:t>
+            </w:r>
+            <w:r>
+              <w:rPr>
+                <w:rFonts w:ascii="Cascadia Mono" w:eastAsiaTheme="minorHAnsi" w:hAnsi="Cascadia Mono" w:cs="Cascadia Mono"/>
+                <w:color w:val="000000"/>
+                <w:sz w:val="23"/>
+                <w:szCs w:val="23"/>
+                <w:highlight w:val="white"/>
+                <w:lang w:eastAsia="en-US"/>
+              </w:rPr>
+              <w:t xml:space="preserve"> </w:t>
+            </w:r>
+            <w:r>
+              <w:rPr>
+                <w:rFonts w:ascii="Cascadia Mono" w:eastAsiaTheme="minorHAnsi" w:hAnsi="Cascadia Mono" w:cs="Cascadia Mono"/>
+                <w:color w:val="A31515"/>
+                <w:sz w:val="23"/>
+                <w:szCs w:val="23"/>
+                <w:highlight w:val="white"/>
+                <w:lang w:eastAsia="en-US"/>
+              </w:rPr>
+              <w:t>"Data: "</w:t>
+            </w:r>
+            <w:r>
+              <w:rPr>
+                <w:rFonts w:ascii="Cascadia Mono" w:eastAsiaTheme="minorHAnsi" w:hAnsi="Cascadia Mono" w:cs="Cascadia Mono"/>
+                <w:color w:val="000000"/>
+                <w:sz w:val="23"/>
+                <w:szCs w:val="23"/>
+                <w:highlight w:val="white"/>
+                <w:lang w:eastAsia="en-US"/>
+              </w:rPr>
+              <w:t xml:space="preserve"> </w:t>
+            </w:r>
+            <w:r>
+              <w:rPr>
+                <w:rFonts w:ascii="Cascadia Mono" w:eastAsiaTheme="minorHAnsi" w:hAnsi="Cascadia Mono" w:cs="Cascadia Mono"/>
+                <w:color w:val="008080"/>
+                <w:sz w:val="23"/>
+                <w:szCs w:val="23"/>
+                <w:highlight w:val="white"/>
+                <w:lang w:eastAsia="en-US"/>
+              </w:rPr>
+              <w:t>&lt;&lt;</w:t>
+            </w:r>
+            <w:r>
+              <w:rPr>
+                <w:rFonts w:ascii="Cascadia Mono" w:eastAsiaTheme="minorHAnsi" w:hAnsi="Cascadia Mono" w:cs="Cascadia Mono"/>
+                <w:color w:val="000000"/>
+                <w:sz w:val="23"/>
+                <w:szCs w:val="23"/>
+                <w:highlight w:val="white"/>
+                <w:lang w:eastAsia="en-US"/>
+              </w:rPr>
+              <w:t xml:space="preserve"> data </w:t>
+            </w:r>
+            <w:r>
+              <w:rPr>
+                <w:rFonts w:ascii="Cascadia Mono" w:eastAsiaTheme="minorHAnsi" w:hAnsi="Cascadia Mono" w:cs="Cascadia Mono"/>
+                <w:color w:val="008080"/>
+                <w:sz w:val="23"/>
+                <w:szCs w:val="23"/>
+                <w:highlight w:val="white"/>
+                <w:lang w:eastAsia="en-US"/>
+              </w:rPr>
+              <w:t>&lt;&lt;</w:t>
+            </w:r>
+            <w:r>
+              <w:rPr>
+                <w:rFonts w:ascii="Cascadia Mono" w:eastAsiaTheme="minorHAnsi" w:hAnsi="Cascadia Mono" w:cs="Cascadia Mono"/>
+                <w:color w:val="000000"/>
+                <w:sz w:val="23"/>
+                <w:szCs w:val="23"/>
+                <w:highlight w:val="white"/>
+                <w:lang w:eastAsia="en-US"/>
+              </w:rPr>
+              <w:t xml:space="preserve"> </w:t>
+            </w:r>
+            <w:r>
+              <w:rPr>
+                <w:rFonts w:ascii="Cascadia Mono" w:eastAsiaTheme="minorHAnsi" w:hAnsi="Cascadia Mono" w:cs="Cascadia Mono"/>
+                <w:color w:val="A31515"/>
+                <w:sz w:val="23"/>
+                <w:szCs w:val="23"/>
+                <w:highlight w:val="white"/>
+                <w:lang w:eastAsia="en-US"/>
+              </w:rPr>
+              <w:t>'\n'</w:t>
+            </w:r>
+            <w:r>
+              <w:rPr>
+                <w:rFonts w:ascii="Cascadia Mono" w:eastAsiaTheme="minorHAnsi" w:hAnsi="Cascadia Mono" w:cs="Cascadia Mono"/>
+                <w:color w:val="000000"/>
+                <w:sz w:val="23"/>
+                <w:szCs w:val="23"/>
+                <w:highlight w:val="white"/>
+                <w:lang w:eastAsia="en-US"/>
+              </w:rPr>
+              <w:t>; }</w:t>
+            </w:r>
+          </w:p>
+          <w:p>
+            <w:pPr>
+              <w:autoSpaceDE w:val="0"/>
+              <w:autoSpaceDN w:val="0"/>
+              <w:adjustRightInd w:val="0"/>
+              <w:spacing w:line="240" w:lineRule="auto"/>
+              <w:jc w:val="left"/>
+              <w:rPr>
+                <w:rFonts w:ascii="Cascadia Mono" w:eastAsiaTheme="minorHAnsi" w:hAnsi="Cascadia Mono" w:cs="Cascadia Mono"/>
+                <w:color w:val="000000"/>
+                <w:sz w:val="23"/>
+                <w:szCs w:val="23"/>
+                <w:highlight w:val="white"/>
+                <w:lang w:eastAsia="en-US"/>
+              </w:rPr>
+            </w:pPr>
+            <w:r>
+              <w:rPr>
+                <w:rFonts w:ascii="Cascadia Mono" w:eastAsiaTheme="minorHAnsi" w:hAnsi="Cascadia Mono" w:cs="Cascadia Mono"/>
+                <w:color w:val="000000"/>
+                <w:sz w:val="23"/>
+                <w:szCs w:val="23"/>
+                <w:highlight w:val="white"/>
+                <w:lang w:eastAsia="en-US"/>
+              </w:rPr>
+              <w:t>};</w:t>
+            </w:r>
+          </w:p>
+          <w:p>
+            <w:pPr>
+              <w:autoSpaceDE w:val="0"/>
+              <w:autoSpaceDN w:val="0"/>
+              <w:adjustRightInd w:val="0"/>
+              <w:spacing w:line="240" w:lineRule="auto"/>
+              <w:jc w:val="left"/>
+              <w:rPr>
+                <w:rFonts w:ascii="Cascadia Mono" w:eastAsiaTheme="minorHAnsi" w:hAnsi="Cascadia Mono" w:cs="Cascadia Mono"/>
+                <w:color w:val="000000"/>
+                <w:sz w:val="23"/>
+                <w:szCs w:val="23"/>
+                <w:highlight w:val="white"/>
+                <w:lang w:eastAsia="en-US"/>
+              </w:rPr>
+            </w:pPr>
+          </w:p>
+          <w:p>
+            <w:pPr>
+              <w:autoSpaceDE w:val="0"/>
+              <w:autoSpaceDN w:val="0"/>
+              <w:adjustRightInd w:val="0"/>
+              <w:spacing w:line="240" w:lineRule="auto"/>
+              <w:jc w:val="left"/>
+              <w:rPr>
+                <w:rFonts w:ascii="Cascadia Mono" w:eastAsiaTheme="minorHAnsi" w:hAnsi="Cascadia Mono" w:cs="Cascadia Mono"/>
+                <w:color w:val="000000"/>
+                <w:sz w:val="23"/>
+                <w:szCs w:val="23"/>
+                <w:highlight w:val="white"/>
+                <w:lang w:eastAsia="en-US"/>
+              </w:rPr>
+            </w:pPr>
+            <w:r>
+              <w:rPr>
+                <w:rFonts w:ascii="Cascadia Mono" w:eastAsiaTheme="minorHAnsi" w:hAnsi="Cascadia Mono" w:cs="Cascadia Mono"/>
+                <w:color w:val="0000FF"/>
+                <w:sz w:val="23"/>
+                <w:szCs w:val="23"/>
+                <w:highlight w:val="white"/>
+                <w:lang w:eastAsia="en-US"/>
+              </w:rPr>
+              <w:t>int</w:t>
+            </w:r>
+            <w:r>
+              <w:rPr>
+                <w:rFonts w:ascii="Cascadia Mono" w:eastAsiaTheme="minorHAnsi" w:hAnsi="Cascadia Mono" w:cs="Cascadia Mono"/>
+                <w:color w:val="000000"/>
+                <w:sz w:val="23"/>
+                <w:szCs w:val="23"/>
+                <w:highlight w:val="white"/>
+                <w:lang w:eastAsia="en-US"/>
+              </w:rPr>
+              <w:t xml:space="preserve"> </w:t>
+            </w:r>
+            <w:proofErr w:type="gramStart"/>
+            <w:r>
+              <w:rPr>
+                <w:rFonts w:ascii="Cascadia Mono" w:eastAsiaTheme="minorHAnsi" w:hAnsi="Cascadia Mono" w:cs="Cascadia Mono"/>
+                <w:color w:val="000000"/>
+                <w:sz w:val="23"/>
+                <w:szCs w:val="23"/>
+                <w:highlight w:val="white"/>
+                <w:lang w:eastAsia="en-US"/>
+              </w:rPr>
+              <w:t>main(</w:t>
+            </w:r>
+            <w:proofErr w:type="gramEnd"/>
+            <w:r>
+              <w:rPr>
+                <w:rFonts w:ascii="Cascadia Mono" w:eastAsiaTheme="minorHAnsi" w:hAnsi="Cascadia Mono" w:cs="Cascadia Mono"/>
+                <w:color w:val="000000"/>
+                <w:sz w:val="23"/>
+                <w:szCs w:val="23"/>
+                <w:highlight w:val="white"/>
+                <w:lang w:eastAsia="en-US"/>
+              </w:rPr>
+              <w:t>) {</w:t>
+            </w:r>
+          </w:p>
+          <w:p>
+            <w:pPr>
+              <w:autoSpaceDE w:val="0"/>
+              <w:autoSpaceDN w:val="0"/>
+              <w:adjustRightInd w:val="0"/>
+              <w:spacing w:line="240" w:lineRule="auto"/>
+              <w:jc w:val="left"/>
+              <w:rPr>
+                <w:rFonts w:ascii="Cascadia Mono" w:eastAsiaTheme="minorHAnsi" w:hAnsi="Cascadia Mono" w:cs="Cascadia Mono"/>
+                <w:color w:val="000000"/>
+                <w:sz w:val="23"/>
+                <w:szCs w:val="23"/>
+                <w:highlight w:val="white"/>
+                <w:lang w:eastAsia="en-US"/>
+              </w:rPr>
+            </w:pPr>
+            <w:r>
+              <w:rPr>
+                <w:rFonts w:ascii="Cascadia Mono" w:eastAsiaTheme="minorHAnsi" w:hAnsi="Cascadia Mono" w:cs="Cascadia Mono"/>
+                <w:color w:val="000000"/>
+                <w:sz w:val="23"/>
+                <w:szCs w:val="23"/>
+                <w:highlight w:val="white"/>
+                <w:lang w:eastAsia="en-US"/>
+              </w:rPr>
+              <w:t xml:space="preserve">   </w:t>
+            </w:r>
+            <w:proofErr w:type="spellStart"/>
+            <w:r>
+              <w:rPr>
+                <w:rFonts w:ascii="Cascadia Mono" w:eastAsiaTheme="minorHAnsi" w:hAnsi="Cascadia Mono" w:cs="Cascadia Mono"/>
+                <w:color w:val="2B91AF"/>
+                <w:sz w:val="23"/>
+                <w:szCs w:val="23"/>
+                <w:highlight w:val="white"/>
+                <w:lang w:eastAsia="en-US"/>
+              </w:rPr>
+              <w:t>MyClass</w:t>
+            </w:r>
+            <w:proofErr w:type="spellEnd"/>
+            <w:r>
+              <w:rPr>
+                <w:rFonts w:ascii="Cascadia Mono" w:eastAsiaTheme="minorHAnsi" w:hAnsi="Cascadia Mono" w:cs="Cascadia Mono"/>
+                <w:color w:val="000000"/>
+                <w:sz w:val="23"/>
+                <w:szCs w:val="23"/>
+                <w:highlight w:val="white"/>
+                <w:lang w:eastAsia="en-US"/>
+              </w:rPr>
+              <w:t xml:space="preserve"> obj1(</w:t>
+            </w:r>
+            <w:r>
+              <w:rPr>
+                <w:rFonts w:ascii="Cascadia Mono" w:eastAsiaTheme="minorHAnsi" w:hAnsi="Cascadia Mono" w:cs="Cascadia Mono"/>
+                <w:color w:val="A31515"/>
+                <w:sz w:val="23"/>
+                <w:szCs w:val="23"/>
+                <w:highlight w:val="white"/>
+                <w:lang w:eastAsia="en-US"/>
+              </w:rPr>
+              <w:t>"Hello"</w:t>
+            </w:r>
+            <w:r>
+              <w:rPr>
+                <w:rFonts w:ascii="Cascadia Mono" w:eastAsiaTheme="minorHAnsi" w:hAnsi="Cascadia Mono" w:cs="Cascadia Mono"/>
+                <w:color w:val="000000"/>
+                <w:sz w:val="23"/>
+                <w:szCs w:val="23"/>
+                <w:highlight w:val="white"/>
+                <w:lang w:eastAsia="en-US"/>
+              </w:rPr>
+              <w:t>);</w:t>
+            </w:r>
+          </w:p>
+          <w:p>
+            <w:pPr>
+              <w:autoSpaceDE w:val="0"/>
+              <w:autoSpaceDN w:val="0"/>
+              <w:adjustRightInd w:val="0"/>
+              <w:spacing w:line="240" w:lineRule="auto"/>
+              <w:jc w:val="left"/>
+              <w:rPr>
+                <w:rFonts w:ascii="Cascadia Mono" w:eastAsiaTheme="minorHAnsi" w:hAnsi="Cascadia Mono" w:cs="Cascadia Mono"/>
+                <w:color w:val="000000"/>
+                <w:sz w:val="23"/>
+                <w:szCs w:val="23"/>
+                <w:highlight w:val="white"/>
+                <w:lang w:eastAsia="en-US"/>
+              </w:rPr>
+            </w:pPr>
+            <w:r>
+              <w:rPr>
+                <w:rFonts w:ascii="Cascadia Mono" w:eastAsiaTheme="minorHAnsi" w:hAnsi="Cascadia Mono" w:cs="Cascadia Mono"/>
+                <w:color w:val="000000"/>
+                <w:sz w:val="23"/>
+                <w:szCs w:val="23"/>
+                <w:highlight w:val="white"/>
+                <w:lang w:eastAsia="en-US"/>
+              </w:rPr>
+              <w:t xml:space="preserve">   </w:t>
+            </w:r>
+            <w:proofErr w:type="spellStart"/>
+            <w:r>
+              <w:rPr>
+                <w:rFonts w:ascii="Cascadia Mono" w:eastAsiaTheme="minorHAnsi" w:hAnsi="Cascadia Mono" w:cs="Cascadia Mono"/>
+                <w:color w:val="2B91AF"/>
+                <w:sz w:val="23"/>
+                <w:szCs w:val="23"/>
+                <w:highlight w:val="white"/>
+                <w:lang w:eastAsia="en-US"/>
+              </w:rPr>
+              <w:t>MyClass</w:t>
+            </w:r>
+            <w:proofErr w:type="spellEnd"/>
+            <w:r>
+              <w:rPr>
+                <w:rFonts w:ascii="Cascadia Mono" w:eastAsiaTheme="minorHAnsi" w:hAnsi="Cascadia Mono" w:cs="Cascadia Mono"/>
+                <w:color w:val="000000"/>
+                <w:sz w:val="23"/>
+                <w:szCs w:val="23"/>
+                <w:highlight w:val="white"/>
+                <w:lang w:eastAsia="en-US"/>
+              </w:rPr>
+              <w:t xml:space="preserve"> obj2(move(obj1)</w:t>
+            </w:r>
+            <w:proofErr w:type="gramStart"/>
+            <w:r>
+              <w:rPr>
+                <w:rFonts w:ascii="Cascadia Mono" w:eastAsiaTheme="minorHAnsi" w:hAnsi="Cascadia Mono" w:cs="Cascadia Mono"/>
+                <w:color w:val="000000"/>
+                <w:sz w:val="23"/>
+                <w:szCs w:val="23"/>
+                <w:highlight w:val="white"/>
+                <w:lang w:eastAsia="en-US"/>
+              </w:rPr>
+              <w:t xml:space="preserve">);  </w:t>
+            </w:r>
+            <w:r>
+              <w:rPr>
+                <w:rFonts w:ascii="Cascadia Mono" w:eastAsiaTheme="minorHAnsi" w:hAnsi="Cascadia Mono" w:cs="Cascadia Mono"/>
+                <w:color w:val="008000"/>
+                <w:sz w:val="23"/>
+                <w:szCs w:val="23"/>
+                <w:highlight w:val="white"/>
+                <w:lang w:eastAsia="en-US"/>
+              </w:rPr>
+              <w:t>/</w:t>
+            </w:r>
+            <w:proofErr w:type="gramEnd"/>
+            <w:r>
+              <w:rPr>
+                <w:rFonts w:ascii="Cascadia Mono" w:eastAsiaTheme="minorHAnsi" w:hAnsi="Cascadia Mono" w:cs="Cascadia Mono"/>
+                <w:color w:val="008000"/>
+                <w:sz w:val="23"/>
+                <w:szCs w:val="23"/>
+                <w:highlight w:val="white"/>
+                <w:lang w:eastAsia="en-US"/>
+              </w:rPr>
+              <w:t>/ Move obj1 into obj2</w:t>
+            </w:r>
+          </w:p>
+          <w:p>
+            <w:pPr>
+              <w:autoSpaceDE w:val="0"/>
+              <w:autoSpaceDN w:val="0"/>
+              <w:adjustRightInd w:val="0"/>
+              <w:spacing w:line="240" w:lineRule="auto"/>
+              <w:jc w:val="left"/>
+              <w:rPr>
+                <w:rFonts w:ascii="Cascadia Mono" w:eastAsiaTheme="minorHAnsi" w:hAnsi="Cascadia Mono" w:cs="Cascadia Mono"/>
+                <w:color w:val="000000"/>
+                <w:sz w:val="23"/>
+                <w:szCs w:val="23"/>
+                <w:highlight w:val="white"/>
+                <w:lang w:eastAsia="en-US"/>
+              </w:rPr>
+            </w:pPr>
+          </w:p>
+          <w:p>
+            <w:pPr>
+              <w:autoSpaceDE w:val="0"/>
+              <w:autoSpaceDN w:val="0"/>
+              <w:adjustRightInd w:val="0"/>
+              <w:spacing w:line="240" w:lineRule="auto"/>
+              <w:jc w:val="left"/>
+              <w:rPr>
+                <w:rFonts w:ascii="Cascadia Mono" w:eastAsiaTheme="minorHAnsi" w:hAnsi="Cascadia Mono" w:cs="Cascadia Mono"/>
+                <w:color w:val="000000"/>
+                <w:sz w:val="23"/>
+                <w:szCs w:val="23"/>
+                <w:highlight w:val="white"/>
+                <w:lang w:eastAsia="en-US"/>
+              </w:rPr>
+            </w:pPr>
+            <w:r>
+              <w:rPr>
+                <w:rFonts w:ascii="Cascadia Mono" w:eastAsiaTheme="minorHAnsi" w:hAnsi="Cascadia Mono" w:cs="Cascadia Mono"/>
+                <w:color w:val="000000"/>
+                <w:sz w:val="23"/>
+                <w:szCs w:val="23"/>
+                <w:highlight w:val="white"/>
+                <w:lang w:eastAsia="en-US"/>
+              </w:rPr>
+              <w:t xml:space="preserve">   obj1.show(</w:t>
+            </w:r>
+            <w:proofErr w:type="gramStart"/>
+            <w:r>
+              <w:rPr>
+                <w:rFonts w:ascii="Cascadia Mono" w:eastAsiaTheme="minorHAnsi" w:hAnsi="Cascadia Mono" w:cs="Cascadia Mono"/>
+                <w:color w:val="000000"/>
+                <w:sz w:val="23"/>
+                <w:szCs w:val="23"/>
+                <w:highlight w:val="white"/>
+                <w:lang w:eastAsia="en-US"/>
+              </w:rPr>
+              <w:t xml:space="preserve">);  </w:t>
+            </w:r>
+            <w:r>
+              <w:rPr>
+                <w:rFonts w:ascii="Cascadia Mono" w:eastAsiaTheme="minorHAnsi" w:hAnsi="Cascadia Mono" w:cs="Cascadia Mono"/>
+                <w:color w:val="008000"/>
+                <w:sz w:val="23"/>
+                <w:szCs w:val="23"/>
+                <w:highlight w:val="white"/>
+                <w:lang w:eastAsia="en-US"/>
+              </w:rPr>
+              <w:t>/</w:t>
+            </w:r>
+            <w:proofErr w:type="gramEnd"/>
+            <w:r>
+              <w:rPr>
+                <w:rFonts w:ascii="Cascadia Mono" w:eastAsiaTheme="minorHAnsi" w:hAnsi="Cascadia Mono" w:cs="Cascadia Mono"/>
+                <w:color w:val="008000"/>
+                <w:sz w:val="23"/>
+                <w:szCs w:val="23"/>
+                <w:highlight w:val="white"/>
+                <w:lang w:eastAsia="en-US"/>
+              </w:rPr>
+              <w:t>/ Data is cleared (empty string)</w:t>
+            </w:r>
+          </w:p>
+          <w:p>
+            <w:pPr>
+              <w:autoSpaceDE w:val="0"/>
+              <w:autoSpaceDN w:val="0"/>
+              <w:adjustRightInd w:val="0"/>
+              <w:spacing w:line="240" w:lineRule="auto"/>
+              <w:jc w:val="left"/>
+              <w:rPr>
+                <w:rFonts w:ascii="Cascadia Mono" w:eastAsiaTheme="minorHAnsi" w:hAnsi="Cascadia Mono" w:cs="Cascadia Mono"/>
+                <w:color w:val="000000"/>
+                <w:sz w:val="23"/>
+                <w:szCs w:val="23"/>
+                <w:highlight w:val="white"/>
+                <w:lang w:eastAsia="en-US"/>
+              </w:rPr>
+            </w:pPr>
+            <w:r>
+              <w:rPr>
+                <w:rFonts w:ascii="Cascadia Mono" w:eastAsiaTheme="minorHAnsi" w:hAnsi="Cascadia Mono" w:cs="Cascadia Mono"/>
+                <w:color w:val="000000"/>
+                <w:sz w:val="23"/>
+                <w:szCs w:val="23"/>
+                <w:highlight w:val="white"/>
+                <w:lang w:eastAsia="en-US"/>
+              </w:rPr>
+              <w:t xml:space="preserve">   obj2.show(</w:t>
+            </w:r>
+            <w:proofErr w:type="gramStart"/>
+            <w:r>
+              <w:rPr>
+                <w:rFonts w:ascii="Cascadia Mono" w:eastAsiaTheme="minorHAnsi" w:hAnsi="Cascadia Mono" w:cs="Cascadia Mono"/>
+                <w:color w:val="000000"/>
+                <w:sz w:val="23"/>
+                <w:szCs w:val="23"/>
+                <w:highlight w:val="white"/>
+                <w:lang w:eastAsia="en-US"/>
+              </w:rPr>
+              <w:t xml:space="preserve">);  </w:t>
+            </w:r>
+            <w:r>
+              <w:rPr>
+                <w:rFonts w:ascii="Cascadia Mono" w:eastAsiaTheme="minorHAnsi" w:hAnsi="Cascadia Mono" w:cs="Cascadia Mono"/>
+                <w:color w:val="008000"/>
+                <w:sz w:val="23"/>
+                <w:szCs w:val="23"/>
+                <w:highlight w:val="white"/>
+                <w:lang w:eastAsia="en-US"/>
+              </w:rPr>
+              <w:t>/</w:t>
+            </w:r>
+            <w:proofErr w:type="gramEnd"/>
+            <w:r>
+              <w:rPr>
+                <w:rFonts w:ascii="Cascadia Mono" w:eastAsiaTheme="minorHAnsi" w:hAnsi="Cascadia Mono" w:cs="Cascadia Mono"/>
+                <w:color w:val="008000"/>
+                <w:sz w:val="23"/>
+                <w:szCs w:val="23"/>
+                <w:highlight w:val="white"/>
+                <w:lang w:eastAsia="en-US"/>
+              </w:rPr>
+              <w:t>/ "Hello"</w:t>
+            </w:r>
+          </w:p>
+          <w:p>
+            <w:pPr>
+              <w:autoSpaceDE w:val="0"/>
+              <w:autoSpaceDN w:val="0"/>
+              <w:adjustRightInd w:val="0"/>
+              <w:spacing w:line="240" w:lineRule="auto"/>
+              <w:jc w:val="left"/>
+              <w:rPr>
+                <w:rFonts w:ascii="Cascadia Mono" w:eastAsiaTheme="minorHAnsi" w:hAnsi="Cascadia Mono" w:cs="Cascadia Mono"/>
+                <w:color w:val="000000"/>
+                <w:sz w:val="23"/>
+                <w:szCs w:val="23"/>
+                <w:highlight w:val="white"/>
+                <w:lang w:eastAsia="en-US"/>
+              </w:rPr>
+            </w:pPr>
+          </w:p>
+          <w:p>
+            <w:pPr>
+              <w:autoSpaceDE w:val="0"/>
+              <w:autoSpaceDN w:val="0"/>
+              <w:adjustRightInd w:val="0"/>
+              <w:spacing w:line="240" w:lineRule="auto"/>
+              <w:jc w:val="left"/>
+              <w:rPr>
+                <w:rFonts w:ascii="Cascadia Mono" w:eastAsiaTheme="minorHAnsi" w:hAnsi="Cascadia Mono" w:cs="Cascadia Mono"/>
+                <w:color w:val="000000"/>
+                <w:sz w:val="23"/>
+                <w:szCs w:val="23"/>
+                <w:highlight w:val="white"/>
+                <w:lang w:eastAsia="en-US"/>
+              </w:rPr>
+            </w:pPr>
+            <w:r>
+              <w:rPr>
+                <w:rFonts w:ascii="Cascadia Mono" w:eastAsiaTheme="minorHAnsi" w:hAnsi="Cascadia Mono" w:cs="Cascadia Mono"/>
+                <w:color w:val="000000"/>
+                <w:sz w:val="23"/>
+                <w:szCs w:val="23"/>
+                <w:highlight w:val="white"/>
+                <w:lang w:eastAsia="en-US"/>
+              </w:rPr>
+              <w:t xml:space="preserve">   </w:t>
+            </w:r>
+            <w:r>
+              <w:rPr>
+                <w:rFonts w:ascii="Cascadia Mono" w:eastAsiaTheme="minorHAnsi" w:hAnsi="Cascadia Mono" w:cs="Cascadia Mono"/>
+                <w:color w:val="0000FF"/>
+                <w:sz w:val="23"/>
+                <w:szCs w:val="23"/>
+                <w:highlight w:val="white"/>
+                <w:lang w:eastAsia="en-US"/>
+              </w:rPr>
+              <w:t>return</w:t>
+            </w:r>
+            <w:r>
+              <w:rPr>
+                <w:rFonts w:ascii="Cascadia Mono" w:eastAsiaTheme="minorHAnsi" w:hAnsi="Cascadia Mono" w:cs="Cascadia Mono"/>
+                <w:color w:val="000000"/>
+                <w:sz w:val="23"/>
+                <w:szCs w:val="23"/>
+                <w:highlight w:val="white"/>
+                <w:lang w:eastAsia="en-US"/>
+              </w:rPr>
+              <w:t xml:space="preserve"> 0;</w:t>
+            </w:r>
+          </w:p>
+          <w:p>
+            <w:pPr>
+              <w:autoSpaceDE w:val="0"/>
+              <w:autoSpaceDN w:val="0"/>
+              <w:adjustRightInd w:val="0"/>
+              <w:spacing w:line="240" w:lineRule="auto"/>
+              <w:jc w:val="left"/>
+              <w:rPr>
+                <w:rFonts w:ascii="Cascadia Mono" w:eastAsiaTheme="minorHAnsi" w:hAnsi="Cascadia Mono" w:cs="Cascadia Mono"/>
+                <w:color w:val="000000"/>
+                <w:sz w:val="23"/>
+                <w:szCs w:val="23"/>
+                <w:highlight w:val="white"/>
+                <w:lang w:eastAsia="en-US"/>
+              </w:rPr>
+            </w:pPr>
+            <w:r>
+              <w:rPr>
+                <w:rFonts w:ascii="Cascadia Mono" w:eastAsiaTheme="minorHAnsi" w:hAnsi="Cascadia Mono" w:cs="Cascadia Mono"/>
+                <w:color w:val="000000"/>
+                <w:sz w:val="23"/>
+                <w:szCs w:val="23"/>
+                <w:highlight w:val="white"/>
+                <w:lang w:eastAsia="en-US"/>
+              </w:rPr>
+              <w:t>}</w:t>
+            </w:r>
+          </w:p>
+          <w:p>
+            <w:pPr>
+              <w:autoSpaceDE w:val="0"/>
+              <w:autoSpaceDN w:val="0"/>
+              <w:adjustRightInd w:val="0"/>
+              <w:spacing w:line="240" w:lineRule="auto"/>
+              <w:jc w:val="left"/>
+              <w:rPr>
+                <w:rFonts w:ascii="Cascadia Mono" w:eastAsiaTheme="minorHAnsi" w:hAnsi="Cascadia Mono" w:cs="Cascadia Mono"/>
+                <w:color w:val="000000"/>
+                <w:sz w:val="23"/>
+                <w:szCs w:val="23"/>
+                <w:highlight w:val="white"/>
+                <w:lang w:eastAsia="en-US"/>
+              </w:rPr>
+            </w:pPr>
+            <w:r>
+              <w:rPr>
+                <w:rFonts w:ascii="Cascadia Mono" w:eastAsiaTheme="minorHAnsi" w:hAnsi="Cascadia Mono" w:cs="Cascadia Mono"/>
+                <w:color w:val="008000"/>
+                <w:sz w:val="23"/>
+                <w:szCs w:val="23"/>
+                <w:highlight w:val="white"/>
+                <w:lang w:eastAsia="en-US"/>
+              </w:rPr>
+              <w:t>// Output</w:t>
+            </w:r>
+          </w:p>
+          <w:p>
+            <w:pPr>
+              <w:autoSpaceDE w:val="0"/>
+              <w:autoSpaceDN w:val="0"/>
+              <w:adjustRightInd w:val="0"/>
+              <w:spacing w:line="240" w:lineRule="auto"/>
+              <w:jc w:val="left"/>
+              <w:rPr>
+                <w:rFonts w:ascii="Cascadia Mono" w:eastAsiaTheme="minorHAnsi" w:hAnsi="Cascadia Mono" w:cs="Cascadia Mono"/>
+                <w:color w:val="000000"/>
+                <w:sz w:val="23"/>
+                <w:szCs w:val="23"/>
+                <w:highlight w:val="white"/>
+                <w:lang w:eastAsia="en-US"/>
+              </w:rPr>
+            </w:pPr>
+            <w:r>
+              <w:rPr>
+                <w:rFonts w:ascii="Cascadia Mono" w:eastAsiaTheme="minorHAnsi" w:hAnsi="Cascadia Mono" w:cs="Cascadia Mono"/>
+                <w:color w:val="008000"/>
+                <w:sz w:val="23"/>
+                <w:szCs w:val="23"/>
+                <w:highlight w:val="white"/>
+                <w:lang w:eastAsia="en-US"/>
+              </w:rPr>
+              <w:t>// Data:</w:t>
+            </w:r>
+          </w:p>
+          <w:p>
+            <w:r>
+              <w:rPr>
+                <w:rFonts w:ascii="Cascadia Mono" w:eastAsiaTheme="minorHAnsi" w:hAnsi="Cascadia Mono" w:cs="Cascadia Mono"/>
+                <w:color w:val="008000"/>
+                <w:sz w:val="23"/>
+                <w:szCs w:val="23"/>
+                <w:highlight w:val="white"/>
+                <w:lang w:eastAsia="en-US"/>
+              </w:rPr>
+              <w:t>// Data: Hello</w:t>
+            </w:r>
+          </w:p>
+        </w:tc>
+      </w:tr>
+    </w:tbl>
+    <w:p/>
+    <w:p>
+      <w:pPr>
+        <w:pStyle w:val="ListParagraph"/>
+        <w:numPr>
+          <w:ilvl w:val="0"/>
+          <w:numId w:val="60"/>
+        </w:numPr>
+      </w:pPr>
+      <w:proofErr w:type="gramStart"/>
+      <w:r>
+        <w:rPr>
+          <w:rFonts w:ascii="Cascadia Mono" w:eastAsiaTheme="minorHAnsi" w:hAnsi="Cascadia Mono" w:cs="Cascadia Mono"/>
+          <w:color w:val="000000"/>
+          <w:sz w:val="23"/>
+          <w:szCs w:val="23"/>
+          <w:highlight w:val="white"/>
+          <w:lang w:eastAsia="en-US"/>
+        </w:rPr>
+        <w:t>std::</w:t>
+      </w:r>
+      <w:proofErr w:type="gramEnd"/>
+      <w:r>
+        <w:rPr>
+          <w:rFonts w:ascii="Cascadia Mono" w:eastAsiaTheme="minorHAnsi" w:hAnsi="Cascadia Mono" w:cs="Cascadia Mono"/>
+          <w:color w:val="000000"/>
+          <w:sz w:val="23"/>
+          <w:szCs w:val="23"/>
+          <w:highlight w:val="white"/>
+          <w:lang w:eastAsia="en-US"/>
+        </w:rPr>
+        <w:t>exchange</w:t>
+      </w:r>
+      <w:r>
+        <w:t xml:space="preserve"> is commonly used in </w:t>
+      </w:r>
+      <w:r>
+        <w:rPr>
+          <w:rStyle w:val="Strong"/>
+          <w:rFonts w:eastAsiaTheme="majorEastAsia"/>
+        </w:rPr>
+        <w:t>move constructors and move assignment operators</w:t>
+      </w:r>
+      <w:r>
+        <w:t>.</w:t>
+      </w:r>
+    </w:p>
+    <w:p>
+      <w:pPr>
+        <w:pStyle w:val="ListParagraph"/>
+        <w:numPr>
+          <w:ilvl w:val="0"/>
+          <w:numId w:val="60"/>
+        </w:numPr>
+      </w:pPr>
+      <w:proofErr w:type="gramStart"/>
+      <w:r>
+        <w:rPr>
+          <w:rFonts w:ascii="Cascadia Mono" w:eastAsiaTheme="minorHAnsi" w:hAnsi="Cascadia Mono" w:cs="Cascadia Mono"/>
+          <w:color w:val="000000"/>
+          <w:sz w:val="23"/>
+          <w:szCs w:val="23"/>
+          <w:highlight w:val="white"/>
+          <w:lang w:eastAsia="en-US"/>
+        </w:rPr>
+        <w:t>std::</w:t>
+      </w:r>
+      <w:proofErr w:type="gramEnd"/>
+      <w:r>
+        <w:rPr>
+          <w:rFonts w:ascii="Cascadia Mono" w:eastAsiaTheme="minorHAnsi" w:hAnsi="Cascadia Mono" w:cs="Cascadia Mono"/>
+          <w:color w:val="000000"/>
+          <w:sz w:val="23"/>
+          <w:szCs w:val="23"/>
+          <w:highlight w:val="white"/>
+          <w:lang w:eastAsia="en-US"/>
+        </w:rPr>
+        <w:t>exchange(</w:t>
+      </w:r>
+      <w:proofErr w:type="spellStart"/>
+      <w:r>
+        <w:rPr>
+          <w:rFonts w:ascii="Cascadia Mono" w:eastAsiaTheme="minorHAnsi" w:hAnsi="Cascadia Mono" w:cs="Cascadia Mono"/>
+          <w:color w:val="808080"/>
+          <w:sz w:val="23"/>
+          <w:szCs w:val="23"/>
+          <w:highlight w:val="white"/>
+          <w:lang w:eastAsia="en-US"/>
+        </w:rPr>
+        <w:t>other</w:t>
+      </w:r>
+      <w:r>
+        <w:rPr>
+          <w:rFonts w:ascii="Cascadia Mono" w:eastAsiaTheme="minorHAnsi" w:hAnsi="Cascadia Mono" w:cs="Cascadia Mono"/>
+          <w:color w:val="000000"/>
+          <w:sz w:val="23"/>
+          <w:szCs w:val="23"/>
+          <w:highlight w:val="white"/>
+          <w:lang w:eastAsia="en-US"/>
+        </w:rPr>
+        <w:t>.data</w:t>
+      </w:r>
+      <w:proofErr w:type="spellEnd"/>
+      <w:r>
+        <w:rPr>
+          <w:rFonts w:ascii="Cascadia Mono" w:eastAsiaTheme="minorHAnsi" w:hAnsi="Cascadia Mono" w:cs="Cascadia Mono"/>
+          <w:color w:val="000000"/>
+          <w:sz w:val="23"/>
+          <w:szCs w:val="23"/>
+          <w:highlight w:val="white"/>
+          <w:lang w:eastAsia="en-US"/>
+        </w:rPr>
+        <w:t xml:space="preserve">, </w:t>
+      </w:r>
+      <w:r>
+        <w:rPr>
+          <w:rFonts w:ascii="Cascadia Mono" w:eastAsiaTheme="minorHAnsi" w:hAnsi="Cascadia Mono" w:cs="Cascadia Mono"/>
+          <w:color w:val="A31515"/>
+          <w:sz w:val="23"/>
+          <w:szCs w:val="23"/>
+          <w:highlight w:val="white"/>
+          <w:lang w:eastAsia="en-US"/>
+        </w:rPr>
+        <w:t>""</w:t>
+      </w:r>
+      <w:r>
+        <w:rPr>
+          <w:rFonts w:ascii="Cascadia Mono" w:eastAsiaTheme="minorHAnsi" w:hAnsi="Cascadia Mono" w:cs="Cascadia Mono"/>
+          <w:color w:val="000000"/>
+          <w:sz w:val="23"/>
+          <w:szCs w:val="23"/>
+          <w:highlight w:val="white"/>
+          <w:lang w:eastAsia="en-US"/>
+        </w:rPr>
+        <w:t>)</w:t>
+      </w:r>
+      <w:r>
+        <w:t xml:space="preserve"> moves </w:t>
+      </w:r>
+      <w:proofErr w:type="spellStart"/>
+      <w:r>
+        <w:rPr>
+          <w:rFonts w:ascii="Cascadia Mono" w:eastAsiaTheme="minorHAnsi" w:hAnsi="Cascadia Mono" w:cs="Cascadia Mono"/>
+          <w:color w:val="808080"/>
+          <w:sz w:val="23"/>
+          <w:szCs w:val="23"/>
+          <w:highlight w:val="white"/>
+          <w:lang w:eastAsia="en-US"/>
+        </w:rPr>
+        <w:t>other</w:t>
+      </w:r>
+      <w:r>
+        <w:rPr>
+          <w:rFonts w:ascii="Cascadia Mono" w:eastAsiaTheme="minorHAnsi" w:hAnsi="Cascadia Mono" w:cs="Cascadia Mono"/>
+          <w:color w:val="000000"/>
+          <w:sz w:val="23"/>
+          <w:szCs w:val="23"/>
+          <w:highlight w:val="white"/>
+          <w:lang w:eastAsia="en-US"/>
+        </w:rPr>
+        <w:t>.data</w:t>
+      </w:r>
+      <w:proofErr w:type="spellEnd"/>
+      <w:r>
+        <w:t xml:space="preserve"> to </w:t>
+      </w:r>
+      <w:r>
+        <w:rPr>
+          <w:rFonts w:ascii="Cascadia Mono" w:eastAsiaTheme="minorHAnsi" w:hAnsi="Cascadia Mono" w:cs="Cascadia Mono"/>
+          <w:color w:val="000000"/>
+          <w:sz w:val="23"/>
+          <w:szCs w:val="23"/>
+          <w:highlight w:val="white"/>
+          <w:lang w:eastAsia="en-US"/>
+        </w:rPr>
+        <w:t>data</w:t>
+      </w:r>
+      <w:r>
+        <w:t xml:space="preserve"> and resets </w:t>
+      </w:r>
+      <w:proofErr w:type="spellStart"/>
+      <w:r>
+        <w:rPr>
+          <w:rFonts w:ascii="Cascadia Mono" w:eastAsiaTheme="minorHAnsi" w:hAnsi="Cascadia Mono" w:cs="Cascadia Mono"/>
+          <w:color w:val="808080"/>
+          <w:sz w:val="23"/>
+          <w:szCs w:val="23"/>
+          <w:highlight w:val="white"/>
+          <w:lang w:eastAsia="en-US"/>
+        </w:rPr>
+        <w:t>other</w:t>
+      </w:r>
+      <w:r>
+        <w:rPr>
+          <w:rFonts w:ascii="Cascadia Mono" w:eastAsiaTheme="minorHAnsi" w:hAnsi="Cascadia Mono" w:cs="Cascadia Mono"/>
+          <w:color w:val="000000"/>
+          <w:sz w:val="23"/>
+          <w:szCs w:val="23"/>
+          <w:highlight w:val="white"/>
+          <w:lang w:eastAsia="en-US"/>
+        </w:rPr>
+        <w:t>.data</w:t>
+      </w:r>
+      <w:proofErr w:type="spellEnd"/>
+      <w:r>
+        <w:t xml:space="preserve"> to </w:t>
+      </w:r>
+      <w:r>
+        <w:rPr>
+          <w:rFonts w:ascii="Cascadia Mono" w:eastAsiaTheme="minorHAnsi" w:hAnsi="Cascadia Mono" w:cs="Cascadia Mono"/>
+          <w:color w:val="A31515"/>
+          <w:sz w:val="23"/>
+          <w:szCs w:val="23"/>
+          <w:highlight w:val="white"/>
+          <w:lang w:eastAsia="en-US"/>
+        </w:rPr>
+        <w:t>""</w:t>
+      </w:r>
+      <w:r>
+        <w:t>.</w:t>
+      </w:r>
+    </w:p>
+    <w:p/>
+    <w:p/>
+    <w:p>
+      <w:pPr>
+        <w:pStyle w:val="ListParagraph"/>
+        <w:numPr>
+          <w:ilvl w:val="0"/>
+          <w:numId w:val="63"/>
+        </w:numPr>
+      </w:pPr>
+      <w:r>
+        <w:lastRenderedPageBreak/>
+        <w:t>Implementing RAII Cleanup in Destructors</w:t>
+      </w:r>
+    </w:p>
+    <w:tbl>
+      <w:tblPr>
+        <w:tblStyle w:val="TableGrid"/>
+        <w:tblW w:w="0" w:type="auto"/>
+        <w:jc w:val="center"/>
+        <w:tblLook w:val="04A0" w:firstRow="1" w:lastRow="0" w:firstColumn="1" w:lastColumn="0" w:noHBand="0" w:noVBand="1"/>
+      </w:tblPr>
+      <w:tblGrid>
+        <w:gridCol w:w="8217"/>
+      </w:tblGrid>
+      <w:tr>
+        <w:trPr>
+          <w:jc w:val="center"/>
+        </w:trPr>
+        <w:tc>
+          <w:tcPr>
+            <w:tcW w:w="8217" w:type="dxa"/>
+          </w:tcPr>
+          <w:p>
+            <w:pPr>
+              <w:autoSpaceDE w:val="0"/>
+              <w:autoSpaceDN w:val="0"/>
+              <w:adjustRightInd w:val="0"/>
+              <w:spacing w:line="240" w:lineRule="auto"/>
+              <w:jc w:val="left"/>
+              <w:rPr>
+                <w:rFonts w:ascii="Cascadia Mono" w:eastAsiaTheme="minorHAnsi" w:hAnsi="Cascadia Mono" w:cs="Cascadia Mono"/>
+                <w:color w:val="000000"/>
+                <w:sz w:val="23"/>
+                <w:szCs w:val="23"/>
+                <w:highlight w:val="white"/>
+                <w:lang w:eastAsia="en-US"/>
+              </w:rPr>
+            </w:pPr>
+            <w:r>
+              <w:rPr>
+                <w:rFonts w:ascii="Cascadia Mono" w:eastAsiaTheme="minorHAnsi" w:hAnsi="Cascadia Mono" w:cs="Cascadia Mono"/>
+                <w:color w:val="0000FF"/>
+                <w:sz w:val="23"/>
+                <w:szCs w:val="23"/>
+                <w:highlight w:val="white"/>
+                <w:lang w:eastAsia="en-US"/>
+              </w:rPr>
+              <w:t>class</w:t>
+            </w:r>
+            <w:r>
+              <w:rPr>
+                <w:rFonts w:ascii="Cascadia Mono" w:eastAsiaTheme="minorHAnsi" w:hAnsi="Cascadia Mono" w:cs="Cascadia Mono"/>
+                <w:color w:val="000000"/>
+                <w:sz w:val="23"/>
+                <w:szCs w:val="23"/>
+                <w:highlight w:val="white"/>
+                <w:lang w:eastAsia="en-US"/>
+              </w:rPr>
+              <w:t xml:space="preserve"> </w:t>
+            </w:r>
+            <w:r>
+              <w:rPr>
+                <w:rFonts w:ascii="Cascadia Mono" w:eastAsiaTheme="minorHAnsi" w:hAnsi="Cascadia Mono" w:cs="Cascadia Mono"/>
+                <w:color w:val="2B91AF"/>
+                <w:sz w:val="23"/>
+                <w:szCs w:val="23"/>
+                <w:highlight w:val="white"/>
+                <w:lang w:eastAsia="en-US"/>
+              </w:rPr>
+              <w:t>Resource</w:t>
+            </w:r>
+            <w:r>
+              <w:rPr>
+                <w:rFonts w:ascii="Cascadia Mono" w:eastAsiaTheme="minorHAnsi" w:hAnsi="Cascadia Mono" w:cs="Cascadia Mono"/>
+                <w:color w:val="000000"/>
+                <w:sz w:val="23"/>
+                <w:szCs w:val="23"/>
+                <w:highlight w:val="white"/>
+                <w:lang w:eastAsia="en-US"/>
+              </w:rPr>
+              <w:t xml:space="preserve"> {</w:t>
+            </w:r>
+          </w:p>
+          <w:p>
+            <w:pPr>
+              <w:autoSpaceDE w:val="0"/>
+              <w:autoSpaceDN w:val="0"/>
+              <w:adjustRightInd w:val="0"/>
+              <w:spacing w:line="240" w:lineRule="auto"/>
+              <w:jc w:val="left"/>
+              <w:rPr>
+                <w:rFonts w:ascii="Cascadia Mono" w:eastAsiaTheme="minorHAnsi" w:hAnsi="Cascadia Mono" w:cs="Cascadia Mono"/>
+                <w:color w:val="000000"/>
+                <w:sz w:val="23"/>
+                <w:szCs w:val="23"/>
+                <w:highlight w:val="white"/>
+                <w:lang w:eastAsia="en-US"/>
+              </w:rPr>
+            </w:pPr>
+            <w:r>
+              <w:rPr>
+                <w:rFonts w:ascii="Cascadia Mono" w:eastAsiaTheme="minorHAnsi" w:hAnsi="Cascadia Mono" w:cs="Cascadia Mono"/>
+                <w:color w:val="000000"/>
+                <w:sz w:val="23"/>
+                <w:szCs w:val="23"/>
+                <w:highlight w:val="white"/>
+                <w:lang w:eastAsia="en-US"/>
+              </w:rPr>
+              <w:t xml:space="preserve">   </w:t>
+            </w:r>
+            <w:proofErr w:type="gramStart"/>
+            <w:r>
+              <w:rPr>
+                <w:rFonts w:ascii="Cascadia Mono" w:eastAsiaTheme="minorHAnsi" w:hAnsi="Cascadia Mono" w:cs="Cascadia Mono"/>
+                <w:color w:val="000000"/>
+                <w:sz w:val="23"/>
+                <w:szCs w:val="23"/>
+                <w:highlight w:val="white"/>
+                <w:lang w:eastAsia="en-US"/>
+              </w:rPr>
+              <w:t>std::</w:t>
+            </w:r>
+            <w:proofErr w:type="gramEnd"/>
+            <w:r>
+              <w:rPr>
+                <w:rFonts w:ascii="Cascadia Mono" w:eastAsiaTheme="minorHAnsi" w:hAnsi="Cascadia Mono" w:cs="Cascadia Mono"/>
+                <w:color w:val="2B91AF"/>
+                <w:sz w:val="23"/>
+                <w:szCs w:val="23"/>
+                <w:highlight w:val="white"/>
+                <w:lang w:eastAsia="en-US"/>
+              </w:rPr>
+              <w:t>unique_ptr</w:t>
+            </w:r>
+            <w:r>
+              <w:rPr>
+                <w:rFonts w:ascii="Cascadia Mono" w:eastAsiaTheme="minorHAnsi" w:hAnsi="Cascadia Mono" w:cs="Cascadia Mono"/>
+                <w:color w:val="000000"/>
+                <w:sz w:val="23"/>
+                <w:szCs w:val="23"/>
+                <w:highlight w:val="white"/>
+                <w:lang w:eastAsia="en-US"/>
+              </w:rPr>
+              <w:t>&lt;</w:t>
+            </w:r>
+            <w:r>
+              <w:rPr>
+                <w:rFonts w:ascii="Cascadia Mono" w:eastAsiaTheme="minorHAnsi" w:hAnsi="Cascadia Mono" w:cs="Cascadia Mono"/>
+                <w:color w:val="0000FF"/>
+                <w:sz w:val="23"/>
+                <w:szCs w:val="23"/>
+                <w:highlight w:val="white"/>
+                <w:lang w:eastAsia="en-US"/>
+              </w:rPr>
+              <w:t>int</w:t>
+            </w:r>
+            <w:r>
+              <w:rPr>
+                <w:rFonts w:ascii="Cascadia Mono" w:eastAsiaTheme="minorHAnsi" w:hAnsi="Cascadia Mono" w:cs="Cascadia Mono"/>
+                <w:color w:val="000000"/>
+                <w:sz w:val="23"/>
+                <w:szCs w:val="23"/>
+                <w:highlight w:val="white"/>
+                <w:lang w:eastAsia="en-US"/>
+              </w:rPr>
+              <w:t xml:space="preserve">&gt; </w:t>
+            </w:r>
+            <w:proofErr w:type="spellStart"/>
+            <w:r>
+              <w:rPr>
+                <w:rFonts w:ascii="Cascadia Mono" w:eastAsiaTheme="minorHAnsi" w:hAnsi="Cascadia Mono" w:cs="Cascadia Mono"/>
+                <w:color w:val="000000"/>
+                <w:sz w:val="23"/>
+                <w:szCs w:val="23"/>
+                <w:highlight w:val="white"/>
+                <w:lang w:eastAsia="en-US"/>
+              </w:rPr>
+              <w:t>ptr</w:t>
+            </w:r>
+            <w:proofErr w:type="spellEnd"/>
+            <w:r>
+              <w:rPr>
+                <w:rFonts w:ascii="Cascadia Mono" w:eastAsiaTheme="minorHAnsi" w:hAnsi="Cascadia Mono" w:cs="Cascadia Mono"/>
+                <w:color w:val="000000"/>
+                <w:sz w:val="23"/>
+                <w:szCs w:val="23"/>
+                <w:highlight w:val="white"/>
+                <w:lang w:eastAsia="en-US"/>
+              </w:rPr>
+              <w:t>;</w:t>
+            </w:r>
+          </w:p>
+          <w:p>
+            <w:pPr>
+              <w:autoSpaceDE w:val="0"/>
+              <w:autoSpaceDN w:val="0"/>
+              <w:adjustRightInd w:val="0"/>
+              <w:spacing w:line="240" w:lineRule="auto"/>
+              <w:jc w:val="left"/>
+              <w:rPr>
+                <w:rFonts w:ascii="Cascadia Mono" w:eastAsiaTheme="minorHAnsi" w:hAnsi="Cascadia Mono" w:cs="Cascadia Mono"/>
+                <w:color w:val="000000"/>
+                <w:sz w:val="23"/>
+                <w:szCs w:val="23"/>
+                <w:highlight w:val="white"/>
+                <w:lang w:eastAsia="en-US"/>
+              </w:rPr>
+            </w:pPr>
+            <w:r>
+              <w:rPr>
+                <w:rFonts w:ascii="Cascadia Mono" w:eastAsiaTheme="minorHAnsi" w:hAnsi="Cascadia Mono" w:cs="Cascadia Mono"/>
+                <w:color w:val="0000FF"/>
+                <w:sz w:val="23"/>
+                <w:szCs w:val="23"/>
+                <w:highlight w:val="white"/>
+                <w:lang w:eastAsia="en-US"/>
+              </w:rPr>
+              <w:t>public</w:t>
+            </w:r>
+            <w:r>
+              <w:rPr>
+                <w:rFonts w:ascii="Cascadia Mono" w:eastAsiaTheme="minorHAnsi" w:hAnsi="Cascadia Mono" w:cs="Cascadia Mono"/>
+                <w:color w:val="000000"/>
+                <w:sz w:val="23"/>
+                <w:szCs w:val="23"/>
+                <w:highlight w:val="white"/>
+                <w:lang w:eastAsia="en-US"/>
+              </w:rPr>
+              <w:t>:</w:t>
+            </w:r>
+          </w:p>
+          <w:p>
+            <w:pPr>
+              <w:autoSpaceDE w:val="0"/>
+              <w:autoSpaceDN w:val="0"/>
+              <w:adjustRightInd w:val="0"/>
+              <w:spacing w:line="240" w:lineRule="auto"/>
+              <w:jc w:val="left"/>
+              <w:rPr>
+                <w:rFonts w:ascii="Cascadia Mono" w:eastAsiaTheme="minorHAnsi" w:hAnsi="Cascadia Mono" w:cs="Cascadia Mono"/>
+                <w:color w:val="000000"/>
+                <w:sz w:val="23"/>
+                <w:szCs w:val="23"/>
+                <w:highlight w:val="white"/>
+                <w:lang w:eastAsia="en-US"/>
+              </w:rPr>
+            </w:pPr>
+            <w:r>
+              <w:rPr>
+                <w:rFonts w:ascii="Cascadia Mono" w:eastAsiaTheme="minorHAnsi" w:hAnsi="Cascadia Mono" w:cs="Cascadia Mono"/>
+                <w:color w:val="000000"/>
+                <w:sz w:val="23"/>
+                <w:szCs w:val="23"/>
+                <w:highlight w:val="white"/>
+                <w:lang w:eastAsia="en-US"/>
+              </w:rPr>
+              <w:t xml:space="preserve">   </w:t>
+            </w:r>
+            <w:proofErr w:type="gramStart"/>
+            <w:r>
+              <w:rPr>
+                <w:rFonts w:ascii="Cascadia Mono" w:eastAsiaTheme="minorHAnsi" w:hAnsi="Cascadia Mono" w:cs="Cascadia Mono"/>
+                <w:color w:val="000000"/>
+                <w:sz w:val="23"/>
+                <w:szCs w:val="23"/>
+                <w:highlight w:val="white"/>
+                <w:lang w:eastAsia="en-US"/>
+              </w:rPr>
+              <w:t>Resource(</w:t>
+            </w:r>
+            <w:proofErr w:type="gramEnd"/>
+            <w:r>
+              <w:rPr>
+                <w:rFonts w:ascii="Cascadia Mono" w:eastAsiaTheme="minorHAnsi" w:hAnsi="Cascadia Mono" w:cs="Cascadia Mono"/>
+                <w:color w:val="0000FF"/>
+                <w:sz w:val="23"/>
+                <w:szCs w:val="23"/>
+                <w:highlight w:val="white"/>
+                <w:lang w:eastAsia="en-US"/>
+              </w:rPr>
+              <w:t>int</w:t>
+            </w:r>
+            <w:r>
+              <w:rPr>
+                <w:rFonts w:ascii="Cascadia Mono" w:eastAsiaTheme="minorHAnsi" w:hAnsi="Cascadia Mono" w:cs="Cascadia Mono"/>
+                <w:color w:val="000000"/>
+                <w:sz w:val="23"/>
+                <w:szCs w:val="23"/>
+                <w:highlight w:val="white"/>
+                <w:lang w:eastAsia="en-US"/>
+              </w:rPr>
+              <w:t xml:space="preserve"> </w:t>
+            </w:r>
+            <w:r>
+              <w:rPr>
+                <w:rFonts w:ascii="Cascadia Mono" w:eastAsiaTheme="minorHAnsi" w:hAnsi="Cascadia Mono" w:cs="Cascadia Mono"/>
+                <w:color w:val="808080"/>
+                <w:sz w:val="23"/>
+                <w:szCs w:val="23"/>
+                <w:highlight w:val="white"/>
+                <w:lang w:eastAsia="en-US"/>
+              </w:rPr>
+              <w:t>value</w:t>
+            </w:r>
+            <w:r>
+              <w:rPr>
+                <w:rFonts w:ascii="Cascadia Mono" w:eastAsiaTheme="minorHAnsi" w:hAnsi="Cascadia Mono" w:cs="Cascadia Mono"/>
+                <w:color w:val="000000"/>
+                <w:sz w:val="23"/>
+                <w:szCs w:val="23"/>
+                <w:highlight w:val="white"/>
+                <w:lang w:eastAsia="en-US"/>
+              </w:rPr>
+              <w:t xml:space="preserve">) : </w:t>
+            </w:r>
+          </w:p>
+          <w:p>
+            <w:pPr>
+              <w:autoSpaceDE w:val="0"/>
+              <w:autoSpaceDN w:val="0"/>
+              <w:adjustRightInd w:val="0"/>
+              <w:spacing w:line="240" w:lineRule="auto"/>
+              <w:jc w:val="left"/>
+              <w:rPr>
+                <w:rFonts w:ascii="Cascadia Mono" w:eastAsiaTheme="minorHAnsi" w:hAnsi="Cascadia Mono" w:cs="Cascadia Mono"/>
+                <w:color w:val="000000"/>
+                <w:sz w:val="23"/>
+                <w:szCs w:val="23"/>
+                <w:highlight w:val="white"/>
+                <w:lang w:eastAsia="en-US"/>
+              </w:rPr>
+            </w:pPr>
+            <w:r>
+              <w:rPr>
+                <w:rFonts w:ascii="Cascadia Mono" w:eastAsiaTheme="minorHAnsi" w:hAnsi="Cascadia Mono" w:cs="Cascadia Mono"/>
+                <w:color w:val="000000"/>
+                <w:sz w:val="23"/>
+                <w:szCs w:val="23"/>
+                <w:highlight w:val="white"/>
+                <w:lang w:eastAsia="en-US"/>
+              </w:rPr>
+              <w:t xml:space="preserve">      </w:t>
+            </w:r>
+            <w:proofErr w:type="spellStart"/>
+            <w:proofErr w:type="gramStart"/>
+            <w:r>
+              <w:rPr>
+                <w:rFonts w:ascii="Cascadia Mono" w:eastAsiaTheme="minorHAnsi" w:hAnsi="Cascadia Mono" w:cs="Cascadia Mono"/>
+                <w:color w:val="000000"/>
+                <w:sz w:val="23"/>
+                <w:szCs w:val="23"/>
+                <w:highlight w:val="white"/>
+                <w:lang w:eastAsia="en-US"/>
+              </w:rPr>
+              <w:t>ptr</w:t>
+            </w:r>
+            <w:proofErr w:type="spellEnd"/>
+            <w:r>
+              <w:rPr>
+                <w:rFonts w:ascii="Cascadia Mono" w:eastAsiaTheme="minorHAnsi" w:hAnsi="Cascadia Mono" w:cs="Cascadia Mono"/>
+                <w:color w:val="000000"/>
+                <w:sz w:val="23"/>
+                <w:szCs w:val="23"/>
+                <w:highlight w:val="white"/>
+                <w:lang w:eastAsia="en-US"/>
+              </w:rPr>
+              <w:t>(</w:t>
+            </w:r>
+            <w:proofErr w:type="gramEnd"/>
+            <w:r>
+              <w:rPr>
+                <w:rFonts w:ascii="Cascadia Mono" w:eastAsiaTheme="minorHAnsi" w:hAnsi="Cascadia Mono" w:cs="Cascadia Mono"/>
+                <w:color w:val="000000"/>
+                <w:sz w:val="23"/>
+                <w:szCs w:val="23"/>
+                <w:highlight w:val="white"/>
+                <w:lang w:eastAsia="en-US"/>
+              </w:rPr>
+              <w:t>std::</w:t>
+            </w:r>
+            <w:proofErr w:type="spellStart"/>
+            <w:r>
+              <w:rPr>
+                <w:rFonts w:ascii="Cascadia Mono" w:eastAsiaTheme="minorHAnsi" w:hAnsi="Cascadia Mono" w:cs="Cascadia Mono"/>
+                <w:color w:val="000000"/>
+                <w:sz w:val="23"/>
+                <w:szCs w:val="23"/>
+                <w:highlight w:val="white"/>
+                <w:lang w:eastAsia="en-US"/>
+              </w:rPr>
+              <w:t>make_unique</w:t>
+            </w:r>
+            <w:proofErr w:type="spellEnd"/>
+            <w:r>
+              <w:rPr>
+                <w:rFonts w:ascii="Cascadia Mono" w:eastAsiaTheme="minorHAnsi" w:hAnsi="Cascadia Mono" w:cs="Cascadia Mono"/>
+                <w:color w:val="000000"/>
+                <w:sz w:val="23"/>
+                <w:szCs w:val="23"/>
+                <w:highlight w:val="white"/>
+                <w:lang w:eastAsia="en-US"/>
+              </w:rPr>
+              <w:t>&lt;</w:t>
+            </w:r>
+            <w:r>
+              <w:rPr>
+                <w:rFonts w:ascii="Cascadia Mono" w:eastAsiaTheme="minorHAnsi" w:hAnsi="Cascadia Mono" w:cs="Cascadia Mono"/>
+                <w:color w:val="0000FF"/>
+                <w:sz w:val="23"/>
+                <w:szCs w:val="23"/>
+                <w:highlight w:val="white"/>
+                <w:lang w:eastAsia="en-US"/>
+              </w:rPr>
+              <w:t>int</w:t>
+            </w:r>
+            <w:r>
+              <w:rPr>
+                <w:rFonts w:ascii="Cascadia Mono" w:eastAsiaTheme="minorHAnsi" w:hAnsi="Cascadia Mono" w:cs="Cascadia Mono"/>
+                <w:color w:val="000000"/>
+                <w:sz w:val="23"/>
+                <w:szCs w:val="23"/>
+                <w:highlight w:val="white"/>
+                <w:lang w:eastAsia="en-US"/>
+              </w:rPr>
+              <w:t>&gt;(</w:t>
+            </w:r>
+            <w:r>
+              <w:rPr>
+                <w:rFonts w:ascii="Cascadia Mono" w:eastAsiaTheme="minorHAnsi" w:hAnsi="Cascadia Mono" w:cs="Cascadia Mono"/>
+                <w:color w:val="808080"/>
+                <w:sz w:val="23"/>
+                <w:szCs w:val="23"/>
+                <w:highlight w:val="white"/>
+                <w:lang w:eastAsia="en-US"/>
+              </w:rPr>
+              <w:t>value</w:t>
+            </w:r>
+            <w:r>
+              <w:rPr>
+                <w:rFonts w:ascii="Cascadia Mono" w:eastAsiaTheme="minorHAnsi" w:hAnsi="Cascadia Mono" w:cs="Cascadia Mono"/>
+                <w:color w:val="000000"/>
+                <w:sz w:val="23"/>
+                <w:szCs w:val="23"/>
+                <w:highlight w:val="white"/>
+                <w:lang w:eastAsia="en-US"/>
+              </w:rPr>
+              <w:t>)) {}</w:t>
+            </w:r>
+          </w:p>
+          <w:p>
+            <w:pPr>
+              <w:autoSpaceDE w:val="0"/>
+              <w:autoSpaceDN w:val="0"/>
+              <w:adjustRightInd w:val="0"/>
+              <w:spacing w:line="240" w:lineRule="auto"/>
+              <w:jc w:val="left"/>
+              <w:rPr>
+                <w:rFonts w:ascii="Cascadia Mono" w:eastAsiaTheme="minorHAnsi" w:hAnsi="Cascadia Mono" w:cs="Cascadia Mono"/>
+                <w:color w:val="000000"/>
+                <w:sz w:val="23"/>
+                <w:szCs w:val="23"/>
+                <w:highlight w:val="white"/>
+                <w:lang w:eastAsia="en-US"/>
+              </w:rPr>
+            </w:pPr>
+          </w:p>
+          <w:p>
+            <w:pPr>
+              <w:autoSpaceDE w:val="0"/>
+              <w:autoSpaceDN w:val="0"/>
+              <w:adjustRightInd w:val="0"/>
+              <w:spacing w:line="240" w:lineRule="auto"/>
+              <w:jc w:val="left"/>
+              <w:rPr>
+                <w:rFonts w:ascii="Cascadia Mono" w:eastAsiaTheme="minorHAnsi" w:hAnsi="Cascadia Mono" w:cs="Cascadia Mono"/>
+                <w:color w:val="000000"/>
+                <w:sz w:val="23"/>
+                <w:szCs w:val="23"/>
+                <w:highlight w:val="white"/>
+                <w:lang w:eastAsia="en-US"/>
+              </w:rPr>
+            </w:pPr>
+            <w:r>
+              <w:rPr>
+                <w:rFonts w:ascii="Cascadia Mono" w:eastAsiaTheme="minorHAnsi" w:hAnsi="Cascadia Mono" w:cs="Cascadia Mono"/>
+                <w:color w:val="000000"/>
+                <w:sz w:val="23"/>
+                <w:szCs w:val="23"/>
+                <w:highlight w:val="white"/>
+                <w:lang w:eastAsia="en-US"/>
+              </w:rPr>
+              <w:t xml:space="preserve">   ~</w:t>
+            </w:r>
+            <w:proofErr w:type="gramStart"/>
+            <w:r>
+              <w:rPr>
+                <w:rFonts w:ascii="Cascadia Mono" w:eastAsiaTheme="minorHAnsi" w:hAnsi="Cascadia Mono" w:cs="Cascadia Mono"/>
+                <w:color w:val="000000"/>
+                <w:sz w:val="23"/>
+                <w:szCs w:val="23"/>
+                <w:highlight w:val="white"/>
+                <w:lang w:eastAsia="en-US"/>
+              </w:rPr>
+              <w:t>Resource(</w:t>
+            </w:r>
+            <w:proofErr w:type="gramEnd"/>
+            <w:r>
+              <w:rPr>
+                <w:rFonts w:ascii="Cascadia Mono" w:eastAsiaTheme="minorHAnsi" w:hAnsi="Cascadia Mono" w:cs="Cascadia Mono"/>
+                <w:color w:val="000000"/>
+                <w:sz w:val="23"/>
+                <w:szCs w:val="23"/>
+                <w:highlight w:val="white"/>
+                <w:lang w:eastAsia="en-US"/>
+              </w:rPr>
+              <w:t>) {</w:t>
+            </w:r>
+          </w:p>
+          <w:p>
+            <w:pPr>
+              <w:autoSpaceDE w:val="0"/>
+              <w:autoSpaceDN w:val="0"/>
+              <w:adjustRightInd w:val="0"/>
+              <w:spacing w:line="240" w:lineRule="auto"/>
+              <w:jc w:val="left"/>
+              <w:rPr>
+                <w:rFonts w:ascii="Cascadia Mono" w:eastAsiaTheme="minorHAnsi" w:hAnsi="Cascadia Mono" w:cs="Cascadia Mono"/>
+                <w:color w:val="000000"/>
+                <w:sz w:val="23"/>
+                <w:szCs w:val="23"/>
+                <w:highlight w:val="white"/>
+                <w:lang w:eastAsia="en-US"/>
+              </w:rPr>
+            </w:pPr>
+            <w:r>
+              <w:rPr>
+                <w:rFonts w:ascii="Cascadia Mono" w:eastAsiaTheme="minorHAnsi" w:hAnsi="Cascadia Mono" w:cs="Cascadia Mono"/>
+                <w:color w:val="000000"/>
+                <w:sz w:val="23"/>
+                <w:szCs w:val="23"/>
+                <w:highlight w:val="white"/>
+                <w:lang w:eastAsia="en-US"/>
+              </w:rPr>
+              <w:t xml:space="preserve">      </w:t>
+            </w:r>
+            <w:r>
+              <w:rPr>
+                <w:rFonts w:ascii="Cascadia Mono" w:eastAsiaTheme="minorHAnsi" w:hAnsi="Cascadia Mono" w:cs="Cascadia Mono"/>
+                <w:color w:val="008000"/>
+                <w:sz w:val="23"/>
+                <w:szCs w:val="23"/>
+                <w:highlight w:val="white"/>
+                <w:lang w:eastAsia="en-US"/>
+              </w:rPr>
+              <w:t>// Get ownership before resetting</w:t>
+            </w:r>
+          </w:p>
+          <w:p>
+            <w:pPr>
+              <w:autoSpaceDE w:val="0"/>
+              <w:autoSpaceDN w:val="0"/>
+              <w:adjustRightInd w:val="0"/>
+              <w:spacing w:line="240" w:lineRule="auto"/>
+              <w:jc w:val="left"/>
+              <w:rPr>
+                <w:rFonts w:ascii="Cascadia Mono" w:eastAsiaTheme="minorHAnsi" w:hAnsi="Cascadia Mono" w:cs="Cascadia Mono"/>
+                <w:color w:val="000000"/>
+                <w:sz w:val="23"/>
+                <w:szCs w:val="23"/>
+                <w:highlight w:val="white"/>
+                <w:lang w:eastAsia="en-US"/>
+              </w:rPr>
+            </w:pPr>
+            <w:r>
+              <w:rPr>
+                <w:rFonts w:ascii="Cascadia Mono" w:eastAsiaTheme="minorHAnsi" w:hAnsi="Cascadia Mono" w:cs="Cascadia Mono"/>
+                <w:color w:val="000000"/>
+                <w:sz w:val="23"/>
+                <w:szCs w:val="23"/>
+                <w:highlight w:val="white"/>
+                <w:lang w:eastAsia="en-US"/>
+              </w:rPr>
+              <w:t xml:space="preserve">      </w:t>
+            </w:r>
+            <w:r>
+              <w:rPr>
+                <w:rFonts w:ascii="Cascadia Mono" w:eastAsiaTheme="minorHAnsi" w:hAnsi="Cascadia Mono" w:cs="Cascadia Mono"/>
+                <w:color w:val="0000FF"/>
+                <w:sz w:val="23"/>
+                <w:szCs w:val="23"/>
+                <w:highlight w:val="white"/>
+                <w:lang w:eastAsia="en-US"/>
+              </w:rPr>
+              <w:t>auto</w:t>
+            </w:r>
+            <w:r>
+              <w:rPr>
+                <w:rFonts w:ascii="Cascadia Mono" w:eastAsiaTheme="minorHAnsi" w:hAnsi="Cascadia Mono" w:cs="Cascadia Mono"/>
+                <w:color w:val="000000"/>
+                <w:sz w:val="23"/>
+                <w:szCs w:val="23"/>
+                <w:highlight w:val="white"/>
+                <w:lang w:eastAsia="en-US"/>
+              </w:rPr>
+              <w:t xml:space="preserve"> p = </w:t>
+            </w:r>
+            <w:proofErr w:type="gramStart"/>
+            <w:r>
+              <w:rPr>
+                <w:rFonts w:ascii="Cascadia Mono" w:eastAsiaTheme="minorHAnsi" w:hAnsi="Cascadia Mono" w:cs="Cascadia Mono"/>
+                <w:color w:val="000000"/>
+                <w:sz w:val="23"/>
+                <w:szCs w:val="23"/>
+                <w:highlight w:val="yellow"/>
+                <w:lang w:eastAsia="en-US"/>
+              </w:rPr>
+              <w:t>std::</w:t>
+            </w:r>
+            <w:proofErr w:type="gramEnd"/>
+            <w:r>
+              <w:rPr>
+                <w:rFonts w:ascii="Cascadia Mono" w:eastAsiaTheme="minorHAnsi" w:hAnsi="Cascadia Mono" w:cs="Cascadia Mono"/>
+                <w:color w:val="000000"/>
+                <w:sz w:val="23"/>
+                <w:szCs w:val="23"/>
+                <w:highlight w:val="yellow"/>
+                <w:lang w:eastAsia="en-US"/>
+              </w:rPr>
+              <w:t>exchange(</w:t>
+            </w:r>
+            <w:proofErr w:type="spellStart"/>
+            <w:r>
+              <w:rPr>
+                <w:rFonts w:ascii="Cascadia Mono" w:eastAsiaTheme="minorHAnsi" w:hAnsi="Cascadia Mono" w:cs="Cascadia Mono"/>
+                <w:color w:val="000000"/>
+                <w:sz w:val="23"/>
+                <w:szCs w:val="23"/>
+                <w:highlight w:val="yellow"/>
+                <w:lang w:eastAsia="en-US"/>
+              </w:rPr>
+              <w:t>ptr</w:t>
+            </w:r>
+            <w:proofErr w:type="spellEnd"/>
+            <w:r>
+              <w:rPr>
+                <w:rFonts w:ascii="Cascadia Mono" w:eastAsiaTheme="minorHAnsi" w:hAnsi="Cascadia Mono" w:cs="Cascadia Mono"/>
+                <w:color w:val="000000"/>
+                <w:sz w:val="23"/>
+                <w:szCs w:val="23"/>
+                <w:highlight w:val="yellow"/>
+                <w:lang w:eastAsia="en-US"/>
+              </w:rPr>
+              <w:t xml:space="preserve">, </w:t>
+            </w:r>
+            <w:r>
+              <w:rPr>
+                <w:rFonts w:ascii="Cascadia Mono" w:eastAsiaTheme="minorHAnsi" w:hAnsi="Cascadia Mono" w:cs="Cascadia Mono"/>
+                <w:color w:val="0000FF"/>
+                <w:sz w:val="23"/>
+                <w:szCs w:val="23"/>
+                <w:highlight w:val="yellow"/>
+                <w:lang w:eastAsia="en-US"/>
+              </w:rPr>
+              <w:t>nullptr</w:t>
+            </w:r>
+            <w:r>
+              <w:rPr>
+                <w:rFonts w:ascii="Cascadia Mono" w:eastAsiaTheme="minorHAnsi" w:hAnsi="Cascadia Mono" w:cs="Cascadia Mono"/>
+                <w:color w:val="000000"/>
+                <w:sz w:val="23"/>
+                <w:szCs w:val="23"/>
+                <w:highlight w:val="yellow"/>
+                <w:lang w:eastAsia="en-US"/>
+              </w:rPr>
+              <w:t>);</w:t>
+            </w:r>
+            <w:r>
+              <w:rPr>
+                <w:rFonts w:ascii="Cascadia Mono" w:eastAsiaTheme="minorHAnsi" w:hAnsi="Cascadia Mono" w:cs="Cascadia Mono"/>
+                <w:color w:val="000000"/>
+                <w:sz w:val="23"/>
+                <w:szCs w:val="23"/>
+                <w:highlight w:val="white"/>
+                <w:lang w:eastAsia="en-US"/>
+              </w:rPr>
+              <w:t xml:space="preserve">  </w:t>
+            </w:r>
+          </w:p>
+          <w:p>
+            <w:pPr>
+              <w:autoSpaceDE w:val="0"/>
+              <w:autoSpaceDN w:val="0"/>
+              <w:adjustRightInd w:val="0"/>
+              <w:spacing w:line="240" w:lineRule="auto"/>
+              <w:jc w:val="left"/>
+              <w:rPr>
+                <w:rFonts w:ascii="Cascadia Mono" w:eastAsiaTheme="minorHAnsi" w:hAnsi="Cascadia Mono" w:cs="Cascadia Mono"/>
+                <w:color w:val="000000"/>
+                <w:sz w:val="23"/>
+                <w:szCs w:val="23"/>
+                <w:highlight w:val="white"/>
+                <w:lang w:eastAsia="en-US"/>
+              </w:rPr>
+            </w:pPr>
+            <w:r>
+              <w:rPr>
+                <w:rFonts w:ascii="Cascadia Mono" w:eastAsiaTheme="minorHAnsi" w:hAnsi="Cascadia Mono" w:cs="Cascadia Mono"/>
+                <w:color w:val="000000"/>
+                <w:sz w:val="23"/>
+                <w:szCs w:val="23"/>
+                <w:highlight w:val="white"/>
+                <w:lang w:eastAsia="en-US"/>
+              </w:rPr>
+              <w:t xml:space="preserve">      </w:t>
+            </w:r>
+            <w:r>
+              <w:rPr>
+                <w:rFonts w:ascii="Cascadia Mono" w:eastAsiaTheme="minorHAnsi" w:hAnsi="Cascadia Mono" w:cs="Cascadia Mono"/>
+                <w:color w:val="0000FF"/>
+                <w:sz w:val="23"/>
+                <w:szCs w:val="23"/>
+                <w:highlight w:val="white"/>
+                <w:lang w:eastAsia="en-US"/>
+              </w:rPr>
+              <w:t>if</w:t>
+            </w:r>
+            <w:r>
+              <w:rPr>
+                <w:rFonts w:ascii="Cascadia Mono" w:eastAsiaTheme="minorHAnsi" w:hAnsi="Cascadia Mono" w:cs="Cascadia Mono"/>
+                <w:color w:val="000000"/>
+                <w:sz w:val="23"/>
+                <w:szCs w:val="23"/>
+                <w:highlight w:val="white"/>
+                <w:lang w:eastAsia="en-US"/>
+              </w:rPr>
+              <w:t xml:space="preserve"> (p) {</w:t>
+            </w:r>
+          </w:p>
+          <w:p>
+            <w:pPr>
+              <w:autoSpaceDE w:val="0"/>
+              <w:autoSpaceDN w:val="0"/>
+              <w:adjustRightInd w:val="0"/>
+              <w:spacing w:line="240" w:lineRule="auto"/>
+              <w:jc w:val="left"/>
+              <w:rPr>
+                <w:rFonts w:ascii="Cascadia Mono" w:eastAsiaTheme="minorHAnsi" w:hAnsi="Cascadia Mono" w:cs="Cascadia Mono"/>
+                <w:color w:val="000000"/>
+                <w:sz w:val="23"/>
+                <w:szCs w:val="23"/>
+                <w:highlight w:val="white"/>
+                <w:lang w:eastAsia="en-US"/>
+              </w:rPr>
+            </w:pPr>
+            <w:r>
+              <w:rPr>
+                <w:rFonts w:ascii="Cascadia Mono" w:eastAsiaTheme="minorHAnsi" w:hAnsi="Cascadia Mono" w:cs="Cascadia Mono"/>
+                <w:color w:val="000000"/>
+                <w:sz w:val="23"/>
+                <w:szCs w:val="23"/>
+                <w:highlight w:val="white"/>
+                <w:lang w:eastAsia="en-US"/>
+              </w:rPr>
+              <w:t xml:space="preserve">         </w:t>
+            </w:r>
+            <w:proofErr w:type="gramStart"/>
+            <w:r>
+              <w:rPr>
+                <w:rFonts w:ascii="Cascadia Mono" w:eastAsiaTheme="minorHAnsi" w:hAnsi="Cascadia Mono" w:cs="Cascadia Mono"/>
+                <w:color w:val="000000"/>
+                <w:sz w:val="23"/>
+                <w:szCs w:val="23"/>
+                <w:highlight w:val="white"/>
+                <w:lang w:eastAsia="en-US"/>
+              </w:rPr>
+              <w:t>std::</w:t>
+            </w:r>
+            <w:proofErr w:type="gramEnd"/>
+            <w:r>
+              <w:rPr>
+                <w:rFonts w:ascii="Cascadia Mono" w:eastAsiaTheme="minorHAnsi" w:hAnsi="Cascadia Mono" w:cs="Cascadia Mono"/>
+                <w:color w:val="000000"/>
+                <w:sz w:val="23"/>
+                <w:szCs w:val="23"/>
+                <w:highlight w:val="white"/>
+                <w:lang w:eastAsia="en-US"/>
+              </w:rPr>
+              <w:t xml:space="preserve">cout </w:t>
+            </w:r>
+            <w:r>
+              <w:rPr>
+                <w:rFonts w:ascii="Cascadia Mono" w:eastAsiaTheme="minorHAnsi" w:hAnsi="Cascadia Mono" w:cs="Cascadia Mono"/>
+                <w:color w:val="008080"/>
+                <w:sz w:val="23"/>
+                <w:szCs w:val="23"/>
+                <w:highlight w:val="white"/>
+                <w:lang w:eastAsia="en-US"/>
+              </w:rPr>
+              <w:t>&lt;&lt;</w:t>
+            </w:r>
+            <w:r>
+              <w:rPr>
+                <w:rFonts w:ascii="Cascadia Mono" w:eastAsiaTheme="minorHAnsi" w:hAnsi="Cascadia Mono" w:cs="Cascadia Mono"/>
+                <w:color w:val="000000"/>
+                <w:sz w:val="23"/>
+                <w:szCs w:val="23"/>
+                <w:highlight w:val="white"/>
+                <w:lang w:eastAsia="en-US"/>
+              </w:rPr>
+              <w:t xml:space="preserve"> </w:t>
+            </w:r>
+            <w:r>
+              <w:rPr>
+                <w:rFonts w:ascii="Cascadia Mono" w:eastAsiaTheme="minorHAnsi" w:hAnsi="Cascadia Mono" w:cs="Cascadia Mono"/>
+                <w:color w:val="A31515"/>
+                <w:sz w:val="23"/>
+                <w:szCs w:val="23"/>
+                <w:highlight w:val="white"/>
+                <w:lang w:eastAsia="en-US"/>
+              </w:rPr>
+              <w:t>"Releasing resource: "</w:t>
+            </w:r>
+            <w:r>
+              <w:rPr>
+                <w:rFonts w:ascii="Cascadia Mono" w:eastAsiaTheme="minorHAnsi" w:hAnsi="Cascadia Mono" w:cs="Cascadia Mono"/>
+                <w:color w:val="000000"/>
+                <w:sz w:val="23"/>
+                <w:szCs w:val="23"/>
+                <w:highlight w:val="white"/>
+                <w:lang w:eastAsia="en-US"/>
+              </w:rPr>
+              <w:t xml:space="preserve"> </w:t>
+            </w:r>
+            <w:r>
+              <w:rPr>
+                <w:rFonts w:ascii="Cascadia Mono" w:eastAsiaTheme="minorHAnsi" w:hAnsi="Cascadia Mono" w:cs="Cascadia Mono"/>
+                <w:color w:val="008080"/>
+                <w:sz w:val="23"/>
+                <w:szCs w:val="23"/>
+                <w:highlight w:val="white"/>
+                <w:lang w:eastAsia="en-US"/>
+              </w:rPr>
+              <w:t>&lt;&lt;</w:t>
+            </w:r>
+            <w:r>
+              <w:rPr>
+                <w:rFonts w:ascii="Cascadia Mono" w:eastAsiaTheme="minorHAnsi" w:hAnsi="Cascadia Mono" w:cs="Cascadia Mono"/>
+                <w:color w:val="000000"/>
+                <w:sz w:val="23"/>
+                <w:szCs w:val="23"/>
+                <w:highlight w:val="white"/>
+                <w:lang w:eastAsia="en-US"/>
+              </w:rPr>
+              <w:t xml:space="preserve"> </w:t>
+            </w:r>
+            <w:r>
+              <w:rPr>
+                <w:rFonts w:ascii="Cascadia Mono" w:eastAsiaTheme="minorHAnsi" w:hAnsi="Cascadia Mono" w:cs="Cascadia Mono"/>
+                <w:color w:val="008080"/>
+                <w:sz w:val="23"/>
+                <w:szCs w:val="23"/>
+                <w:highlight w:val="white"/>
+                <w:lang w:eastAsia="en-US"/>
+              </w:rPr>
+              <w:t>*</w:t>
+            </w:r>
+            <w:r>
+              <w:rPr>
+                <w:rFonts w:ascii="Cascadia Mono" w:eastAsiaTheme="minorHAnsi" w:hAnsi="Cascadia Mono" w:cs="Cascadia Mono"/>
+                <w:color w:val="000000"/>
+                <w:sz w:val="23"/>
+                <w:szCs w:val="23"/>
+                <w:highlight w:val="white"/>
+                <w:lang w:eastAsia="en-US"/>
+              </w:rPr>
+              <w:t xml:space="preserve">p </w:t>
+            </w:r>
+            <w:r>
+              <w:rPr>
+                <w:rFonts w:ascii="Cascadia Mono" w:eastAsiaTheme="minorHAnsi" w:hAnsi="Cascadia Mono" w:cs="Cascadia Mono"/>
+                <w:color w:val="008080"/>
+                <w:sz w:val="23"/>
+                <w:szCs w:val="23"/>
+                <w:highlight w:val="white"/>
+                <w:lang w:eastAsia="en-US"/>
+              </w:rPr>
+              <w:t>&lt;&lt;</w:t>
+            </w:r>
+            <w:r>
+              <w:rPr>
+                <w:rFonts w:ascii="Cascadia Mono" w:eastAsiaTheme="minorHAnsi" w:hAnsi="Cascadia Mono" w:cs="Cascadia Mono"/>
+                <w:color w:val="000000"/>
+                <w:sz w:val="23"/>
+                <w:szCs w:val="23"/>
+                <w:highlight w:val="white"/>
+                <w:lang w:eastAsia="en-US"/>
+              </w:rPr>
+              <w:t xml:space="preserve"> </w:t>
+            </w:r>
+            <w:r>
+              <w:rPr>
+                <w:rFonts w:ascii="Cascadia Mono" w:eastAsiaTheme="minorHAnsi" w:hAnsi="Cascadia Mono" w:cs="Cascadia Mono"/>
+                <w:color w:val="A31515"/>
+                <w:sz w:val="23"/>
+                <w:szCs w:val="23"/>
+                <w:highlight w:val="white"/>
+                <w:lang w:eastAsia="en-US"/>
+              </w:rPr>
+              <w:t>'\n'</w:t>
+            </w:r>
+            <w:r>
+              <w:rPr>
+                <w:rFonts w:ascii="Cascadia Mono" w:eastAsiaTheme="minorHAnsi" w:hAnsi="Cascadia Mono" w:cs="Cascadia Mono"/>
+                <w:color w:val="000000"/>
+                <w:sz w:val="23"/>
+                <w:szCs w:val="23"/>
+                <w:highlight w:val="white"/>
+                <w:lang w:eastAsia="en-US"/>
+              </w:rPr>
+              <w:t>;</w:t>
+            </w:r>
+          </w:p>
+          <w:p>
+            <w:pPr>
+              <w:autoSpaceDE w:val="0"/>
+              <w:autoSpaceDN w:val="0"/>
+              <w:adjustRightInd w:val="0"/>
+              <w:spacing w:line="240" w:lineRule="auto"/>
+              <w:jc w:val="left"/>
+              <w:rPr>
+                <w:rFonts w:ascii="Cascadia Mono" w:eastAsiaTheme="minorHAnsi" w:hAnsi="Cascadia Mono" w:cs="Cascadia Mono"/>
+                <w:color w:val="000000"/>
+                <w:sz w:val="23"/>
+                <w:szCs w:val="23"/>
+                <w:highlight w:val="white"/>
+                <w:lang w:eastAsia="en-US"/>
+              </w:rPr>
+            </w:pPr>
+            <w:r>
+              <w:rPr>
+                <w:rFonts w:ascii="Cascadia Mono" w:eastAsiaTheme="minorHAnsi" w:hAnsi="Cascadia Mono" w:cs="Cascadia Mono"/>
+                <w:color w:val="000000"/>
+                <w:sz w:val="23"/>
+                <w:szCs w:val="23"/>
+                <w:highlight w:val="white"/>
+                <w:lang w:eastAsia="en-US"/>
+              </w:rPr>
+              <w:t xml:space="preserve">      }</w:t>
+            </w:r>
+          </w:p>
+          <w:p>
+            <w:pPr>
+              <w:autoSpaceDE w:val="0"/>
+              <w:autoSpaceDN w:val="0"/>
+              <w:adjustRightInd w:val="0"/>
+              <w:spacing w:line="240" w:lineRule="auto"/>
+              <w:jc w:val="left"/>
+              <w:rPr>
+                <w:rFonts w:ascii="Cascadia Mono" w:eastAsiaTheme="minorHAnsi" w:hAnsi="Cascadia Mono" w:cs="Cascadia Mono"/>
+                <w:color w:val="000000"/>
+                <w:sz w:val="23"/>
+                <w:szCs w:val="23"/>
+                <w:highlight w:val="white"/>
+                <w:lang w:eastAsia="en-US"/>
+              </w:rPr>
+            </w:pPr>
+            <w:r>
+              <w:rPr>
+                <w:rFonts w:ascii="Cascadia Mono" w:eastAsiaTheme="minorHAnsi" w:hAnsi="Cascadia Mono" w:cs="Cascadia Mono"/>
+                <w:color w:val="000000"/>
+                <w:sz w:val="23"/>
+                <w:szCs w:val="23"/>
+                <w:highlight w:val="white"/>
+                <w:lang w:eastAsia="en-US"/>
+              </w:rPr>
+              <w:t xml:space="preserve">   }</w:t>
+            </w:r>
+          </w:p>
+          <w:p>
+            <w:r>
+              <w:rPr>
+                <w:rFonts w:ascii="Cascadia Mono" w:eastAsiaTheme="minorHAnsi" w:hAnsi="Cascadia Mono" w:cs="Cascadia Mono"/>
+                <w:color w:val="000000"/>
+                <w:sz w:val="23"/>
+                <w:szCs w:val="23"/>
+                <w:highlight w:val="white"/>
+                <w:lang w:eastAsia="en-US"/>
+              </w:rPr>
+              <w:t>};</w:t>
+            </w:r>
+          </w:p>
+        </w:tc>
+      </w:tr>
+    </w:tbl>
+    <w:p>
+      <w:pPr>
+        <w:pStyle w:val="ListParagraph"/>
+        <w:numPr>
+          <w:ilvl w:val="0"/>
+          <w:numId w:val="64"/>
+        </w:numPr>
+      </w:pPr>
+      <w:proofErr w:type="gramStart"/>
+      <w:r>
+        <w:rPr>
+          <w:rFonts w:ascii="Cascadia Mono" w:eastAsiaTheme="minorHAnsi" w:hAnsi="Cascadia Mono" w:cs="Cascadia Mono"/>
+          <w:color w:val="000000"/>
+          <w:sz w:val="23"/>
+          <w:szCs w:val="23"/>
+          <w:highlight w:val="yellow"/>
+          <w:lang w:eastAsia="en-US"/>
+        </w:rPr>
+        <w:t>std::</w:t>
+      </w:r>
+      <w:proofErr w:type="gramEnd"/>
+      <w:r>
+        <w:rPr>
+          <w:rFonts w:ascii="Cascadia Mono" w:eastAsiaTheme="minorHAnsi" w:hAnsi="Cascadia Mono" w:cs="Cascadia Mono"/>
+          <w:color w:val="000000"/>
+          <w:sz w:val="23"/>
+          <w:szCs w:val="23"/>
+          <w:highlight w:val="yellow"/>
+          <w:lang w:eastAsia="en-US"/>
+        </w:rPr>
+        <w:t>exchange(</w:t>
+      </w:r>
+      <w:proofErr w:type="spellStart"/>
+      <w:r>
+        <w:rPr>
+          <w:rFonts w:ascii="Cascadia Mono" w:eastAsiaTheme="minorHAnsi" w:hAnsi="Cascadia Mono" w:cs="Cascadia Mono"/>
+          <w:color w:val="000000"/>
+          <w:sz w:val="23"/>
+          <w:szCs w:val="23"/>
+          <w:highlight w:val="yellow"/>
+          <w:lang w:eastAsia="en-US"/>
+        </w:rPr>
+        <w:t>ptr</w:t>
+      </w:r>
+      <w:proofErr w:type="spellEnd"/>
+      <w:r>
+        <w:rPr>
+          <w:rFonts w:ascii="Cascadia Mono" w:eastAsiaTheme="minorHAnsi" w:hAnsi="Cascadia Mono" w:cs="Cascadia Mono"/>
+          <w:color w:val="000000"/>
+          <w:sz w:val="23"/>
+          <w:szCs w:val="23"/>
+          <w:highlight w:val="yellow"/>
+          <w:lang w:eastAsia="en-US"/>
+        </w:rPr>
+        <w:t xml:space="preserve">, </w:t>
+      </w:r>
+      <w:r>
+        <w:rPr>
+          <w:rFonts w:ascii="Cascadia Mono" w:eastAsiaTheme="minorHAnsi" w:hAnsi="Cascadia Mono" w:cs="Cascadia Mono"/>
+          <w:color w:val="0000FF"/>
+          <w:sz w:val="23"/>
+          <w:szCs w:val="23"/>
+          <w:highlight w:val="yellow"/>
+          <w:lang w:eastAsia="en-US"/>
+        </w:rPr>
+        <w:t>nullptr</w:t>
+      </w:r>
+      <w:r>
+        <w:rPr>
+          <w:rFonts w:ascii="Cascadia Mono" w:eastAsiaTheme="minorHAnsi" w:hAnsi="Cascadia Mono" w:cs="Cascadia Mono"/>
+          <w:color w:val="000000"/>
+          <w:sz w:val="23"/>
+          <w:szCs w:val="23"/>
+          <w:highlight w:val="yellow"/>
+          <w:lang w:eastAsia="en-US"/>
+        </w:rPr>
+        <w:t>);</w:t>
+      </w:r>
+      <w:r>
+        <w:t xml:space="preserve"> ensures that the destructor properly releases ownership.</w:t>
+      </w:r>
+    </w:p>
+    <w:p/>
+    <w:p>
+      <w:pPr>
+        <w:pStyle w:val="Heading4"/>
+        <w:rPr>
+          <w:rFonts w:ascii="Times New Roman" w:hAnsi="Times New Roman"/>
+          <w:sz w:val="36"/>
+          <w:szCs w:val="36"/>
+        </w:rPr>
+      </w:pPr>
+      <w:r>
+        <w:rPr>
+          <w:rStyle w:val="Strong"/>
+          <w:b w:val="0"/>
+          <w:bCs w:val="0"/>
+        </w:rPr>
+        <w:t xml:space="preserve">Comparison: </w:t>
+      </w:r>
+      <w:proofErr w:type="gramStart"/>
+      <w:r>
+        <w:rPr>
+          <w:rFonts w:ascii="Cascadia Mono" w:eastAsiaTheme="minorHAnsi" w:hAnsi="Cascadia Mono" w:cs="Cascadia Mono"/>
+          <w:iCs w:val="0"/>
+          <w:color w:val="000000"/>
+          <w:sz w:val="23"/>
+          <w:szCs w:val="23"/>
+          <w:highlight w:val="white"/>
+          <w:lang w:eastAsia="en-US"/>
+        </w:rPr>
+        <w:t>std::</w:t>
+      </w:r>
+      <w:proofErr w:type="gramEnd"/>
+      <w:r>
+        <w:rPr>
+          <w:rFonts w:ascii="Cascadia Mono" w:eastAsiaTheme="minorHAnsi" w:hAnsi="Cascadia Mono" w:cs="Cascadia Mono"/>
+          <w:iCs w:val="0"/>
+          <w:color w:val="000000"/>
+          <w:sz w:val="23"/>
+          <w:szCs w:val="23"/>
+          <w:highlight w:val="white"/>
+          <w:lang w:eastAsia="en-US"/>
+        </w:rPr>
+        <w:t>swap</w:t>
+      </w:r>
+      <w:r>
+        <w:rPr>
+          <w:rStyle w:val="Strong"/>
+          <w:b w:val="0"/>
+          <w:bCs w:val="0"/>
+        </w:rPr>
+        <w:t xml:space="preserve"> vs. </w:t>
+      </w:r>
+      <w:r>
+        <w:rPr>
+          <w:rFonts w:ascii="Cascadia Mono" w:eastAsiaTheme="minorHAnsi" w:hAnsi="Cascadia Mono" w:cs="Cascadia Mono"/>
+          <w:iCs w:val="0"/>
+          <w:color w:val="000000"/>
+          <w:sz w:val="23"/>
+          <w:szCs w:val="23"/>
+          <w:highlight w:val="white"/>
+          <w:lang w:eastAsia="en-US"/>
+        </w:rPr>
+        <w:t>std::exchange</w:t>
+      </w:r>
+    </w:p>
+    <w:tbl>
+      <w:tblPr>
+        <w:tblW w:w="10065" w:type="dxa"/>
+        <w:jc w:val="center"/>
+        <w:tblCellSpacing w:w="15" w:type="dxa"/>
+        <w:tblBorders>
+          <w:top w:val="single" w:sz="4" w:space="0" w:color="auto"/>
+          <w:left w:val="single" w:sz="4" w:space="0" w:color="auto"/>
+          <w:bottom w:val="single" w:sz="4" w:space="0" w:color="auto"/>
+          <w:right w:val="single" w:sz="4" w:space="0" w:color="auto"/>
+          <w:insideH w:val="single" w:sz="4" w:space="0" w:color="auto"/>
+          <w:insideV w:val="single" w:sz="4" w:space="0" w:color="auto"/>
+        </w:tblBorders>
+        <w:tblCellMar>
+          <w:top w:w="15" w:type="dxa"/>
+          <w:left w:w="15" w:type="dxa"/>
+          <w:bottom w:w="15" w:type="dxa"/>
+          <w:right w:w="15" w:type="dxa"/>
+        </w:tblCellMar>
+        <w:tblLook w:val="04A0" w:firstRow="1" w:lastRow="0" w:firstColumn="1" w:lastColumn="0" w:noHBand="0" w:noVBand="1"/>
+      </w:tblPr>
+      <w:tblGrid>
+        <w:gridCol w:w="3933"/>
+        <w:gridCol w:w="2305"/>
+        <w:gridCol w:w="3827"/>
+      </w:tblGrid>
+      <w:tr>
+        <w:trPr>
+          <w:tblHeader/>
+          <w:tblCellSpacing w:w="15" w:type="dxa"/>
+          <w:jc w:val="center"/>
+        </w:trPr>
+        <w:tc>
+          <w:tcPr>
+            <w:tcW w:w="3888" w:type="dxa"/>
+            <w:vAlign w:val="center"/>
+            <w:hideMark/>
+          </w:tcPr>
+          <w:p>
+            <w:pPr>
+              <w:jc w:val="center"/>
+              <w:rPr>
+                <w:b/>
+                <w:bCs/>
+              </w:rPr>
+            </w:pPr>
+            <w:r>
+              <w:rPr>
+                <w:b/>
+                <w:bCs/>
+              </w:rPr>
+              <w:t>Feature</w:t>
+            </w:r>
+          </w:p>
+        </w:tc>
+        <w:tc>
+          <w:tcPr>
+            <w:tcW w:w="2275" w:type="dxa"/>
+            <w:vAlign w:val="center"/>
+            <w:hideMark/>
+          </w:tcPr>
+          <w:p>
+            <w:pPr>
+              <w:jc w:val="center"/>
+              <w:rPr>
+                <w:rFonts w:ascii="Cascadia Mono" w:eastAsiaTheme="minorHAnsi" w:hAnsi="Cascadia Mono" w:cs="Cascadia Mono"/>
+                <w:color w:val="000000"/>
+                <w:sz w:val="23"/>
+                <w:szCs w:val="23"/>
+                <w:highlight w:val="white"/>
+                <w:lang w:eastAsia="en-US"/>
+              </w:rPr>
+            </w:pPr>
+            <w:proofErr w:type="gramStart"/>
+            <w:r>
+              <w:rPr>
+                <w:rFonts w:ascii="Cascadia Mono" w:eastAsiaTheme="minorHAnsi" w:hAnsi="Cascadia Mono" w:cs="Cascadia Mono"/>
+                <w:color w:val="000000"/>
+                <w:sz w:val="23"/>
+                <w:szCs w:val="23"/>
+                <w:highlight w:val="white"/>
+                <w:lang w:eastAsia="en-US"/>
+              </w:rPr>
+              <w:t>std::</w:t>
+            </w:r>
+            <w:proofErr w:type="gramEnd"/>
+            <w:r>
+              <w:rPr>
+                <w:rFonts w:ascii="Cascadia Mono" w:eastAsiaTheme="minorHAnsi" w:hAnsi="Cascadia Mono" w:cs="Cascadia Mono"/>
+                <w:color w:val="000000"/>
+                <w:sz w:val="23"/>
+                <w:szCs w:val="23"/>
+                <w:highlight w:val="white"/>
+                <w:lang w:eastAsia="en-US"/>
+              </w:rPr>
+              <w:t>swap(a, b)</w:t>
+            </w:r>
+          </w:p>
+        </w:tc>
+        <w:tc>
+          <w:tcPr>
+            <w:tcW w:w="3782" w:type="dxa"/>
+            <w:vAlign w:val="center"/>
+            <w:hideMark/>
+          </w:tcPr>
+          <w:p>
+            <w:pPr>
+              <w:jc w:val="center"/>
+              <w:rPr>
+                <w:rFonts w:ascii="Cascadia Mono" w:eastAsiaTheme="minorHAnsi" w:hAnsi="Cascadia Mono" w:cs="Cascadia Mono"/>
+                <w:color w:val="000000"/>
+                <w:sz w:val="23"/>
+                <w:szCs w:val="23"/>
+                <w:highlight w:val="white"/>
+                <w:lang w:eastAsia="en-US"/>
+              </w:rPr>
+            </w:pPr>
+            <w:proofErr w:type="gramStart"/>
+            <w:r>
+              <w:rPr>
+                <w:rFonts w:ascii="Cascadia Mono" w:eastAsiaTheme="minorHAnsi" w:hAnsi="Cascadia Mono" w:cs="Cascadia Mono"/>
+                <w:color w:val="000000"/>
+                <w:sz w:val="23"/>
+                <w:szCs w:val="23"/>
+                <w:highlight w:val="white"/>
+                <w:lang w:eastAsia="en-US"/>
+              </w:rPr>
+              <w:t>std::</w:t>
+            </w:r>
+            <w:proofErr w:type="gramEnd"/>
+            <w:r>
+              <w:rPr>
+                <w:rFonts w:ascii="Cascadia Mono" w:eastAsiaTheme="minorHAnsi" w:hAnsi="Cascadia Mono" w:cs="Cascadia Mono"/>
+                <w:color w:val="000000"/>
+                <w:sz w:val="23"/>
+                <w:szCs w:val="23"/>
+                <w:highlight w:val="white"/>
+                <w:lang w:eastAsia="en-US"/>
+              </w:rPr>
+              <w:t xml:space="preserve">exchange(a, </w:t>
+            </w:r>
+            <w:proofErr w:type="spellStart"/>
+            <w:r>
+              <w:rPr>
+                <w:rFonts w:ascii="Cascadia Mono" w:eastAsiaTheme="minorHAnsi" w:hAnsi="Cascadia Mono" w:cs="Cascadia Mono"/>
+                <w:color w:val="000000"/>
+                <w:sz w:val="23"/>
+                <w:szCs w:val="23"/>
+                <w:highlight w:val="white"/>
+                <w:lang w:eastAsia="en-US"/>
+              </w:rPr>
+              <w:t>new_value</w:t>
+            </w:r>
+            <w:proofErr w:type="spellEnd"/>
+            <w:r>
+              <w:rPr>
+                <w:rFonts w:ascii="Cascadia Mono" w:eastAsiaTheme="minorHAnsi" w:hAnsi="Cascadia Mono" w:cs="Cascadia Mono"/>
+                <w:color w:val="000000"/>
+                <w:sz w:val="23"/>
+                <w:szCs w:val="23"/>
+                <w:highlight w:val="white"/>
+                <w:lang w:eastAsia="en-US"/>
+              </w:rPr>
+              <w:t>)</w:t>
+            </w:r>
+          </w:p>
+        </w:tc>
+      </w:tr>
+      <w:tr>
+        <w:trPr>
+          <w:tblCellSpacing w:w="15" w:type="dxa"/>
+          <w:jc w:val="center"/>
+        </w:trPr>
+        <w:tc>
+          <w:tcPr>
+            <w:tcW w:w="3888" w:type="dxa"/>
+            <w:vAlign w:val="center"/>
+            <w:hideMark/>
+          </w:tcPr>
+          <w:p>
+            <w:pPr>
+              <w:jc w:val="left"/>
+            </w:pPr>
+            <w:r>
+              <w:t>Swaps two values</w:t>
+            </w:r>
+          </w:p>
+        </w:tc>
+        <w:tc>
+          <w:tcPr>
+            <w:tcW w:w="2275" w:type="dxa"/>
+            <w:vAlign w:val="center"/>
+            <w:hideMark/>
+          </w:tcPr>
+          <w:p>
+            <w:pPr>
+              <w:jc w:val="center"/>
+            </w:pPr>
+            <w:r>
+              <w:rPr>
+                <w:rFonts w:ascii="Segoe UI Emoji" w:hAnsi="Segoe UI Emoji" w:cs="Segoe UI Emoji"/>
+              </w:rPr>
+              <w:t>✅</w:t>
+            </w:r>
+            <w:r>
+              <w:t xml:space="preserve"> Yes</w:t>
+            </w:r>
+          </w:p>
+        </w:tc>
+        <w:tc>
+          <w:tcPr>
+            <w:tcW w:w="3782" w:type="dxa"/>
+            <w:vAlign w:val="center"/>
+            <w:hideMark/>
+          </w:tcPr>
+          <w:p>
+            <w:pPr>
+              <w:jc w:val="center"/>
+            </w:pPr>
+            <w:r>
+              <w:rPr>
+                <w:rFonts w:ascii="Segoe UI Emoji" w:hAnsi="Segoe UI Emoji" w:cs="Segoe UI Emoji"/>
+              </w:rPr>
+              <w:t>❌</w:t>
+            </w:r>
+            <w:r>
+              <w:t xml:space="preserve"> No</w:t>
+            </w:r>
+          </w:p>
+        </w:tc>
+      </w:tr>
+      <w:tr>
+        <w:trPr>
+          <w:tblCellSpacing w:w="15" w:type="dxa"/>
+          <w:jc w:val="center"/>
+        </w:trPr>
+        <w:tc>
+          <w:tcPr>
+            <w:tcW w:w="3888" w:type="dxa"/>
+            <w:vAlign w:val="center"/>
+            <w:hideMark/>
+          </w:tcPr>
+          <w:p>
+            <w:r>
+              <w:t>Returns old value</w:t>
+            </w:r>
+          </w:p>
+        </w:tc>
+        <w:tc>
+          <w:tcPr>
+            <w:tcW w:w="2275" w:type="dxa"/>
+            <w:vAlign w:val="center"/>
+            <w:hideMark/>
+          </w:tcPr>
+          <w:p>
+            <w:pPr>
+              <w:jc w:val="center"/>
+            </w:pPr>
+            <w:r>
+              <w:rPr>
+                <w:rFonts w:ascii="Segoe UI Emoji" w:hAnsi="Segoe UI Emoji" w:cs="Segoe UI Emoji"/>
+              </w:rPr>
+              <w:t>❌</w:t>
+            </w:r>
+            <w:r>
+              <w:t xml:space="preserve"> No</w:t>
+            </w:r>
+          </w:p>
+        </w:tc>
+        <w:tc>
+          <w:tcPr>
+            <w:tcW w:w="3782" w:type="dxa"/>
+            <w:vAlign w:val="center"/>
+            <w:hideMark/>
+          </w:tcPr>
+          <w:p>
+            <w:pPr>
+              <w:jc w:val="center"/>
+            </w:pPr>
+            <w:r>
+              <w:rPr>
+                <w:rFonts w:ascii="Segoe UI Emoji" w:hAnsi="Segoe UI Emoji" w:cs="Segoe UI Emoji"/>
+              </w:rPr>
+              <w:t>✅</w:t>
+            </w:r>
+            <w:r>
+              <w:t xml:space="preserve"> Yes</w:t>
+            </w:r>
+          </w:p>
+        </w:tc>
+      </w:tr>
+      <w:tr>
+        <w:trPr>
+          <w:tblCellSpacing w:w="15" w:type="dxa"/>
+          <w:jc w:val="center"/>
+        </w:trPr>
+        <w:tc>
+          <w:tcPr>
+            <w:tcW w:w="3888" w:type="dxa"/>
+            <w:vAlign w:val="center"/>
+            <w:hideMark/>
+          </w:tcPr>
+          <w:p>
+            <w:r>
+              <w:t>Resets a value while keeping old one</w:t>
+            </w:r>
+          </w:p>
+        </w:tc>
+        <w:tc>
+          <w:tcPr>
+            <w:tcW w:w="2275" w:type="dxa"/>
+            <w:vAlign w:val="center"/>
+            <w:hideMark/>
+          </w:tcPr>
+          <w:p>
+            <w:pPr>
+              <w:jc w:val="center"/>
+            </w:pPr>
+            <w:r>
+              <w:rPr>
+                <w:rFonts w:ascii="Segoe UI Emoji" w:hAnsi="Segoe UI Emoji" w:cs="Segoe UI Emoji"/>
+              </w:rPr>
+              <w:t>❌</w:t>
+            </w:r>
+            <w:r>
+              <w:t xml:space="preserve"> No</w:t>
+            </w:r>
+          </w:p>
+        </w:tc>
+        <w:tc>
+          <w:tcPr>
+            <w:tcW w:w="3782" w:type="dxa"/>
+            <w:vAlign w:val="center"/>
+            <w:hideMark/>
+          </w:tcPr>
+          <w:p>
+            <w:pPr>
+              <w:jc w:val="center"/>
+            </w:pPr>
+            <w:r>
+              <w:rPr>
+                <w:rFonts w:ascii="Segoe UI Emoji" w:hAnsi="Segoe UI Emoji" w:cs="Segoe UI Emoji"/>
+              </w:rPr>
+              <w:t>✅</w:t>
+            </w:r>
+            <w:r>
+              <w:t xml:space="preserve"> Yes</w:t>
+            </w:r>
+          </w:p>
+        </w:tc>
+      </w:tr>
+      <w:tr>
+        <w:trPr>
+          <w:tblCellSpacing w:w="15" w:type="dxa"/>
+          <w:jc w:val="center"/>
+        </w:trPr>
+        <w:tc>
+          <w:tcPr>
+            <w:tcW w:w="3888" w:type="dxa"/>
+            <w:vAlign w:val="center"/>
+            <w:hideMark/>
+          </w:tcPr>
+          <w:p>
+            <w:r>
+              <w:t>Requires a second variable</w:t>
+            </w:r>
+          </w:p>
+        </w:tc>
+        <w:tc>
+          <w:tcPr>
+            <w:tcW w:w="2275" w:type="dxa"/>
+            <w:vAlign w:val="center"/>
+            <w:hideMark/>
+          </w:tcPr>
+          <w:p>
+            <w:pPr>
+              <w:jc w:val="center"/>
+            </w:pPr>
+            <w:r>
+              <w:rPr>
+                <w:rFonts w:ascii="Segoe UI Emoji" w:hAnsi="Segoe UI Emoji" w:cs="Segoe UI Emoji"/>
+              </w:rPr>
+              <w:t>✅</w:t>
+            </w:r>
+            <w:r>
+              <w:t xml:space="preserve"> Yes</w:t>
+            </w:r>
+          </w:p>
+        </w:tc>
+        <w:tc>
+          <w:tcPr>
+            <w:tcW w:w="3782" w:type="dxa"/>
+            <w:vAlign w:val="center"/>
+            <w:hideMark/>
+          </w:tcPr>
+          <w:p>
+            <w:pPr>
+              <w:jc w:val="center"/>
+            </w:pPr>
+            <w:r>
+              <w:rPr>
+                <w:rFonts w:ascii="Segoe UI Emoji" w:hAnsi="Segoe UI Emoji" w:cs="Segoe UI Emoji"/>
+              </w:rPr>
+              <w:t>❌</w:t>
+            </w:r>
+            <w:r>
+              <w:t xml:space="preserve"> No</w:t>
+            </w:r>
+          </w:p>
+        </w:tc>
+      </w:tr>
+    </w:tbl>
+    <w:p/>
+    <w:p/>
+    <w:p/>
+    <w:p>
+      <w:r>
+        <w:br w:type="page"/>
+      </w:r>
+    </w:p>
+    <w:p>
+      <w:pPr>
         <w:pStyle w:val="Heading3"/>
       </w:pPr>
-      <w:bookmarkStart w:id="20" w:name="_Toc191308200"/>
+      <w:bookmarkStart w:id="20" w:name="_Toc191895878"/>
       <w:r>
         <w:lastRenderedPageBreak/>
         <w:t>Heterogeneous Lookup in Associative Containers</w:t>
@@ -30472,7 +33977,7 @@
       <w:pPr>
         <w:pStyle w:val="Heading3"/>
       </w:pPr>
-      <w:bookmarkStart w:id="21" w:name="_Toc191308201"/>
+      <w:bookmarkStart w:id="21" w:name="_Toc191895879"/>
       <w:r>
         <w:t xml:space="preserve">The </w:t>
       </w:r>
@@ -32045,7 +35550,7 @@
       <w:pPr>
         <w:pStyle w:val="Heading3"/>
       </w:pPr>
-      <w:bookmarkStart w:id="22" w:name="_Toc191308202"/>
+      <w:bookmarkStart w:id="22" w:name="_Toc191895880"/>
       <w:r>
         <w:t xml:space="preserve">The </w:t>
       </w:r>
@@ -34796,7 +38301,7 @@
   <w:abstractNum w:abstractNumId="10" w15:restartNumberingAfterBreak="0">
     <w:nsid w:val="1CE47BCD"/>
     <w:multiLevelType w:val="hybridMultilevel"/>
-    <w:tmpl w:val="7CCE7072"/>
+    <w:tmpl w:val="A5A4172E"/>
     <w:lvl w:ilvl="0" w:tplc="40090001">
       <w:start w:val="1"/>
       <w:numFmt w:val="bullet"/>
@@ -35246,6 +38751,95 @@
     </w:lvl>
   </w:abstractNum>
   <w:abstractNum w:abstractNumId="14" w15:restartNumberingAfterBreak="0">
+    <w:nsid w:val="286E42A3"/>
+    <w:multiLevelType w:val="hybridMultilevel"/>
+    <w:tmpl w:val="3CF847F0"/>
+    <w:lvl w:ilvl="0" w:tplc="4009000F">
+      <w:start w:val="1"/>
+      <w:numFmt w:val="decimal"/>
+      <w:lvlText w:val="%1."/>
+      <w:lvlJc w:val="left"/>
+      <w:pPr>
+        <w:ind w:left="720" w:hanging="360"/>
+      </w:pPr>
+      <w:rPr>
+        <w:rFonts w:hint="default"/>
+      </w:rPr>
+    </w:lvl>
+    <w:lvl w:ilvl="1" w:tplc="40090019">
+      <w:start w:val="1"/>
+      <w:numFmt w:val="lowerLetter"/>
+      <w:lvlText w:val="%2."/>
+      <w:lvlJc w:val="left"/>
+      <w:pPr>
+        <w:ind w:left="1440" w:hanging="360"/>
+      </w:pPr>
+    </w:lvl>
+    <w:lvl w:ilvl="2" w:tplc="4009001B" w:tentative="1">
+      <w:start w:val="1"/>
+      <w:numFmt w:val="lowerRoman"/>
+      <w:lvlText w:val="%3."/>
+      <w:lvlJc w:val="right"/>
+      <w:pPr>
+        <w:ind w:left="2160" w:hanging="180"/>
+      </w:pPr>
+    </w:lvl>
+    <w:lvl w:ilvl="3" w:tplc="4009000F" w:tentative="1">
+      <w:start w:val="1"/>
+      <w:numFmt w:val="decimal"/>
+      <w:lvlText w:val="%4."/>
+      <w:lvlJc w:val="left"/>
+      <w:pPr>
+        <w:ind w:left="2880" w:hanging="360"/>
+      </w:pPr>
+    </w:lvl>
+    <w:lvl w:ilvl="4" w:tplc="40090019" w:tentative="1">
+      <w:start w:val="1"/>
+      <w:numFmt w:val="lowerLetter"/>
+      <w:lvlText w:val="%5."/>
+      <w:lvlJc w:val="left"/>
+      <w:pPr>
+        <w:ind w:left="3600" w:hanging="360"/>
+      </w:pPr>
+    </w:lvl>
+    <w:lvl w:ilvl="5" w:tplc="4009001B" w:tentative="1">
+      <w:start w:val="1"/>
+      <w:numFmt w:val="lowerRoman"/>
+      <w:lvlText w:val="%6."/>
+      <w:lvlJc w:val="right"/>
+      <w:pPr>
+        <w:ind w:left="4320" w:hanging="180"/>
+      </w:pPr>
+    </w:lvl>
+    <w:lvl w:ilvl="6" w:tplc="4009000F" w:tentative="1">
+      <w:start w:val="1"/>
+      <w:numFmt w:val="decimal"/>
+      <w:lvlText w:val="%7."/>
+      <w:lvlJc w:val="left"/>
+      <w:pPr>
+        <w:ind w:left="5040" w:hanging="360"/>
+      </w:pPr>
+    </w:lvl>
+    <w:lvl w:ilvl="7" w:tplc="40090019" w:tentative="1">
+      <w:start w:val="1"/>
+      <w:numFmt w:val="lowerLetter"/>
+      <w:lvlText w:val="%8."/>
+      <w:lvlJc w:val="left"/>
+      <w:pPr>
+        <w:ind w:left="5760" w:hanging="360"/>
+      </w:pPr>
+    </w:lvl>
+    <w:lvl w:ilvl="8" w:tplc="4009001B" w:tentative="1">
+      <w:start w:val="1"/>
+      <w:numFmt w:val="lowerRoman"/>
+      <w:lvlText w:val="%9."/>
+      <w:lvlJc w:val="right"/>
+      <w:pPr>
+        <w:ind w:left="6480" w:hanging="180"/>
+      </w:pPr>
+    </w:lvl>
+  </w:abstractNum>
+  <w:abstractNum w:abstractNumId="15" w15:restartNumberingAfterBreak="0">
     <w:nsid w:val="2A3621DF"/>
     <w:multiLevelType w:val="hybridMultilevel"/>
     <w:tmpl w:val="BDAAC6E8"/>
@@ -35358,7 +38952,7 @@
       </w:rPr>
     </w:lvl>
   </w:abstractNum>
-  <w:abstractNum w:abstractNumId="15" w15:restartNumberingAfterBreak="0">
+  <w:abstractNum w:abstractNumId="16" w15:restartNumberingAfterBreak="0">
     <w:nsid w:val="307D70F2"/>
     <w:multiLevelType w:val="hybridMultilevel"/>
     <w:tmpl w:val="7CD474AA"/>
@@ -35471,7 +39065,7 @@
       </w:rPr>
     </w:lvl>
   </w:abstractNum>
-  <w:abstractNum w:abstractNumId="16" w15:restartNumberingAfterBreak="0">
+  <w:abstractNum w:abstractNumId="17" w15:restartNumberingAfterBreak="0">
     <w:nsid w:val="31A0036A"/>
     <w:multiLevelType w:val="hybridMultilevel"/>
     <w:tmpl w:val="8E1EA4DA"/>
@@ -35584,7 +39178,7 @@
       </w:rPr>
     </w:lvl>
   </w:abstractNum>
-  <w:abstractNum w:abstractNumId="17" w15:restartNumberingAfterBreak="0">
+  <w:abstractNum w:abstractNumId="18" w15:restartNumberingAfterBreak="0">
     <w:nsid w:val="328E3A1C"/>
     <w:multiLevelType w:val="hybridMultilevel"/>
     <w:tmpl w:val="E2AED552"/>
@@ -35697,7 +39291,7 @@
       </w:rPr>
     </w:lvl>
   </w:abstractNum>
-  <w:abstractNum w:abstractNumId="18" w15:restartNumberingAfterBreak="0">
+  <w:abstractNum w:abstractNumId="19" w15:restartNumberingAfterBreak="0">
     <w:nsid w:val="38612444"/>
     <w:multiLevelType w:val="hybridMultilevel"/>
     <w:tmpl w:val="0AE8D282"/>
@@ -35810,7 +39404,7 @@
       </w:rPr>
     </w:lvl>
   </w:abstractNum>
-  <w:abstractNum w:abstractNumId="19" w15:restartNumberingAfterBreak="0">
+  <w:abstractNum w:abstractNumId="20" w15:restartNumberingAfterBreak="0">
     <w:nsid w:val="3A656189"/>
     <w:multiLevelType w:val="hybridMultilevel"/>
     <w:tmpl w:val="7D6E85E8"/>
@@ -35923,7 +39517,7 @@
       </w:rPr>
     </w:lvl>
   </w:abstractNum>
-  <w:abstractNum w:abstractNumId="20" w15:restartNumberingAfterBreak="0">
+  <w:abstractNum w:abstractNumId="21" w15:restartNumberingAfterBreak="0">
     <w:nsid w:val="3DEE0DD1"/>
     <w:multiLevelType w:val="hybridMultilevel"/>
     <w:tmpl w:val="63063722"/>
@@ -36036,7 +39630,7 @@
       </w:rPr>
     </w:lvl>
   </w:abstractNum>
-  <w:abstractNum w:abstractNumId="21" w15:restartNumberingAfterBreak="0">
+  <w:abstractNum w:abstractNumId="22" w15:restartNumberingAfterBreak="0">
     <w:nsid w:val="3E9A6971"/>
     <w:multiLevelType w:val="hybridMultilevel"/>
     <w:tmpl w:val="F23A2698"/>
@@ -36146,7 +39740,7 @@
       </w:rPr>
     </w:lvl>
   </w:abstractNum>
-  <w:abstractNum w:abstractNumId="22" w15:restartNumberingAfterBreak="0">
+  <w:abstractNum w:abstractNumId="23" w15:restartNumberingAfterBreak="0">
     <w:nsid w:val="44F1075B"/>
     <w:multiLevelType w:val="hybridMultilevel"/>
     <w:tmpl w:val="B83A189C"/>
@@ -36259,7 +39853,7 @@
       </w:rPr>
     </w:lvl>
   </w:abstractNum>
-  <w:abstractNum w:abstractNumId="23" w15:restartNumberingAfterBreak="0">
+  <w:abstractNum w:abstractNumId="24" w15:restartNumberingAfterBreak="0">
     <w:nsid w:val="459E7B90"/>
     <w:multiLevelType w:val="hybridMultilevel"/>
     <w:tmpl w:val="4484DD7A"/>
@@ -36372,7 +39966,7 @@
       </w:rPr>
     </w:lvl>
   </w:abstractNum>
-  <w:abstractNum w:abstractNumId="24" w15:restartNumberingAfterBreak="0">
+  <w:abstractNum w:abstractNumId="25" w15:restartNumberingAfterBreak="0">
     <w:nsid w:val="45DC578A"/>
     <w:multiLevelType w:val="hybridMultilevel"/>
     <w:tmpl w:val="2C3E8FF2"/>
@@ -36485,7 +40079,7 @@
       </w:rPr>
     </w:lvl>
   </w:abstractNum>
-  <w:abstractNum w:abstractNumId="25" w15:restartNumberingAfterBreak="0">
+  <w:abstractNum w:abstractNumId="26" w15:restartNumberingAfterBreak="0">
     <w:nsid w:val="47B834B1"/>
     <w:multiLevelType w:val="hybridMultilevel"/>
     <w:tmpl w:val="BFDE5754"/>
@@ -36598,7 +40192,7 @@
       </w:rPr>
     </w:lvl>
   </w:abstractNum>
-  <w:abstractNum w:abstractNumId="26" w15:restartNumberingAfterBreak="0">
+  <w:abstractNum w:abstractNumId="27" w15:restartNumberingAfterBreak="0">
     <w:nsid w:val="48860A8E"/>
     <w:multiLevelType w:val="hybridMultilevel"/>
     <w:tmpl w:val="4F7A900C"/>
@@ -36711,7 +40305,7 @@
       </w:rPr>
     </w:lvl>
   </w:abstractNum>
-  <w:abstractNum w:abstractNumId="27" w15:restartNumberingAfterBreak="0">
+  <w:abstractNum w:abstractNumId="28" w15:restartNumberingAfterBreak="0">
     <w:nsid w:val="4C4F38E1"/>
     <w:multiLevelType w:val="hybridMultilevel"/>
     <w:tmpl w:val="1CB46826"/>
@@ -36824,7 +40418,7 @@
       </w:rPr>
     </w:lvl>
   </w:abstractNum>
-  <w:abstractNum w:abstractNumId="28" w15:restartNumberingAfterBreak="0">
+  <w:abstractNum w:abstractNumId="29" w15:restartNumberingAfterBreak="0">
     <w:nsid w:val="4DC30A8E"/>
     <w:multiLevelType w:val="hybridMultilevel"/>
     <w:tmpl w:val="318C58A2"/>
@@ -36913,7 +40507,7 @@
       </w:pPr>
     </w:lvl>
   </w:abstractNum>
-  <w:abstractNum w:abstractNumId="29" w15:restartNumberingAfterBreak="0">
+  <w:abstractNum w:abstractNumId="30" w15:restartNumberingAfterBreak="0">
     <w:nsid w:val="4E8D4D49"/>
     <w:multiLevelType w:val="hybridMultilevel"/>
     <w:tmpl w:val="89480286"/>
@@ -37026,7 +40620,7 @@
       </w:rPr>
     </w:lvl>
   </w:abstractNum>
-  <w:abstractNum w:abstractNumId="30" w15:restartNumberingAfterBreak="0">
+  <w:abstractNum w:abstractNumId="31" w15:restartNumberingAfterBreak="0">
     <w:nsid w:val="5140428A"/>
     <w:multiLevelType w:val="hybridMultilevel"/>
     <w:tmpl w:val="E250DA5E"/>
@@ -37139,7 +40733,7 @@
       </w:rPr>
     </w:lvl>
   </w:abstractNum>
-  <w:abstractNum w:abstractNumId="31" w15:restartNumberingAfterBreak="0">
+  <w:abstractNum w:abstractNumId="32" w15:restartNumberingAfterBreak="0">
     <w:nsid w:val="51EF7E2B"/>
     <w:multiLevelType w:val="hybridMultilevel"/>
     <w:tmpl w:val="F94EAE8C"/>
@@ -37228,7 +40822,120 @@
       </w:pPr>
     </w:lvl>
   </w:abstractNum>
-  <w:abstractNum w:abstractNumId="32" w15:restartNumberingAfterBreak="0">
+  <w:abstractNum w:abstractNumId="33" w15:restartNumberingAfterBreak="0">
+    <w:nsid w:val="53C27D09"/>
+    <w:multiLevelType w:val="hybridMultilevel"/>
+    <w:tmpl w:val="3F9A7DA0"/>
+    <w:lvl w:ilvl="0" w:tplc="40090001">
+      <w:start w:val="1"/>
+      <w:numFmt w:val="bullet"/>
+      <w:lvlText w:val=""/>
+      <w:lvlJc w:val="left"/>
+      <w:pPr>
+        <w:ind w:left="720" w:hanging="360"/>
+      </w:pPr>
+      <w:rPr>
+        <w:rFonts w:ascii="Symbol" w:hAnsi="Symbol" w:hint="default"/>
+      </w:rPr>
+    </w:lvl>
+    <w:lvl w:ilvl="1" w:tplc="40090003" w:tentative="1">
+      <w:start w:val="1"/>
+      <w:numFmt w:val="bullet"/>
+      <w:lvlText w:val="o"/>
+      <w:lvlJc w:val="left"/>
+      <w:pPr>
+        <w:ind w:left="1440" w:hanging="360"/>
+      </w:pPr>
+      <w:rPr>
+        <w:rFonts w:ascii="Courier New" w:hAnsi="Courier New" w:cs="Courier New" w:hint="default"/>
+      </w:rPr>
+    </w:lvl>
+    <w:lvl w:ilvl="2" w:tplc="40090005" w:tentative="1">
+      <w:start w:val="1"/>
+      <w:numFmt w:val="bullet"/>
+      <w:lvlText w:val=""/>
+      <w:lvlJc w:val="left"/>
+      <w:pPr>
+        <w:ind w:left="2160" w:hanging="360"/>
+      </w:pPr>
+      <w:rPr>
+        <w:rFonts w:ascii="Wingdings" w:hAnsi="Wingdings" w:hint="default"/>
+      </w:rPr>
+    </w:lvl>
+    <w:lvl w:ilvl="3" w:tplc="40090001" w:tentative="1">
+      <w:start w:val="1"/>
+      <w:numFmt w:val="bullet"/>
+      <w:lvlText w:val=""/>
+      <w:lvlJc w:val="left"/>
+      <w:pPr>
+        <w:ind w:left="2880" w:hanging="360"/>
+      </w:pPr>
+      <w:rPr>
+        <w:rFonts w:ascii="Symbol" w:hAnsi="Symbol" w:hint="default"/>
+      </w:rPr>
+    </w:lvl>
+    <w:lvl w:ilvl="4" w:tplc="40090003" w:tentative="1">
+      <w:start w:val="1"/>
+      <w:numFmt w:val="bullet"/>
+      <w:lvlText w:val="o"/>
+      <w:lvlJc w:val="left"/>
+      <w:pPr>
+        <w:ind w:left="3600" w:hanging="360"/>
+      </w:pPr>
+      <w:rPr>
+        <w:rFonts w:ascii="Courier New" w:hAnsi="Courier New" w:cs="Courier New" w:hint="default"/>
+      </w:rPr>
+    </w:lvl>
+    <w:lvl w:ilvl="5" w:tplc="40090005" w:tentative="1">
+      <w:start w:val="1"/>
+      <w:numFmt w:val="bullet"/>
+      <w:lvlText w:val=""/>
+      <w:lvlJc w:val="left"/>
+      <w:pPr>
+        <w:ind w:left="4320" w:hanging="360"/>
+      </w:pPr>
+      <w:rPr>
+        <w:rFonts w:ascii="Wingdings" w:hAnsi="Wingdings" w:hint="default"/>
+      </w:rPr>
+    </w:lvl>
+    <w:lvl w:ilvl="6" w:tplc="40090001" w:tentative="1">
+      <w:start w:val="1"/>
+      <w:numFmt w:val="bullet"/>
+      <w:lvlText w:val=""/>
+      <w:lvlJc w:val="left"/>
+      <w:pPr>
+        <w:ind w:left="5040" w:hanging="360"/>
+      </w:pPr>
+      <w:rPr>
+        <w:rFonts w:ascii="Symbol" w:hAnsi="Symbol" w:hint="default"/>
+      </w:rPr>
+    </w:lvl>
+    <w:lvl w:ilvl="7" w:tplc="40090003" w:tentative="1">
+      <w:start w:val="1"/>
+      <w:numFmt w:val="bullet"/>
+      <w:lvlText w:val="o"/>
+      <w:lvlJc w:val="left"/>
+      <w:pPr>
+        <w:ind w:left="5760" w:hanging="360"/>
+      </w:pPr>
+      <w:rPr>
+        <w:rFonts w:ascii="Courier New" w:hAnsi="Courier New" w:cs="Courier New" w:hint="default"/>
+      </w:rPr>
+    </w:lvl>
+    <w:lvl w:ilvl="8" w:tplc="40090005" w:tentative="1">
+      <w:start w:val="1"/>
+      <w:numFmt w:val="bullet"/>
+      <w:lvlText w:val=""/>
+      <w:lvlJc w:val="left"/>
+      <w:pPr>
+        <w:ind w:left="6480" w:hanging="360"/>
+      </w:pPr>
+      <w:rPr>
+        <w:rFonts w:ascii="Wingdings" w:hAnsi="Wingdings" w:hint="default"/>
+      </w:rPr>
+    </w:lvl>
+  </w:abstractNum>
+  <w:abstractNum w:abstractNumId="34" w15:restartNumberingAfterBreak="0">
     <w:nsid w:val="56A11916"/>
     <w:multiLevelType w:val="hybridMultilevel"/>
     <w:tmpl w:val="AA1EB0D4"/>
@@ -37341,7 +41048,7 @@
       </w:rPr>
     </w:lvl>
   </w:abstractNum>
-  <w:abstractNum w:abstractNumId="33" w15:restartNumberingAfterBreak="0">
+  <w:abstractNum w:abstractNumId="35" w15:restartNumberingAfterBreak="0">
     <w:nsid w:val="56BB0DE4"/>
     <w:multiLevelType w:val="hybridMultilevel"/>
     <w:tmpl w:val="34E0F7E4"/>
@@ -37454,7 +41161,7 @@
       </w:rPr>
     </w:lvl>
   </w:abstractNum>
-  <w:abstractNum w:abstractNumId="34" w15:restartNumberingAfterBreak="0">
+  <w:abstractNum w:abstractNumId="36" w15:restartNumberingAfterBreak="0">
     <w:nsid w:val="57261F91"/>
     <w:multiLevelType w:val="hybridMultilevel"/>
     <w:tmpl w:val="8B06FF02"/>
@@ -37567,7 +41274,7 @@
       </w:rPr>
     </w:lvl>
   </w:abstractNum>
-  <w:abstractNum w:abstractNumId="35" w15:restartNumberingAfterBreak="0">
+  <w:abstractNum w:abstractNumId="37" w15:restartNumberingAfterBreak="0">
     <w:nsid w:val="57A109D5"/>
     <w:multiLevelType w:val="hybridMultilevel"/>
     <w:tmpl w:val="B33EE8A2"/>
@@ -37657,7 +41364,7 @@
       </w:pPr>
     </w:lvl>
   </w:abstractNum>
-  <w:abstractNum w:abstractNumId="36" w15:restartNumberingAfterBreak="0">
+  <w:abstractNum w:abstractNumId="38" w15:restartNumberingAfterBreak="0">
     <w:nsid w:val="58587020"/>
     <w:multiLevelType w:val="hybridMultilevel"/>
     <w:tmpl w:val="0AE8A694"/>
@@ -37770,7 +41477,7 @@
       </w:rPr>
     </w:lvl>
   </w:abstractNum>
-  <w:abstractNum w:abstractNumId="37" w15:restartNumberingAfterBreak="0">
+  <w:abstractNum w:abstractNumId="39" w15:restartNumberingAfterBreak="0">
     <w:nsid w:val="5B406C31"/>
     <w:multiLevelType w:val="hybridMultilevel"/>
     <w:tmpl w:val="B5CA98BE"/>
@@ -37883,7 +41590,7 @@
       </w:rPr>
     </w:lvl>
   </w:abstractNum>
-  <w:abstractNum w:abstractNumId="38" w15:restartNumberingAfterBreak="0">
+  <w:abstractNum w:abstractNumId="40" w15:restartNumberingAfterBreak="0">
     <w:nsid w:val="5C347DFE"/>
     <w:multiLevelType w:val="hybridMultilevel"/>
     <w:tmpl w:val="89AE6664"/>
@@ -37996,7 +41703,7 @@
       </w:rPr>
     </w:lvl>
   </w:abstractNum>
-  <w:abstractNum w:abstractNumId="39" w15:restartNumberingAfterBreak="0">
+  <w:abstractNum w:abstractNumId="41" w15:restartNumberingAfterBreak="0">
     <w:nsid w:val="5E731C9A"/>
     <w:multiLevelType w:val="hybridMultilevel"/>
     <w:tmpl w:val="AA0E4750"/>
@@ -38109,7 +41816,7 @@
       </w:rPr>
     </w:lvl>
   </w:abstractNum>
-  <w:abstractNum w:abstractNumId="40" w15:restartNumberingAfterBreak="0">
+  <w:abstractNum w:abstractNumId="42" w15:restartNumberingAfterBreak="0">
     <w:nsid w:val="619D15AE"/>
     <w:multiLevelType w:val="hybridMultilevel"/>
     <w:tmpl w:val="E84AFA14"/>
@@ -38222,7 +41929,7 @@
       </w:rPr>
     </w:lvl>
   </w:abstractNum>
-  <w:abstractNum w:abstractNumId="41" w15:restartNumberingAfterBreak="0">
+  <w:abstractNum w:abstractNumId="43" w15:restartNumberingAfterBreak="0">
     <w:nsid w:val="62AC3EE3"/>
     <w:multiLevelType w:val="hybridMultilevel"/>
     <w:tmpl w:val="1910EB76"/>
@@ -38335,7 +42042,7 @@
       </w:rPr>
     </w:lvl>
   </w:abstractNum>
-  <w:abstractNum w:abstractNumId="42" w15:restartNumberingAfterBreak="0">
+  <w:abstractNum w:abstractNumId="44" w15:restartNumberingAfterBreak="0">
     <w:nsid w:val="66760DB3"/>
     <w:multiLevelType w:val="hybridMultilevel"/>
     <w:tmpl w:val="97C4AFDA"/>
@@ -38448,7 +42155,7 @@
       </w:rPr>
     </w:lvl>
   </w:abstractNum>
-  <w:abstractNum w:abstractNumId="43" w15:restartNumberingAfterBreak="0">
+  <w:abstractNum w:abstractNumId="45" w15:restartNumberingAfterBreak="0">
     <w:nsid w:val="67E80BBE"/>
     <w:multiLevelType w:val="hybridMultilevel"/>
     <w:tmpl w:val="68863F22"/>
@@ -38561,7 +42268,7 @@
       </w:rPr>
     </w:lvl>
   </w:abstractNum>
-  <w:abstractNum w:abstractNumId="44" w15:restartNumberingAfterBreak="0">
+  <w:abstractNum w:abstractNumId="46" w15:restartNumberingAfterBreak="0">
     <w:nsid w:val="68DD2E72"/>
     <w:multiLevelType w:val="hybridMultilevel"/>
     <w:tmpl w:val="ED4C2CC0"/>
@@ -38674,7 +42381,7 @@
       </w:rPr>
     </w:lvl>
   </w:abstractNum>
-  <w:abstractNum w:abstractNumId="45" w15:restartNumberingAfterBreak="0">
+  <w:abstractNum w:abstractNumId="47" w15:restartNumberingAfterBreak="0">
     <w:nsid w:val="6998450B"/>
     <w:multiLevelType w:val="hybridMultilevel"/>
     <w:tmpl w:val="65AE2E5C"/>
@@ -38787,7 +42494,7 @@
       </w:rPr>
     </w:lvl>
   </w:abstractNum>
-  <w:abstractNum w:abstractNumId="46" w15:restartNumberingAfterBreak="0">
+  <w:abstractNum w:abstractNumId="48" w15:restartNumberingAfterBreak="0">
     <w:nsid w:val="6AD81DAC"/>
     <w:multiLevelType w:val="hybridMultilevel"/>
     <w:tmpl w:val="08365FEC"/>
@@ -38900,7 +42607,7 @@
       </w:rPr>
     </w:lvl>
   </w:abstractNum>
-  <w:abstractNum w:abstractNumId="47" w15:restartNumberingAfterBreak="0">
+  <w:abstractNum w:abstractNumId="49" w15:restartNumberingAfterBreak="0">
     <w:nsid w:val="6C024C2B"/>
     <w:multiLevelType w:val="hybridMultilevel"/>
     <w:tmpl w:val="A290FA66"/>
@@ -39013,7 +42720,7 @@
       </w:rPr>
     </w:lvl>
   </w:abstractNum>
-  <w:abstractNum w:abstractNumId="48" w15:restartNumberingAfterBreak="0">
+  <w:abstractNum w:abstractNumId="50" w15:restartNumberingAfterBreak="0">
     <w:nsid w:val="706C27FC"/>
     <w:multiLevelType w:val="hybridMultilevel"/>
     <w:tmpl w:val="C47EAEDA"/>
@@ -39126,7 +42833,7 @@
       </w:rPr>
     </w:lvl>
   </w:abstractNum>
-  <w:abstractNum w:abstractNumId="49" w15:restartNumberingAfterBreak="0">
+  <w:abstractNum w:abstractNumId="51" w15:restartNumberingAfterBreak="0">
     <w:nsid w:val="70F074B7"/>
     <w:multiLevelType w:val="hybridMultilevel"/>
     <w:tmpl w:val="3DB8258C"/>
@@ -39239,7 +42946,7 @@
       </w:rPr>
     </w:lvl>
   </w:abstractNum>
-  <w:abstractNum w:abstractNumId="50" w15:restartNumberingAfterBreak="0">
+  <w:abstractNum w:abstractNumId="52" w15:restartNumberingAfterBreak="0">
     <w:nsid w:val="74581470"/>
     <w:multiLevelType w:val="hybridMultilevel"/>
     <w:tmpl w:val="2EF27EBC"/>
@@ -39352,7 +43059,7 @@
       </w:rPr>
     </w:lvl>
   </w:abstractNum>
-  <w:abstractNum w:abstractNumId="51" w15:restartNumberingAfterBreak="0">
+  <w:abstractNum w:abstractNumId="53" w15:restartNumberingAfterBreak="0">
     <w:nsid w:val="7524295D"/>
     <w:multiLevelType w:val="hybridMultilevel"/>
     <w:tmpl w:val="E5F4675C"/>
@@ -39443,7 +43150,7 @@
       </w:pPr>
     </w:lvl>
   </w:abstractNum>
-  <w:abstractNum w:abstractNumId="52" w15:restartNumberingAfterBreak="0">
+  <w:abstractNum w:abstractNumId="54" w15:restartNumberingAfterBreak="0">
     <w:nsid w:val="754D5CAB"/>
     <w:multiLevelType w:val="hybridMultilevel"/>
     <w:tmpl w:val="AAD8B352"/>
@@ -39556,7 +43263,7 @@
       </w:rPr>
     </w:lvl>
   </w:abstractNum>
-  <w:abstractNum w:abstractNumId="53" w15:restartNumberingAfterBreak="0">
+  <w:abstractNum w:abstractNumId="55" w15:restartNumberingAfterBreak="0">
     <w:nsid w:val="767B22E4"/>
     <w:multiLevelType w:val="hybridMultilevel"/>
     <w:tmpl w:val="7B200B32"/>
@@ -39669,7 +43376,7 @@
       </w:rPr>
     </w:lvl>
   </w:abstractNum>
-  <w:abstractNum w:abstractNumId="54" w15:restartNumberingAfterBreak="0">
+  <w:abstractNum w:abstractNumId="56" w15:restartNumberingAfterBreak="0">
     <w:nsid w:val="77390F9E"/>
     <w:multiLevelType w:val="hybridMultilevel"/>
     <w:tmpl w:val="80888902"/>
@@ -39758,7 +43465,7 @@
       </w:pPr>
     </w:lvl>
   </w:abstractNum>
-  <w:abstractNum w:abstractNumId="55" w15:restartNumberingAfterBreak="0">
+  <w:abstractNum w:abstractNumId="57" w15:restartNumberingAfterBreak="0">
     <w:nsid w:val="78C27E4E"/>
     <w:multiLevelType w:val="hybridMultilevel"/>
     <w:tmpl w:val="A8A44F12"/>
@@ -39845,7 +43552,7 @@
       </w:pPr>
     </w:lvl>
   </w:abstractNum>
-  <w:abstractNum w:abstractNumId="56" w15:restartNumberingAfterBreak="0">
+  <w:abstractNum w:abstractNumId="58" w15:restartNumberingAfterBreak="0">
     <w:nsid w:val="79DF22FA"/>
     <w:multiLevelType w:val="hybridMultilevel"/>
     <w:tmpl w:val="13C00C84"/>
@@ -39958,7 +43665,7 @@
       </w:rPr>
     </w:lvl>
   </w:abstractNum>
-  <w:abstractNum w:abstractNumId="57" w15:restartNumberingAfterBreak="0">
+  <w:abstractNum w:abstractNumId="59" w15:restartNumberingAfterBreak="0">
     <w:nsid w:val="7B5E0D28"/>
     <w:multiLevelType w:val="hybridMultilevel"/>
     <w:tmpl w:val="AE08F9CC"/>
@@ -40071,7 +43778,7 @@
       </w:rPr>
     </w:lvl>
   </w:abstractNum>
-  <w:abstractNum w:abstractNumId="58" w15:restartNumberingAfterBreak="0">
+  <w:abstractNum w:abstractNumId="60" w15:restartNumberingAfterBreak="0">
     <w:nsid w:val="7DE6430A"/>
     <w:multiLevelType w:val="hybridMultilevel"/>
     <w:tmpl w:val="228A5482"/>
@@ -40185,88 +43892,88 @@
     </w:lvl>
   </w:abstractNum>
   <w:num w:numId="1" w16cid:durableId="251089015">
-    <w:abstractNumId w:val="35"/>
+    <w:abstractNumId w:val="37"/>
   </w:num>
   <w:num w:numId="2" w16cid:durableId="560100736">
-    <w:abstractNumId w:val="50"/>
+    <w:abstractNumId w:val="52"/>
   </w:num>
   <w:num w:numId="3" w16cid:durableId="172495567">
-    <w:abstractNumId w:val="27"/>
+    <w:abstractNumId w:val="28"/>
   </w:num>
   <w:num w:numId="4" w16cid:durableId="1521165584">
     <w:abstractNumId w:val="0"/>
   </w:num>
   <w:num w:numId="5" w16cid:durableId="1245450601">
-    <w:abstractNumId w:val="14"/>
+    <w:abstractNumId w:val="15"/>
   </w:num>
   <w:num w:numId="6" w16cid:durableId="872419827">
-    <w:abstractNumId w:val="29"/>
+    <w:abstractNumId w:val="30"/>
   </w:num>
   <w:num w:numId="7" w16cid:durableId="457724045">
-    <w:abstractNumId w:val="57"/>
+    <w:abstractNumId w:val="59"/>
   </w:num>
   <w:num w:numId="8" w16cid:durableId="1069383247">
-    <w:abstractNumId w:val="39"/>
+    <w:abstractNumId w:val="41"/>
   </w:num>
   <w:num w:numId="9" w16cid:durableId="683941260">
-    <w:abstractNumId w:val="16"/>
+    <w:abstractNumId w:val="17"/>
   </w:num>
   <w:num w:numId="10" w16cid:durableId="2085762542">
     <w:abstractNumId w:val="7"/>
   </w:num>
   <w:num w:numId="11" w16cid:durableId="395712335">
-    <w:abstractNumId w:val="55"/>
+    <w:abstractNumId w:val="57"/>
   </w:num>
   <w:num w:numId="12" w16cid:durableId="1657104109">
-    <w:abstractNumId w:val="54"/>
+    <w:abstractNumId w:val="56"/>
   </w:num>
   <w:num w:numId="13" w16cid:durableId="1378774016">
-    <w:abstractNumId w:val="28"/>
+    <w:abstractNumId w:val="29"/>
   </w:num>
   <w:num w:numId="14" w16cid:durableId="1042168804">
-    <w:abstractNumId w:val="46"/>
+    <w:abstractNumId w:val="48"/>
   </w:num>
   <w:num w:numId="15" w16cid:durableId="1902207044">
-    <w:abstractNumId w:val="42"/>
+    <w:abstractNumId w:val="44"/>
   </w:num>
   <w:num w:numId="16" w16cid:durableId="1695421522">
-    <w:abstractNumId w:val="47"/>
+    <w:abstractNumId w:val="49"/>
   </w:num>
   <w:num w:numId="17" w16cid:durableId="275721687">
-    <w:abstractNumId w:val="20"/>
+    <w:abstractNumId w:val="21"/>
   </w:num>
   <w:num w:numId="18" w16cid:durableId="385375191">
     <w:abstractNumId w:val="5"/>
   </w:num>
   <w:num w:numId="19" w16cid:durableId="512498360">
-    <w:abstractNumId w:val="32"/>
+    <w:abstractNumId w:val="34"/>
   </w:num>
   <w:num w:numId="20" w16cid:durableId="548689095">
-    <w:abstractNumId w:val="15"/>
+    <w:abstractNumId w:val="16"/>
   </w:num>
   <w:num w:numId="21" w16cid:durableId="1311982711">
-    <w:abstractNumId w:val="34"/>
+    <w:abstractNumId w:val="36"/>
   </w:num>
   <w:num w:numId="22" w16cid:durableId="350692574">
     <w:abstractNumId w:val="8"/>
   </w:num>
   <w:num w:numId="23" w16cid:durableId="1708287595">
-    <w:abstractNumId w:val="36"/>
+    <w:abstractNumId w:val="38"/>
   </w:num>
   <w:num w:numId="24" w16cid:durableId="79570016">
     <w:abstractNumId w:val="12"/>
   </w:num>
   <w:num w:numId="25" w16cid:durableId="1992715025">
-    <w:abstractNumId w:val="17"/>
+    <w:abstractNumId w:val="18"/>
   </w:num>
   <w:num w:numId="26" w16cid:durableId="1826044826">
-    <w:abstractNumId w:val="26"/>
+    <w:abstractNumId w:val="27"/>
   </w:num>
   <w:num w:numId="27" w16cid:durableId="692994252">
     <w:abstractNumId w:val="6"/>
   </w:num>
   <w:num w:numId="28" w16cid:durableId="761339925">
-    <w:abstractNumId w:val="49"/>
+    <w:abstractNumId w:val="51"/>
   </w:num>
   <w:num w:numId="29" w16cid:durableId="125509904">
     <w:abstractNumId w:val="13"/>
@@ -40278,91 +43985,91 @@
     <w:abstractNumId w:val="9"/>
   </w:num>
   <w:num w:numId="32" w16cid:durableId="1684476742">
-    <w:abstractNumId w:val="21"/>
+    <w:abstractNumId w:val="22"/>
   </w:num>
   <w:num w:numId="33" w16cid:durableId="1031497459">
-    <w:abstractNumId w:val="51"/>
+    <w:abstractNumId w:val="53"/>
   </w:num>
   <w:num w:numId="34" w16cid:durableId="2101019580">
-    <w:abstractNumId w:val="52"/>
+    <w:abstractNumId w:val="54"/>
   </w:num>
   <w:num w:numId="35" w16cid:durableId="1102725286">
-    <w:abstractNumId w:val="30"/>
+    <w:abstractNumId w:val="31"/>
   </w:num>
   <w:num w:numId="36" w16cid:durableId="804087255">
-    <w:abstractNumId w:val="18"/>
+    <w:abstractNumId w:val="19"/>
   </w:num>
   <w:num w:numId="37" w16cid:durableId="221674010">
     <w:abstractNumId w:val="3"/>
   </w:num>
   <w:num w:numId="38" w16cid:durableId="49691247">
-    <w:abstractNumId w:val="31"/>
+    <w:abstractNumId w:val="32"/>
   </w:num>
   <w:num w:numId="39" w16cid:durableId="920483476">
-    <w:abstractNumId w:val="37"/>
+    <w:abstractNumId w:val="39"/>
   </w:num>
   <w:num w:numId="40" w16cid:durableId="264071201">
-    <w:abstractNumId w:val="56"/>
+    <w:abstractNumId w:val="58"/>
   </w:num>
   <w:num w:numId="41" w16cid:durableId="306320360">
-    <w:abstractNumId w:val="43"/>
+    <w:abstractNumId w:val="45"/>
   </w:num>
   <w:num w:numId="42" w16cid:durableId="696583947">
-    <w:abstractNumId w:val="38"/>
+    <w:abstractNumId w:val="40"/>
   </w:num>
   <w:num w:numId="43" w16cid:durableId="1725372684">
     <w:abstractNumId w:val="4"/>
   </w:num>
   <w:num w:numId="44" w16cid:durableId="2038040850">
-    <w:abstractNumId w:val="19"/>
+    <w:abstractNumId w:val="20"/>
   </w:num>
   <w:num w:numId="45" w16cid:durableId="983041767">
-    <w:abstractNumId w:val="53"/>
+    <w:abstractNumId w:val="55"/>
   </w:num>
   <w:num w:numId="46" w16cid:durableId="724523536">
-    <w:abstractNumId w:val="45"/>
+    <w:abstractNumId w:val="47"/>
   </w:num>
   <w:num w:numId="47" w16cid:durableId="42756413">
     <w:abstractNumId w:val="2"/>
   </w:num>
   <w:num w:numId="48" w16cid:durableId="1179542233">
-    <w:abstractNumId w:val="55"/>
+    <w:abstractNumId w:val="57"/>
     <w:lvlOverride w:ilvl="0">
       <w:startOverride w:val="1"/>
     </w:lvlOverride>
   </w:num>
   <w:num w:numId="49" w16cid:durableId="949704427">
-    <w:abstractNumId w:val="24"/>
+    <w:abstractNumId w:val="25"/>
   </w:num>
   <w:num w:numId="50" w16cid:durableId="1570311033">
-    <w:abstractNumId w:val="33"/>
+    <w:abstractNumId w:val="35"/>
   </w:num>
   <w:num w:numId="51" w16cid:durableId="1376003287">
-    <w:abstractNumId w:val="41"/>
+    <w:abstractNumId w:val="43"/>
   </w:num>
   <w:num w:numId="52" w16cid:durableId="2013218199">
-    <w:abstractNumId w:val="48"/>
+    <w:abstractNumId w:val="50"/>
   </w:num>
   <w:num w:numId="53" w16cid:durableId="1611009116">
-    <w:abstractNumId w:val="22"/>
+    <w:abstractNumId w:val="23"/>
   </w:num>
   <w:num w:numId="54" w16cid:durableId="1208298221">
-    <w:abstractNumId w:val="58"/>
+    <w:abstractNumId w:val="60"/>
   </w:num>
   <w:num w:numId="55" w16cid:durableId="1105074395">
-    <w:abstractNumId w:val="25"/>
+    <w:abstractNumId w:val="26"/>
   </w:num>
   <w:num w:numId="56" w16cid:durableId="1313756504">
-    <w:abstractNumId w:val="55"/>
+    <w:abstractNumId w:val="57"/>
   </w:num>
   <w:num w:numId="57" w16cid:durableId="629358815">
-    <w:abstractNumId w:val="40"/>
+    <w:abstractNumId w:val="42"/>
   </w:num>
   <w:num w:numId="58" w16cid:durableId="1332374400">
-    <w:abstractNumId w:val="44"/>
+    <w:abstractNumId w:val="46"/>
   </w:num>
   <w:num w:numId="59" w16cid:durableId="819536586">
-    <w:abstractNumId w:val="55"/>
+    <w:abstractNumId w:val="57"/>
     <w:lvlOverride w:ilvl="0">
       <w:startOverride w:val="1"/>
     </w:lvlOverride>
@@ -40371,10 +44078,16 @@
     <w:abstractNumId w:val="10"/>
   </w:num>
   <w:num w:numId="61" w16cid:durableId="1970472254">
-    <w:abstractNumId w:val="23"/>
+    <w:abstractNumId w:val="24"/>
   </w:num>
   <w:num w:numId="62" w16cid:durableId="1856267854">
     <w:abstractNumId w:val="1"/>
+  </w:num>
+  <w:num w:numId="63" w16cid:durableId="543715199">
+    <w:abstractNumId w:val="14"/>
+  </w:num>
+  <w:num w:numId="64" w16cid:durableId="262304097">
+    <w:abstractNumId w:val="33"/>
   </w:num>
   <w:numIdMacAtCleanup w:val="43"/>
 </w:numbering>
